--- a/manuscript/COMPLETE-MANUSCRIPT-FOR-REVIEW.docx
+++ b/manuscript/COMPLETE-MANUSCRIPT-FOR-REVIEW.docx
@@ -10077,7 +10077,31 @@
         <w:t xml:space="preserve"> </w:t>
       </w:r>
       <w:r>
-        <w:t xml:space="preserve">nails. The ones that replace the hours she would otherwise have spent scratching out survival directly from the land. If she doesn’t sell enough nails to cover necessities, she stops functioning. She can’t make more nails if she’s starving. She can’t trade if she can’t get to market. This pile is non-negotiable. It’s the floor.</w:t>
+        <w:t xml:space="preserve">nails.</w:t>
+      </w:r>
+    </w:p>
+    <w:p>
+      <w:pPr>
+        <w:pStyle w:val="BodyText"/>
+      </w:pPr>
+      <w:r>
+        <w:t xml:space="preserve">The ones that replace the hours she would otherwise have spent scratching out survival directly from the land.</w:t>
+      </w:r>
+    </w:p>
+    <w:p>
+      <w:pPr>
+        <w:pStyle w:val="BodyText"/>
+      </w:pPr>
+      <w:r>
+        <w:t xml:space="preserve">If she doesn’t sell enough nails to cover necessities, she stops functioning. She can’t make more nails if she’s starving. She can’t trade if she can’t get to market.</w:t>
+      </w:r>
+    </w:p>
+    <w:p>
+      <w:pPr>
+        <w:pStyle w:val="BodyText"/>
+      </w:pPr>
+      <w:r>
+        <w:t xml:space="preserve">This pile is non-negotiable. It’s the floor.</w:t>
       </w:r>
     </w:p>
     <w:p>
@@ -10103,7 +10127,31 @@
         <w:t xml:space="preserve"> </w:t>
       </w:r>
       <w:r>
-        <w:t xml:space="preserve">This is what lets her reinvest in her process. Buy better tools. Experiment with new materials. Investigate new steps to see if she can produce even more efficiently. Hire an apprentice. Surplus is security and leverage. It’s what keeps a bad harvest or a broken arm from turning into a spiral of disaster. This pile is both growth and resilience.</w:t>
+        <w:t xml:space="preserve">This is what lets her reinvest in her process.</w:t>
+      </w:r>
+    </w:p>
+    <w:p>
+      <w:pPr>
+        <w:pStyle w:val="BodyText"/>
+      </w:pPr>
+      <w:r>
+        <w:t xml:space="preserve">Buy better tools. Experiment with new materials. Investigate new steps to see if she can produce even more efficiently. Hire an apprentice.</w:t>
+      </w:r>
+    </w:p>
+    <w:p>
+      <w:pPr>
+        <w:pStyle w:val="BodyText"/>
+      </w:pPr>
+      <w:r>
+        <w:t xml:space="preserve">Surplus is security and leverage. It’s what keeps a bad harvest or a broken arm from turning into a spiral of disaster.</w:t>
+      </w:r>
+    </w:p>
+    <w:p>
+      <w:pPr>
+        <w:pStyle w:val="BodyText"/>
+      </w:pPr>
+      <w:r>
+        <w:t xml:space="preserve">This pile is both growth and resilience.</w:t>
       </w:r>
     </w:p>
     <w:p>
@@ -10129,7 +10177,31 @@
         <w:t xml:space="preserve"> </w:t>
       </w:r>
       <w:r>
-        <w:t xml:space="preserve">This pile is different. Even if the nail-maker throws away those thousand nails, nothing vital collapses. If she gives them away, she doesn’t miss anything. If she reshapes them into something new and it all goes wrong, there is no existential crisis. Maybe some days someone in the market needs extra. But for the most part, this excess is the part of value produced that can be risked freely. This pile is liberty.</w:t>
+        <w:t xml:space="preserve">This pile is different. Even if the nail-maker throws away those thousand nails, nothing vital collapses.</w:t>
+      </w:r>
+    </w:p>
+    <w:p>
+      <w:pPr>
+        <w:pStyle w:val="BodyText"/>
+      </w:pPr>
+      <w:r>
+        <w:t xml:space="preserve">If she gives them away, she doesn’t miss anything.</w:t>
+      </w:r>
+    </w:p>
+    <w:p>
+      <w:pPr>
+        <w:pStyle w:val="BodyText"/>
+      </w:pPr>
+      <w:r>
+        <w:t xml:space="preserve">If she reshapes them into something new and it all goes wrong, there is no existential crisis. Maybe some days someone in the market needs extra.</w:t>
+      </w:r>
+    </w:p>
+    <w:p>
+      <w:pPr>
+        <w:pStyle w:val="BodyText"/>
+      </w:pPr>
+      <w:r>
+        <w:t xml:space="preserve">But for the most part, this excess is the part of value produced that can be risked freely. This pile is liberty.</w:t>
       </w:r>
     </w:p>
     <w:p>
@@ -10153,7 +10225,55 @@
         <w:pStyle w:val="BodyText"/>
       </w:pPr>
       <w:r>
-        <w:t xml:space="preserve">It is fine if these experiments will go nowhere. A lot of hooks will be ugly. A lot of paper clips will be awkward. Most of the toys will fall apart. But every so often, something works. Maybe the paper clips turn out to be genuinely handy, and neighbors start asking for them. A new market. Maybe the kids’ stick toys are so charming that a traveler offers to buy a few to take to the next town. An expanded market. Maybe the nail-maker discovers she enjoys teaching kids how to build things as much as she enjoys hammering metal. New value produced.</w:t>
+        <w:t xml:space="preserve">It is fine if these experiments will go nowhere.</w:t>
+      </w:r>
+    </w:p>
+    <w:p>
+      <w:pPr>
+        <w:pStyle w:val="BodyText"/>
+      </w:pPr>
+      <w:r>
+        <w:t xml:space="preserve">A lot of hooks will be ugly.</w:t>
+      </w:r>
+    </w:p>
+    <w:p>
+      <w:pPr>
+        <w:pStyle w:val="BodyText"/>
+      </w:pPr>
+      <w:r>
+        <w:t xml:space="preserve">A lot of paper clips will be awkward.</w:t>
+      </w:r>
+    </w:p>
+    <w:p>
+      <w:pPr>
+        <w:pStyle w:val="BodyText"/>
+      </w:pPr>
+      <w:r>
+        <w:t xml:space="preserve">Most of the toys will fall apart.</w:t>
+      </w:r>
+    </w:p>
+    <w:p>
+      <w:pPr>
+        <w:pStyle w:val="BodyText"/>
+      </w:pPr>
+      <w:r>
+        <w:t xml:space="preserve">But every so often, something works. Maybe the paper clips turn out to be genuinely handy, and neighbors start asking for them. A new market.</w:t>
+      </w:r>
+    </w:p>
+    <w:p>
+      <w:pPr>
+        <w:pStyle w:val="BodyText"/>
+      </w:pPr>
+      <w:r>
+        <w:t xml:space="preserve">Maybe the kids’ stick toys are so charming that a traveler offers to buy a few to take to the next town. An expanded market.</w:t>
+      </w:r>
+    </w:p>
+    <w:p>
+      <w:pPr>
+        <w:pStyle w:val="BodyText"/>
+      </w:pPr>
+      <w:r>
+        <w:t xml:space="preserve">Maybe the nail-maker discovers she enjoys teaching kids how to build things as much as she enjoys hammering metal. New value produced.</w:t>
       </w:r>
     </w:p>
     <w:p>
@@ -10480,15 +10600,55 @@
         <w:t xml:space="preserve"> </w:t>
       </w:r>
       <w:r>
-        <w:t xml:space="preserve">Did that surprise teach you something about scarcity, quality, or demand that you didn’t know before? That’s the information price signals carry. That’s the coordination miracle: millions of people making independent decisions based on prices, and somehow it produces shirts, and phones, and food, and cars, and everything you see around you. No central planner. No master coordinator. Just strangers trading with strangers, guided by numbers that carry more information than any person could process.</w:t>
-      </w:r>
-    </w:p>
-    <w:p>
-      <w:pPr>
-        <w:pStyle w:val="BodyText"/>
-      </w:pPr>
-      <w:r>
-        <w:t xml:space="preserve">Markets work because strangers need a different logic than families do. Families operate on inefficient, dedicated individual-to-individual relationships. But you can’t scale that to a population. You cannot know everyone in a one-to-population setting. And because of markets and specialization, you don’t have to. You understand what is valuable to others not because you know them. You need something else. You need a signal that works without intimacy.</w:t>
+        <w:t xml:space="preserve">Did that surprise teach you something about scarcity, quality, or demand that you didn’t know before? That’s the information price signals carry.</w:t>
+      </w:r>
+    </w:p>
+    <w:p>
+      <w:pPr>
+        <w:pStyle w:val="BodyText"/>
+      </w:pPr>
+      <w:r>
+        <w:t xml:space="preserve">That’s the coordination miracle: millions of people making independent decisions based on prices, and somehow it produces shirts, and phones, and food, and cars, and everything you see around you.</w:t>
+      </w:r>
+    </w:p>
+    <w:p>
+      <w:pPr>
+        <w:pStyle w:val="BodyText"/>
+      </w:pPr>
+      <w:r>
+        <w:t xml:space="preserve">No central planner. No master coordinator. Just strangers trading with strangers, guided by numbers that carry more information than any person could process.</w:t>
+      </w:r>
+    </w:p>
+    <w:p>
+      <w:pPr>
+        <w:pStyle w:val="BodyText"/>
+      </w:pPr>
+      <w:r>
+        <w:t xml:space="preserve">Markets work because strangers need a different logic than families do.</w:t>
+      </w:r>
+    </w:p>
+    <w:p>
+      <w:pPr>
+        <w:pStyle w:val="BodyText"/>
+      </w:pPr>
+      <w:r>
+        <w:t xml:space="preserve">Families operate on inefficient, dedicated individual-to-individual relationships.</w:t>
+      </w:r>
+    </w:p>
+    <w:p>
+      <w:pPr>
+        <w:pStyle w:val="BodyText"/>
+      </w:pPr>
+      <w:r>
+        <w:t xml:space="preserve">But you can’t scale that to a population. You cannot know everyone in a one-to-population setting. And because of markets and specialization, you don’t have to.</w:t>
+      </w:r>
+    </w:p>
+    <w:p>
+      <w:pPr>
+        <w:pStyle w:val="BodyText"/>
+      </w:pPr>
+      <w:r>
+        <w:t xml:space="preserve">You understand what is valuable to others not because you know them. You need something else. You need a signal that works without intimacy.</w:t>
       </w:r>
     </w:p>
     <w:p>
@@ -10504,7 +10664,47 @@
         <w:pStyle w:val="BodyText"/>
       </w:pPr>
       <w:r>
-        <w:t xml:space="preserve">And when specialists become highly effective at value production and trade through price, surplus happens. The nail-maker makes ten thousand nails. She sells enough to meet her needs, sells the rest that she can to grow and develop, and as she becomes an expert she ends up with more capacity than she can use or sell. The wheat farmer plants a hundred acres instead of one. The weaver makes a thousand shirts instead of three. Everyone specializes, everyone advances, and ultimately the same number of people working the same number of days produce so much</w:t>
+        <w:t xml:space="preserve">And when specialists become highly effective at value production and trade through price, surplus happens.</w:t>
+      </w:r>
+    </w:p>
+    <w:p>
+      <w:pPr>
+        <w:pStyle w:val="BodyText"/>
+      </w:pPr>
+      <w:r>
+        <w:t xml:space="preserve">The nail-maker makes ten thousand nails.</w:t>
+      </w:r>
+    </w:p>
+    <w:p>
+      <w:pPr>
+        <w:pStyle w:val="BodyText"/>
+      </w:pPr>
+      <w:r>
+        <w:t xml:space="preserve">She sells enough to meet her needs, sells the rest that she can to grow and develop, and as she becomes an expert she ends up with more capacity than she can use or sell.</w:t>
+      </w:r>
+    </w:p>
+    <w:p>
+      <w:pPr>
+        <w:pStyle w:val="BodyText"/>
+      </w:pPr>
+      <w:r>
+        <w:t xml:space="preserve">The wheat farmer plants a hundred acres instead of one.</w:t>
+      </w:r>
+    </w:p>
+    <w:p>
+      <w:pPr>
+        <w:pStyle w:val="BodyText"/>
+      </w:pPr>
+      <w:r>
+        <w:t xml:space="preserve">The weaver makes a thousand shirts instead of three.</w:t>
+      </w:r>
+    </w:p>
+    <w:p>
+      <w:pPr>
+        <w:pStyle w:val="BodyText"/>
+      </w:pPr>
+      <w:r>
+        <w:t xml:space="preserve">Everyone specializes, everyone advances, and ultimately the same number of people working the same number of days produce so much</w:t>
       </w:r>
       <w:r>
         <w:t xml:space="preserve"> </w:t>
@@ -10644,7 +10844,15 @@
         <w:pStyle w:val="BodyText"/>
       </w:pPr>
       <w:r>
-        <w:t xml:space="preserve">Specialists producing abundantly above their basic subsistence needs and trading with strangers who are doing that as well. From the nail-maker selling ten thousand nails and paying some of the income from surplus toward a commonwealth service that protects her factory and her home from burning down. From the wheat farmer selling a hundred tons of grain. From the weaver selling a thousand shirts.</w:t>
+        <w:t xml:space="preserve">Specialists producing abundantly above their basic subsistence needs and trading with strangers who are doing that as well.</w:t>
+      </w:r>
+    </w:p>
+    <w:p>
+      <w:pPr>
+        <w:pStyle w:val="BodyText"/>
+      </w:pPr>
+      <w:r>
+        <w:t xml:space="preserve">From the nail-maker selling ten thousand nails and paying some of the income from surplus toward a commonwealth service that protects her factory and her home from burning down. From the wheat farmer selling a hundred tons of grain. From the weaver selling a thousand shirts.</w:t>
       </w:r>
     </w:p>
     <w:p>
@@ -10668,15 +10876,39 @@
         <w:pStyle w:val="BodyText"/>
       </w:pPr>
       <w:r>
-        <w:t xml:space="preserve">Think about the city council members debating that $812,000 purchase. Fire chief presenting. Finance committee reviewing. Citizens showing up to argue about taxes. Someone suggesting going used for $400K. Someone else saying you can’t cheap out on firefighter safety. Finally: 7-3 vote to approve.</w:t>
-      </w:r>
-    </w:p>
-    <w:p>
-      <w:pPr>
-        <w:pStyle w:val="BodyText"/>
-      </w:pPr>
-      <w:r>
-        <w:t xml:space="preserve">Those council members are counting on a capitalist engine humming in the background. Businesses creating jobs. Marketplace specialists creating value and exchanging it for wages or sales. Marketplace transactions generating enough to meet both necessities and surplus, set aside and pooled, can be turned into ladders and pumps.</w:t>
+        <w:t xml:space="preserve">Think about the city council members debating that $812,000 purchase. Fire chief presenting. Finance committee reviewing. Citizens showing up to argue about taxes. Someone suggesting going used for $400K. Someone else saying you can’t cheap out on firefighter safety.</w:t>
+      </w:r>
+    </w:p>
+    <w:p>
+      <w:pPr>
+        <w:pStyle w:val="BodyText"/>
+      </w:pPr>
+      <w:r>
+        <w:t xml:space="preserve">Finally: 7-3 vote to approve.</w:t>
+      </w:r>
+    </w:p>
+    <w:p>
+      <w:pPr>
+        <w:pStyle w:val="BodyText"/>
+      </w:pPr>
+      <w:r>
+        <w:t xml:space="preserve">Those council members are counting on a capitalist engine humming in the background. Businesses creating jobs.</w:t>
+      </w:r>
+    </w:p>
+    <w:p>
+      <w:pPr>
+        <w:pStyle w:val="BodyText"/>
+      </w:pPr>
+      <w:r>
+        <w:t xml:space="preserve">Marketplace specialists creating value and exchanging it for wages or sales.</w:t>
+      </w:r>
+    </w:p>
+    <w:p>
+      <w:pPr>
+        <w:pStyle w:val="BodyText"/>
+      </w:pPr>
+      <w:r>
+        <w:t xml:space="preserve">Marketplace transactions generating enough to meet both necessities and surplus, set aside and pooled, can be turned into ladders and pumps.</w:t>
       </w:r>
     </w:p>
     <w:p>
@@ -10690,27 +10922,69 @@
         </w:rPr>
         <w:t xml:space="preserve">Think about the taxes that fund your local fire department. Where did that money come from originally?</w:t>
       </w:r>
-      <w:r>
-        <w:t xml:space="preserve"> </w:t>
-      </w:r>
-      <w:r>
-        <w:t xml:space="preserve">Trace it back. You’ll find it started as market activity; someone created value and exchanged it with someone else who had created value.</w:t>
-      </w:r>
-    </w:p>
-    <w:p>
-      <w:pPr>
-        <w:pStyle w:val="BodyText"/>
-      </w:pPr>
-      <w:r>
-        <w:t xml:space="preserve">This is one of the key connections between habitats. The engine underwrites the commons. Markets fund safety. Surplus enables collective investment in meeting shared human needs at scale in ways that are impractical for the nail maker herself.</w:t>
-      </w:r>
-    </w:p>
-    <w:p>
-      <w:pPr>
-        <w:pStyle w:val="BodyText"/>
-      </w:pPr>
-      <w:r>
-        <w:t xml:space="preserve">And it’s not just fire trucks. It’s police. It’s roads. It’s sewage systems. It’s parks. It’s all the infrastructure that makes daily life work. All of it funded by surplus generated through market activity. All of it dependent on the engine running well enough to create resources in abundance beyond survival.</w:t>
+    </w:p>
+    <w:p>
+      <w:pPr>
+        <w:pStyle w:val="BodyText"/>
+      </w:pPr>
+      <w:r>
+        <w:t xml:space="preserve">Trace it back.</w:t>
+      </w:r>
+    </w:p>
+    <w:p>
+      <w:pPr>
+        <w:pStyle w:val="BodyText"/>
+      </w:pPr>
+      <w:r>
+        <w:t xml:space="preserve">You’ll find it started as market activity; someone created value and exchanged it with someone else who had created value.</w:t>
+      </w:r>
+    </w:p>
+    <w:p>
+      <w:pPr>
+        <w:pStyle w:val="BodyText"/>
+      </w:pPr>
+      <w:r>
+        <w:t xml:space="preserve">This is one of the key connections between habitats.</w:t>
+      </w:r>
+    </w:p>
+    <w:p>
+      <w:pPr>
+        <w:pStyle w:val="BodyText"/>
+      </w:pPr>
+      <w:r>
+        <w:t xml:space="preserve">The engine underwrites the commons.</w:t>
+      </w:r>
+    </w:p>
+    <w:p>
+      <w:pPr>
+        <w:pStyle w:val="BodyText"/>
+      </w:pPr>
+      <w:r>
+        <w:t xml:space="preserve">Markets fund safety.</w:t>
+      </w:r>
+    </w:p>
+    <w:p>
+      <w:pPr>
+        <w:pStyle w:val="BodyText"/>
+      </w:pPr>
+      <w:r>
+        <w:t xml:space="preserve">Surplus enables collective investment in meeting shared human needs at scale in ways that are impractical for the nail maker herself.</w:t>
+      </w:r>
+    </w:p>
+    <w:p>
+      <w:pPr>
+        <w:pStyle w:val="BodyText"/>
+      </w:pPr>
+      <w:r>
+        <w:t xml:space="preserve">And it’s not just fire trucks. It’s police. It’s roads. It’s sewage systems. It’s parks. It’s all the infrastructure that makes daily life work.</w:t>
+      </w:r>
+    </w:p>
+    <w:p>
+      <w:pPr>
+        <w:pStyle w:val="BodyText"/>
+      </w:pPr>
+      <w:r>
+        <w:t xml:space="preserve">All of it funded by surplus generated through market activity. All of it dependent on the engine running well enough to create resources in abundance beyond survival.</w:t>
       </w:r>
     </w:p>
     <w:p>
@@ -10726,7 +11000,15 @@
         <w:pStyle w:val="BodyText"/>
       </w:pPr>
       <w:r>
-        <w:t xml:space="preserve">A fire department can be honorable and brave and still be incapable of responding if its trucks are rusting out and its radios don’t work. Safety systems depend on advancing technology and production capacity that can meet commonwealth scale needs—funded by surplus generated by the market habitat.</w:t>
+        <w:t xml:space="preserve">A fire department can be honorable and brave and still be incapable of responding if its trucks are rusting out and its radios don’t work.</w:t>
+      </w:r>
+    </w:p>
+    <w:p>
+      <w:pPr>
+        <w:pStyle w:val="BodyText"/>
+      </w:pPr>
+      <w:r>
+        <w:t xml:space="preserve">Safety systems depend on advancing technology and production capacity that can meet commonwealth scale needs—funded by surplus generated by the market habitat.</w:t>
       </w:r>
     </w:p>
     <w:p>
@@ -10810,7 +11092,23 @@
         <w:t xml:space="preserve"> </w:t>
       </w:r>
       <w:r>
-        <w:t xml:space="preserve">The nail-maker bends her extra nails into hooks and clips. Some experiments fail. Some succeed. The successful ones become new products, new businesses, new possibilities. She invests in exploration. She funds innovation. She takes risks that might not pay off in exploring the adjacent possible. This is how new ventures happen. R&amp;D, startups, art, research. They’re all best funded by excess that can be risked without threatening survival.</w:t>
+        <w:t xml:space="preserve">The nail-maker bends her extra nails into hooks and clips. Some experiments fail. Some succeed.</w:t>
+      </w:r>
+    </w:p>
+    <w:p>
+      <w:pPr>
+        <w:pStyle w:val="BodyText"/>
+      </w:pPr>
+      <w:r>
+        <w:t xml:space="preserve">The successful ones become new products, new businesses, new possibilities. She invests in exploration. She funds innovation. She takes risks that might not pay off in exploring the adjacent possible.</w:t>
+      </w:r>
+    </w:p>
+    <w:p>
+      <w:pPr>
+        <w:pStyle w:val="BodyText"/>
+      </w:pPr>
+      <w:r>
+        <w:t xml:space="preserve">This is how new ventures happen. R&amp;D, startups, art, research. They’re all best funded by excess that can be risked without threatening survival.</w:t>
       </w:r>
     </w:p>
     <w:p>
@@ -10828,7 +11126,23 @@
         <w:t xml:space="preserve"> </w:t>
       </w:r>
       <w:r>
-        <w:t xml:space="preserve">The nail-maker gives her extra nails to kids who want to build toys. She teaches them how to use the nails. She provides resources to those who need them but can’t pay. She funds others’ opportunities. She supports what markets can’t price. This is how sustainable giving happens. Not from burning your necessities, but from sharing your abundance.</w:t>
+        <w:t xml:space="preserve">The nail-maker gives her extra nails to kids who want to build toys.</w:t>
+      </w:r>
+    </w:p>
+    <w:p>
+      <w:pPr>
+        <w:pStyle w:val="BodyText"/>
+      </w:pPr>
+      <w:r>
+        <w:t xml:space="preserve">She teaches them how to use the nails. She provides resources to those who need them but can’t pay. She funds others’ opportunities. She supports what markets can’t price.</w:t>
+      </w:r>
+    </w:p>
+    <w:p>
+      <w:pPr>
+        <w:pStyle w:val="BodyText"/>
+      </w:pPr>
+      <w:r>
+        <w:t xml:space="preserve">This is how sustainable giving happens. Not from burning your necessities, but from sharing your abundance.</w:t>
       </w:r>
     </w:p>
     <w:p>
@@ -10928,7 +11242,7 @@
         <w:pStyle w:val="BodyText"/>
       </w:pPr>
       <w:r>
-        <w:t xml:space="preserve">You were born into a family. You didn’t choose your parents. You didn’t audition for the role of son or daughter. You didn’t negotiate the terms of your arrival. You showed up, helpless and hungry, and people who shared your blood decided—without asking you—that you belonged to them.</w:t>
+        <w:t xml:space="preserve">You were born into a family. You didn’t choose your parents. You didn’t audition for the role of son or daughter. You didn’t negotiate the terms of your arrival. You showed up, helpless and hungry, and people who shared your blood decided (without asking you) that you belonged to them.</w:t>
       </w:r>
     </w:p>
     <w:p>
@@ -10956,7 +11270,15 @@
         <w:t xml:space="preserve"> </w:t>
       </w:r>
       <w:r>
-        <w:t xml:space="preserve">to you. The holidays that feel sacred. The facial expressions you make without thinking. The fears you inherited. The loves you absorbed. All of it installed before you could consent. All of it forming the bedrock of who you are before you became anyone in particular.</w:t>
+        <w:t xml:space="preserve">to you. The holidays that feel sacred. The facial expressions you make without thinking. The fears you inherited. The loves you absorbed.</w:t>
+      </w:r>
+    </w:p>
+    <w:p>
+      <w:pPr>
+        <w:pStyle w:val="BodyText"/>
+      </w:pPr>
+      <w:r>
+        <w:t xml:space="preserve">All of it installed before you could consent. All of it forming the bedrock of who you are before you became anyone in particular.</w:t>
       </w:r>
     </w:p>
     <w:p>
@@ -10972,7 +11294,7 @@
         <w:pStyle w:val="BodyText"/>
       </w:pPr>
       <w:r>
-        <w:t xml:space="preserve">You picked friends. Not because they shared your blood but because they shared something else—a sense of humor, a fascination, a way of seeing the world. You joined groups. You left groups. You tried on identities like clothes, discarding some, keeping others. You became a musician, an athlete, a nerd, a rebel, a mentor, a colleague, a confidant.</w:t>
+        <w:t xml:space="preserve">You picked friends. Not because they shared your blood but because they shared something else: a sense of humor, a fascination, a way of seeing the world. You joined groups. You left groups. You tried on identities like clothes, discarding some, keeping others. You became a musician, an athlete, a nerd, a rebel, a mentor, a colleague, a confidant.</w:t>
       </w:r>
     </w:p>
     <w:p>
@@ -11001,7 +11323,7 @@
         <w:t xml:space="preserve">you</w:t>
       </w:r>
       <w:r>
-        <w:t xml:space="preserve">—not a population category, not a demographic segment, not an economic actor. When your friend shows up to help you move, they’re not doing it because you’re a member of the general public. They’re doing it because you’re</w:t>
+        <w:t xml:space="preserve">. Not a population category, not a demographic segment, not an economic actor. When your friend shows up to help you move, they’re not doing it because you’re a member of the general public. They’re doing it because you’re</w:t>
       </w:r>
       <w:r>
         <w:t xml:space="preserve"> </w:t>
@@ -11085,7 +11407,7 @@
         <w:t xml:space="preserve"> </w:t>
       </w:r>
       <w:r>
-        <w:t xml:space="preserve">come from? Where do we get the sense that a stranger on fire deserves rescue—that their burning is</w:t>
+        <w:t xml:space="preserve">come from? Where do we get the sense that a stranger on fire deserves rescue; that their burning is</w:t>
       </w:r>
       <w:r>
         <w:t xml:space="preserve"> </w:t>
@@ -11125,7 +11447,10 @@
         <w:pStyle w:val="BodyText"/>
       </w:pPr>
       <w:r>
-        <w:t xml:space="preserve">That insight—</w:t>
+        <w:t xml:space="preserve">That insight,</w:t>
+      </w:r>
+      <w:r>
+        <w:t xml:space="preserve"> </w:t>
       </w:r>
       <w:r>
         <w:rPr>
@@ -11135,15 +11460,31 @@
         <w:t xml:space="preserve">people matter before they produce</w:t>
       </w:r>
       <w:r>
-        <w:t xml:space="preserve">—is what makes the safety commons possible. Without it, we’d have no concept of shared human needs that deserve protection. We’d only have buyers and sellers, winners and losers, contributors and freeloaders. The fire department would be Uber for house fires: tap a button, and competing crews bid on your emergency.</w:t>
-      </w:r>
-    </w:p>
-    <w:p>
-      <w:pPr>
-        <w:pStyle w:val="BodyText"/>
-      </w:pPr>
-      <w:r>
-        <w:t xml:space="preserve">But we don’t do that. Because something in us knows—from the kitchen table, from the bassinet, from the bedtime story read by someone who was too tired but did it anyway—that some things we owe to each other simply because we’re human.</w:t>
+        <w:t xml:space="preserve">, is what makes the safety commons possible.</w:t>
+      </w:r>
+    </w:p>
+    <w:p>
+      <w:pPr>
+        <w:pStyle w:val="BodyText"/>
+      </w:pPr>
+      <w:r>
+        <w:t xml:space="preserve">Without it, we’d have no concept of shared human needs that deserve protection. We’d only have buyers and sellers, winners and losers, contributors and freeloaders. The fire department would be Uber for house fires: tap a button, and competing crews bid on your emergency.</w:t>
+      </w:r>
+    </w:p>
+    <w:p>
+      <w:pPr>
+        <w:pStyle w:val="BodyText"/>
+      </w:pPr>
+      <w:r>
+        <w:t xml:space="preserve">But we don’t do that.</w:t>
+      </w:r>
+    </w:p>
+    <w:p>
+      <w:pPr>
+        <w:pStyle w:val="BodyText"/>
+      </w:pPr>
+      <w:r>
+        <w:t xml:space="preserve">Because something in us knows; from the kitchen table, from the bassinet, from the bedtime story read by someone who was too tired but did it anyway; that some things we owe to each other simply because we’re human.</w:t>
       </w:r>
     </w:p>
     <w:p>
@@ -11197,7 +11538,67 @@
         <w:pStyle w:val="BodyText"/>
       </w:pPr>
       <w:r>
-        <w:t xml:space="preserve">When you walk into a supermarket, you face ten thousand products. Every one of them represents someone’s bet that you’ll want it—that your preferences, your tastes, your specific</w:t>
+        <w:t xml:space="preserve">Now watch the parallel.</w:t>
+      </w:r>
+    </w:p>
+    <w:p>
+      <w:pPr>
+        <w:pStyle w:val="BodyText"/>
+      </w:pPr>
+      <w:r>
+        <w:t xml:space="preserve">The family teaches us to provide for those we can see. Your children. Your spouse. Your parents as they age. You give to them not because they’ve earned it, not because they’ve paid for it, but because of who you are.</w:t>
+      </w:r>
+    </w:p>
+    <w:p>
+      <w:pPr>
+        <w:pStyle w:val="BodyText"/>
+      </w:pPr>
+      <w:r>
+        <w:t xml:space="preserve">You’re a parent.</w:t>
+      </w:r>
+    </w:p>
+    <w:p>
+      <w:pPr>
+        <w:pStyle w:val="BodyText"/>
+      </w:pPr>
+      <w:r>
+        <w:t xml:space="preserve">You’re a spouse.</w:t>
+      </w:r>
+    </w:p>
+    <w:p>
+      <w:pPr>
+        <w:pStyle w:val="BodyText"/>
+      </w:pPr>
+      <w:r>
+        <w:t xml:space="preserve">You’re a son, a daughter, a sibling.</w:t>
+      </w:r>
+    </w:p>
+    <w:p>
+      <w:pPr>
+        <w:pStyle w:val="BodyText"/>
+      </w:pPr>
+      <w:r>
+        <w:t xml:space="preserve">The identity given by family creates an obligation to provide for those within your sight.</w:t>
+      </w:r>
+    </w:p>
+    <w:p>
+      <w:pPr>
+        <w:pStyle w:val="BodyText"/>
+      </w:pPr>
+      <w:r>
+        <w:t xml:space="preserve">And that same identity, that same sense of</w:t>
+      </w:r>
+      <w:r>
+        <w:t xml:space="preserve"> </w:t>
+      </w:r>
+      <w:r>
+        <w:t xml:space="preserve">“this is who I am and therefore I provide,”</w:t>
+      </w:r>
+      <w:r>
+        <w:t xml:space="preserve"> </w:t>
+      </w:r>
+      <w:r>
+        <w:t xml:space="preserve">extends through the safety commons to strangers you’ll never meet. We fund the fire truck for the family three blocks over because our given identity taught us that humans matter before they produce. The family creates the</w:t>
       </w:r>
       <w:r>
         <w:t xml:space="preserve"> </w:t>
@@ -11207,87 +11608,10 @@
           <w:i/>
           <w:iCs/>
         </w:rPr>
-        <w:t xml:space="preserve">you-ness</w:t>
-      </w:r>
-      <w:r>
-        <w:t xml:space="preserve"> </w:t>
-      </w:r>
-      <w:r>
-        <w:t xml:space="preserve">will lead you to pick this cereal instead of that one, this shirt instead of the other.</w:t>
-      </w:r>
-    </w:p>
-    <w:p>
-      <w:pPr>
-        <w:pStyle w:val="BodyText"/>
-      </w:pPr>
-      <w:r>
-        <w:t xml:space="preserve">But how do you know what you want?</w:t>
-      </w:r>
-    </w:p>
-    <w:p>
-      <w:pPr>
-        <w:pStyle w:val="BodyText"/>
-      </w:pPr>
-      <w:r>
-        <w:t xml:space="preserve">You learned it. Somewhere. From someone. In relationships where you were free to choose.</w:t>
-      </w:r>
-    </w:p>
-    <w:p>
-      <w:pPr>
-        <w:pStyle w:val="BodyText"/>
-      </w:pPr>
-      <w:r>
-        <w:t xml:space="preserve">Your friends introduced you to bands you didn’t know. Your running group showed you what gear actually works. Your book club expanded your sense of what’s worth reading. Your professional network taught you what skills are valued, what conferences matter, what credentials open doors. Your mentors shaped your sense of what kind of person you’re trying to become.</w:t>
-      </w:r>
-    </w:p>
-    <w:p>
-      <w:pPr>
-        <w:pStyle w:val="BodyText"/>
-      </w:pPr>
-      <w:r>
-        <w:t xml:space="preserve">All of this happened in voluntary, individual-to-individual relationships where you were free to show up or leave, to adopt or reject, to try on identities and keep the ones that fit.</w:t>
-      </w:r>
-    </w:p>
-    <w:p>
-      <w:pPr>
-        <w:pStyle w:val="BodyText"/>
-      </w:pPr>
-      <w:r>
-        <w:t xml:space="preserve">This is the friendship habitat’s gift to the market: it gives you a self to bring.</w:t>
-      </w:r>
-    </w:p>
-    <w:p>
-      <w:pPr>
-        <w:pStyle w:val="BodyText"/>
-      </w:pPr>
-      <w:r>
-        <w:t xml:space="preserve">Without chosen identity, you’d be a passive recipient of whatever signals reached you. You’d have no preferences—only programming. You’d have no sense of</w:t>
-      </w:r>
-      <w:r>
-        <w:t xml:space="preserve"> </w:t>
-      </w:r>
-      <w:r>
-        <w:t xml:space="preserve">“this is who I want to become,”</w:t>
-      </w:r>
-      <w:r>
-        <w:t xml:space="preserve"> </w:t>
-      </w:r>
-      <w:r>
-        <w:t xml:space="preserve">only</w:t>
-      </w:r>
-      <w:r>
-        <w:t xml:space="preserve"> </w:t>
-      </w:r>
-      <w:r>
-        <w:t xml:space="preserve">“this is what’s available.”</w:t>
-      </w:r>
-    </w:p>
-    <w:p>
-      <w:pPr>
-        <w:pStyle w:val="BodyText"/>
-      </w:pPr>
-      <w:r>
-        <w:t xml:space="preserve">Markets need participants who know what they value. Otherwise, price signals carry nothing but noise. The market asks:</w:t>
+        <w:t xml:space="preserve">giver</w:t>
+      </w:r>
+      <w:r>
+        <w:t xml:space="preserve">. The commons creates the</w:t>
       </w:r>
       <w:r>
         <w:t xml:space="preserve"> </w:t>
@@ -11297,13 +11621,244 @@
           <w:i/>
           <w:iCs/>
         </w:rPr>
-        <w:t xml:space="preserve">What do you want?</w:t>
-      </w:r>
-      <w:r>
-        <w:t xml:space="preserve"> </w:t>
-      </w:r>
-      <w:r>
-        <w:t xml:space="preserve">The friendship habitat answers:</w:t>
+        <w:t xml:space="preserve">reach</w:t>
+      </w:r>
+      <w:r>
+        <w:t xml:space="preserve">.</w:t>
+      </w:r>
+    </w:p>
+    <w:p>
+      <w:pPr>
+        <w:pStyle w:val="BodyText"/>
+      </w:pPr>
+      <w:r>
+        <w:t xml:space="preserve">Friendship does the same thing for the market, but in a different key.</w:t>
+      </w:r>
+    </w:p>
+    <w:p>
+      <w:pPr>
+        <w:pStyle w:val="BodyText"/>
+      </w:pPr>
+      <w:r>
+        <w:t xml:space="preserve">In friendships, you discovered who you want to become. Not who you were assigned to be, but who you chose to be.</w:t>
+      </w:r>
+    </w:p>
+    <w:p>
+      <w:pPr>
+        <w:pStyle w:val="BodyText"/>
+      </w:pPr>
+      <w:r>
+        <w:t xml:space="preserve">Your friends didn’t just introduce you to music or books or ideas. They showed you what kind of person you admired.</w:t>
+      </w:r>
+    </w:p>
+    <w:p>
+      <w:pPr>
+        <w:pStyle w:val="BodyText"/>
+      </w:pPr>
+      <w:r>
+        <w:t xml:space="preserve">What kind of work felt meaningful.</w:t>
+      </w:r>
+    </w:p>
+    <w:p>
+      <w:pPr>
+        <w:pStyle w:val="BodyText"/>
+      </w:pPr>
+      <w:r>
+        <w:t xml:space="preserve">What standards you wanted to hold yourself to.</w:t>
+      </w:r>
+    </w:p>
+    <w:p>
+      <w:pPr>
+        <w:pStyle w:val="BodyText"/>
+      </w:pPr>
+      <w:r>
+        <w:t xml:space="preserve">What reputation you wanted to build.</w:t>
+      </w:r>
+    </w:p>
+    <w:p>
+      <w:pPr>
+        <w:pStyle w:val="BodyText"/>
+      </w:pPr>
+      <w:r>
+        <w:t xml:space="preserve">You tried on identities: the reliable one, the creative one, the meticulous one, the funny one, the one who shows up early, the one who stays late, the one who notices what others miss.</w:t>
+      </w:r>
+    </w:p>
+    <w:p>
+      <w:pPr>
+        <w:pStyle w:val="BodyText"/>
+      </w:pPr>
+      <w:r>
+        <w:t xml:space="preserve">Some fit. Some didn’t.</w:t>
+      </w:r>
+    </w:p>
+    <w:p>
+      <w:pPr>
+        <w:pStyle w:val="BodyText"/>
+      </w:pPr>
+      <w:r>
+        <w:t xml:space="preserve">Through voluntary relationships where you were free to experiment and fail and try again, you assembled a chosen identity. A sense of the kind of specialist you wanted to become.</w:t>
+      </w:r>
+    </w:p>
+    <w:p>
+      <w:pPr>
+        <w:pStyle w:val="BodyText"/>
+      </w:pPr>
+      <w:r>
+        <w:t xml:space="preserve">And then you brought that identity to the market.</w:t>
+      </w:r>
+    </w:p>
+    <w:p>
+      <w:pPr>
+        <w:pStyle w:val="BodyText"/>
+      </w:pPr>
+      <w:r>
+        <w:t xml:space="preserve">This is the crucial insight everyone misses:</w:t>
+      </w:r>
+      <w:r>
+        <w:t xml:space="preserve"> </w:t>
+      </w:r>
+      <w:r>
+        <w:rPr>
+          <w:b/>
+          <w:bCs/>
+        </w:rPr>
+        <w:t xml:space="preserve">your chosen identity doesn’t primarily inform what you buy. It informs what you produce.</w:t>
+      </w:r>
+    </w:p>
+    <w:p>
+      <w:pPr>
+        <w:pStyle w:val="BodyText"/>
+      </w:pPr>
+      <w:r>
+        <w:t xml:space="preserve">When the nail-maker walks into the marketplace, she doesn’t just bring nails.</w:t>
+      </w:r>
+    </w:p>
+    <w:p>
+      <w:pPr>
+        <w:pStyle w:val="BodyText"/>
+      </w:pPr>
+      <w:r>
+        <w:t xml:space="preserve">She brings herself. She brings an identity she’s constructed through years of friendships and mentorships and voluntary affiliations. She’s the trustworthy nail-maker. The meticulous one. The one whose nails don’t bend. The one who delivers on time. The one whose word is her bond.</w:t>
+      </w:r>
+    </w:p>
+    <w:p>
+      <w:pPr>
+        <w:pStyle w:val="BodyText"/>
+      </w:pPr>
+      <w:r>
+        <w:t xml:space="preserve">Or she’s the innovative one, the one who experiments, who makes paper clips and hooks and strange new fasteners nobody asked for but everyone wants once they see them.</w:t>
+      </w:r>
+    </w:p>
+    <w:p>
+      <w:pPr>
+        <w:pStyle w:val="BodyText"/>
+      </w:pPr>
+      <w:r>
+        <w:t xml:space="preserve">That identity, that reputation, that chosen self, is what she offers to the ten thousand strangers who will buy her nails without ever knowing her name.</w:t>
+      </w:r>
+    </w:p>
+    <w:p>
+      <w:pPr>
+        <w:pStyle w:val="BodyText"/>
+      </w:pPr>
+      <w:r>
+        <w:t xml:space="preserve">Think about what this means.</w:t>
+      </w:r>
+    </w:p>
+    <w:p>
+      <w:pPr>
+        <w:pStyle w:val="BodyText"/>
+      </w:pPr>
+      <w:r>
+        <w:t xml:space="preserve">The market is individual-to-population.</w:t>
+      </w:r>
+    </w:p>
+    <w:p>
+      <w:pPr>
+        <w:pStyle w:val="BodyText"/>
+      </w:pPr>
+      <w:r>
+        <w:t xml:space="preserve">You produce for people you’ll never meet. You can’t know their needs the way you know your family’s needs.</w:t>
+      </w:r>
+    </w:p>
+    <w:p>
+      <w:pPr>
+        <w:pStyle w:val="BodyText"/>
+      </w:pPr>
+      <w:r>
+        <w:t xml:space="preserve">You can’t read their faces, hear their stories, understand their circumstances. You face an anonymous crowd of potential buyers stretching to the horizon.</w:t>
+      </w:r>
+    </w:p>
+    <w:p>
+      <w:pPr>
+        <w:pStyle w:val="BodyText"/>
+      </w:pPr>
+      <w:r>
+        <w:t xml:space="preserve">So how do you decide what to offer them?</w:t>
+      </w:r>
+    </w:p>
+    <w:p>
+      <w:pPr>
+        <w:pStyle w:val="BodyText"/>
+      </w:pPr>
+      <w:r>
+        <w:t xml:space="preserve">You bring yourself.</w:t>
+      </w:r>
+    </w:p>
+    <w:p>
+      <w:pPr>
+        <w:pStyle w:val="BodyText"/>
+      </w:pPr>
+      <w:r>
+        <w:t xml:space="preserve">You bring the identity you’ve assembled through countless voluntary relationships where people chose to know you, chose to mentor you, chose to tell you the truth about your work and your character.</w:t>
+      </w:r>
+    </w:p>
+    <w:p>
+      <w:pPr>
+        <w:pStyle w:val="BodyText"/>
+      </w:pPr>
+      <w:r>
+        <w:t xml:space="preserve">That chosen identity becomes your market identity: the signal that tells strangers what they can expect from you even though they’ve never met you.</w:t>
+      </w:r>
+    </w:p>
+    <w:p>
+      <w:pPr>
+        <w:pStyle w:val="BodyText"/>
+      </w:pPr>
+      <w:r>
+        <w:t xml:space="preserve">Just as your given identity from family, extended through the commons, enables you to provide protection for strangers (because</w:t>
+      </w:r>
+      <w:r>
+        <w:t xml:space="preserve"> </w:t>
+      </w:r>
+      <w:r>
+        <w:t xml:space="preserve">“providing for those who need it”</w:t>
+      </w:r>
+      <w:r>
+        <w:t xml:space="preserve"> </w:t>
+      </w:r>
+      <w:r>
+        <w:t xml:space="preserve">is who you are), your chosen identity from friendships, extended through the market, enables you to provide specialized value for strangers (because</w:t>
+      </w:r>
+      <w:r>
+        <w:t xml:space="preserve"> </w:t>
+      </w:r>
+      <w:r>
+        <w:t xml:space="preserve">“producing excellent work in this particular way”</w:t>
+      </w:r>
+      <w:r>
+        <w:t xml:space="preserve"> </w:t>
+      </w:r>
+      <w:r>
+        <w:t xml:space="preserve">is who you’ve become).</w:t>
+      </w:r>
+    </w:p>
+    <w:p>
+      <w:pPr>
+        <w:pStyle w:val="BodyText"/>
+      </w:pPr>
+      <w:r>
+        <w:t xml:space="preserve">The family gives us the</w:t>
       </w:r>
       <w:r>
         <w:t xml:space="preserve"> </w:t>
@@ -11313,215 +11868,369 @@
           <w:i/>
           <w:iCs/>
         </w:rPr>
-        <w:t xml:space="preserve">I’ve figured out who I am. Let me show you.</w:t>
-      </w:r>
-    </w:p>
-    <w:p>
-      <w:pPr>
-        <w:pStyle w:val="BodyText"/>
-      </w:pPr>
-      <w:r>
-        <w:t xml:space="preserve">Friendships give you the chosen identity that guides your purchases, your career, your investments. And in turn, the market gives friendships something precious: specialization. Your years of becoming excellent at something mean you have something to offer your friends beyond your presence. The engineer helps redesign the nonprofit’s database. The accountant reviews the church’s books. The chef cooks for the wedding. The plumber fixes the leak. Specialized skills, developed in the marketplace, deployed in friendship—not for pay, but because that’s what people who share chosen identity do for each other.</w:t>
-      </w:r>
-    </w:p>
-    <w:p>
-      <w:pPr>
-        <w:pStyle w:val="BodyText"/>
-      </w:pPr>
-      <w:r>
-        <w:t xml:space="preserve">This is the mutual dependency that makes The Ring work:</w:t>
-      </w:r>
-    </w:p>
-    <w:p>
-      <w:pPr>
-        <w:pStyle w:val="BodyText"/>
-      </w:pPr>
+        <w:t xml:space="preserve">giver</w:t>
+      </w:r>
+      <w:r>
+        <w:t xml:space="preserve"> </w:t>
+      </w:r>
+      <w:r>
+        <w:t xml:space="preserve">who extends through the commons.</w:t>
+      </w:r>
+      <w:r>
+        <w:t xml:space="preserve"> </w:t>
+      </w:r>
+      <w:r>
+        <w:t xml:space="preserve">Friendship gives us the</w:t>
+      </w:r>
+      <w:r>
+        <w:t xml:space="preserve"> </w:t>
+      </w:r>
       <w:r>
         <w:rPr>
           <w:i/>
           <w:iCs/>
         </w:rPr>
-        <w:t xml:space="preserve">Family gives safety commons the concept of shared humanity.</w:t>
-      </w:r>
-      <w:r>
-        <w:t xml:space="preserve"> </w:t>
-      </w:r>
+        <w:t xml:space="preserve">producer</w:t>
+      </w:r>
+      <w:r>
+        <w:t xml:space="preserve"> </w:t>
+      </w:r>
+      <w:r>
+        <w:t xml:space="preserve">who extends through the market.</w:t>
+      </w:r>
+    </w:p>
+    <w:p>
+      <w:pPr>
+        <w:pStyle w:val="BodyText"/>
+      </w:pPr>
+      <w:r>
+        <w:t xml:space="preserve">Both are about what you bring to strangers you cannot see. The difference is what you bring. From family through commons: protection, safety, a share of the pooled insurance against disaster. From friendship through market: specialized value, refined production, the particular kind of excellence you’ve worked to achieve.</w:t>
+      </w:r>
+    </w:p>
+    <w:p>
+      <w:pPr>
+        <w:pStyle w:val="BodyText"/>
+      </w:pPr>
+      <w:r>
+        <w:t xml:space="preserve">And watch the return flow.</w:t>
+      </w:r>
+    </w:p>
+    <w:p>
+      <w:pPr>
+        <w:pStyle w:val="BodyText"/>
+      </w:pPr>
+      <w:r>
+        <w:t xml:space="preserve">The safety commons sends protection back to family. The fire truck that serves strangers also protects your own household. The pooled insurance that covers the population also catches you when you fall.</w:t>
+      </w:r>
+    </w:p>
+    <w:p>
+      <w:pPr>
+        <w:pStyle w:val="BodyText"/>
+      </w:pPr>
+      <w:r>
+        <w:t xml:space="preserve">The commons, funded by given identity extended to strangers, returns to strengthen the families that created that identity in the first place.</w:t>
+      </w:r>
+    </w:p>
+    <w:p>
+      <w:pPr>
+        <w:pStyle w:val="BodyText"/>
+      </w:pPr>
+      <w:r>
+        <w:t xml:space="preserve">The market does the same for friendships. All those years of specialization, all that practice and refinement and expertise developed for anonymous strangers in the marketplace, all of it comes back home.</w:t>
+      </w:r>
+    </w:p>
+    <w:p>
+      <w:pPr>
+        <w:pStyle w:val="BodyText"/>
+      </w:pPr>
+      <w:r>
+        <w:t xml:space="preserve">The accountant reviews the church’s books for free. The plumber fixes a friend’s leak on Saturday morning with no invoice.</w:t>
+      </w:r>
+    </w:p>
+    <w:p>
+      <w:pPr>
+        <w:pStyle w:val="BodyText"/>
+      </w:pPr>
+      <w:r>
+        <w:t xml:space="preserve">The chef cooks for the wedding because that’s what a chef who loves you does.</w:t>
+      </w:r>
+    </w:p>
+    <w:p>
+      <w:pPr>
+        <w:pStyle w:val="BodyText"/>
+      </w:pPr>
+      <w:r>
+        <w:t xml:space="preserve">The engineer redesigns the nonprofit’s database because his skills, sharpened in market competition, are exactly what his chosen community needs.</w:t>
+      </w:r>
+    </w:p>
+    <w:p>
+      <w:pPr>
+        <w:pStyle w:val="BodyText"/>
+      </w:pPr>
+      <w:r>
+        <w:t xml:space="preserve">This is what markets give back to friendships: not just money, but mastery. The specialization that makes you valuable to strangers also makes you powerfully useful to the people you love by choice.</w:t>
+      </w:r>
+    </w:p>
+    <w:p>
+      <w:pPr>
+        <w:pStyle w:val="BodyText"/>
+      </w:pPr>
+      <w:r>
+        <w:t xml:space="preserve">And you deploy that mastery in the friendship habitat without price, without exchange, without calculating return, because that’s what chosen identity looks like when it comes home.</w:t>
+      </w:r>
+    </w:p>
+    <w:p>
+      <w:pPr>
+        <w:pStyle w:val="BodyText"/>
+      </w:pPr>
+      <w:r>
+        <w:t xml:space="preserve">The ring completes itself:</w:t>
+      </w:r>
+    </w:p>
+    <w:p>
+      <w:pPr>
+        <w:pStyle w:val="BodyText"/>
+      </w:pPr>
       <w:r>
         <w:rPr>
           <w:i/>
           <w:iCs/>
         </w:rPr>
-        <w:t xml:space="preserve">Safety commons gives family the protection to exist.</w:t>
-      </w:r>
-      <w:r>
-        <w:t xml:space="preserve"> </w:t>
-      </w:r>
+        <w:t xml:space="preserve">Family gives safety commons the concept of shared humanity: we provide for strangers because of who we are.</w:t>
+      </w:r>
+    </w:p>
+    <w:p>
+      <w:pPr>
+        <w:pStyle w:val="BodyText"/>
+      </w:pPr>
       <w:r>
         <w:rPr>
           <w:i/>
           <w:iCs/>
         </w:rPr>
-        <w:t xml:space="preserve">Friendship gives markets a self that knows what it values.</w:t>
-      </w:r>
-      <w:r>
-        <w:t xml:space="preserve"> </w:t>
-      </w:r>
+        <w:t xml:space="preserve">Safety commons gives family the protection to exist: pooled insurance returns to shelter the households that fund it.</w:t>
+      </w:r>
+    </w:p>
+    <w:p>
+      <w:pPr>
+        <w:pStyle w:val="BodyText"/>
+      </w:pPr>
       <w:r>
         <w:rPr>
           <w:i/>
           <w:iCs/>
         </w:rPr>
-        <w:t xml:space="preserve">Markets give friendship the specialization to make voluntary help powerful.</w:t>
-      </w:r>
-    </w:p>
-    <w:p>
-      <w:pPr>
-        <w:pStyle w:val="BodyText"/>
-      </w:pPr>
-      <w:r>
-        <w:t xml:space="preserve">But watch what happens when the engine forgets its place.</w:t>
-      </w:r>
-    </w:p>
-    <w:p>
-      <w:pPr>
-        <w:pStyle w:val="BodyText"/>
-      </w:pPr>
-      <w:r>
-        <w:rPr>
-          <w:b/>
-          <w:bCs/>
-        </w:rPr>
-        <w:t xml:space="preserve">When Market Logic Eats the Other Habitats</w:t>
-      </w:r>
-    </w:p>
-    <w:p>
-      <w:pPr>
-        <w:pStyle w:val="BodyText"/>
-      </w:pPr>
-      <w:r>
-        <w:t xml:space="preserve">Scale errors don’t just break things. They dissolve them. Market logic, applied to the wrong habitat, doesn’t fail politely. It corrodes the very relationships it touches.</w:t>
-      </w:r>
-    </w:p>
-    <w:p>
-      <w:pPr>
-        <w:pStyle w:val="BodyText"/>
-      </w:pPr>
-      <w:r>
-        <w:rPr>
-          <w:b/>
-          <w:bCs/>
-        </w:rPr>
-        <w:t xml:space="preserve">Market logic in family</w:t>
-      </w:r>
-      <w:r>
-        <w:t xml:space="preserve"> </w:t>
-      </w:r>
-      <w:r>
-        <w:t xml:space="preserve">turns the dinner table into a performance review. Start tracking who does more dishes. Start calculating the hourly value of childcare. Start invoicing your spouse for emotional labor. Watch what happens to the love. The moment you introduce exchange logic into</w:t>
-      </w:r>
-      <w:r>
-        <w:t xml:space="preserve"> </w:t>
-      </w:r>
-      <w:r>
-        <w:t xml:space="preserve">“from each according to ability, to each according to need,”</w:t>
-      </w:r>
-      <w:r>
-        <w:t xml:space="preserve"> </w:t>
-      </w:r>
-      <w:r>
-        <w:t xml:space="preserve">you’ve killed the thing that made it work. Children become cost centers. Parents become investors expecting ROI. The elderly become liabilities. Love becomes a transaction, and transactions can always be cancelled when the numbers don’t add up.</w:t>
-      </w:r>
-    </w:p>
-    <w:p>
-      <w:pPr>
-        <w:pStyle w:val="BodyText"/>
-      </w:pPr>
-      <w:r>
-        <w:rPr>
-          <w:b/>
-          <w:bCs/>
-        </w:rPr>
-        <w:t xml:space="preserve">Market logic in friendship</w:t>
-      </w:r>
-      <w:r>
-        <w:t xml:space="preserve"> </w:t>
-      </w:r>
-      <w:r>
-        <w:t xml:space="preserve">turns your chosen identity into a customer profile. Start asking</w:t>
-      </w:r>
-      <w:r>
-        <w:t xml:space="preserve"> </w:t>
-      </w:r>
-      <w:r>
-        <w:t xml:space="preserve">“what have you done for me lately?”</w:t>
-      </w:r>
-      <w:r>
-        <w:t xml:space="preserve"> </w:t>
-      </w:r>
-      <w:r>
-        <w:t xml:space="preserve">Start keeping score. Start treating your network as a collection of assets to be leveraged. Watch the invitations dry up. Watch people stop calling. They can tell. They always can. You’ve converted voluntary trust into transactional expectation, and the friendship habitat runs on the opposite: you show up because you want to, not because you’re getting paid. The moment it becomes a business relationship, it’s no longer a friendship. It’s a vendor arrangement.</w:t>
-      </w:r>
-    </w:p>
-    <w:p>
-      <w:pPr>
-        <w:pStyle w:val="BodyText"/>
-      </w:pPr>
-      <w:r>
-        <w:rPr>
-          <w:b/>
-          <w:bCs/>
-        </w:rPr>
-        <w:t xml:space="preserve">Market logic in safety commons</w:t>
-      </w:r>
-      <w:r>
-        <w:t xml:space="preserve"> </w:t>
-      </w:r>
-      <w:r>
-        <w:t xml:space="preserve">turns the fire department into a bidding war. Demand that emergency response be priced per incident. Require means-testing for ambulance rides. Introduce competitive providers for 911 dispatch. Watch people die in the gaps. The safety commons works because it’s impartial, standardized, and pre-funded. Strip that away—make it respond to price signals like a market—and you’ve destroyed the thing that makes</w:t>
-      </w:r>
-      <w:r>
-        <w:t xml:space="preserve"> </w:t>
-      </w:r>
-      <w:r>
-        <w:t xml:space="preserve">“we will come, whoever you are”</w:t>
-      </w:r>
-      <w:r>
-        <w:t xml:space="preserve"> </w:t>
-      </w:r>
-      <w:r>
-        <w:t xml:space="preserve">possible.</w:t>
-      </w:r>
-    </w:p>
-    <w:p>
-      <w:pPr>
-        <w:pStyle w:val="BodyText"/>
-      </w:pPr>
-      <w:r>
-        <w:t xml:space="preserve">But there’s a subtler version. Market logic doesn’t have to take over completely to cause damage. Sometimes it just asks the wrong questions.</w:t>
-      </w:r>
-    </w:p>
-    <w:p>
-      <w:pPr>
-        <w:pStyle w:val="BodyText"/>
-      </w:pPr>
-      <w:r>
-        <w:t xml:space="preserve">It asks the safety commons:</w:t>
-      </w:r>
-      <w:r>
-        <w:t xml:space="preserve"> </w:t>
-      </w:r>
+        <w:t xml:space="preserve">Friendship gives markets a self that knows how to produce: chosen identity becomes market identity.</w:t>
+      </w:r>
+    </w:p>
+    <w:p>
+      <w:pPr>
+        <w:pStyle w:val="BodyText"/>
+      </w:pPr>
       <w:r>
         <w:rPr>
           <w:i/>
           <w:iCs/>
         </w:rPr>
-        <w:t xml:space="preserve">Why are you inefficient? Why do your fire trucks sit idle? Why don’t you right-size for average demand?</w:t>
-      </w:r>
-      <w:r>
-        <w:t xml:space="preserve"> </w:t>
-      </w:r>
-      <w:r>
-        <w:t xml:space="preserve">And the safety commons answers:</w:t>
+        <w:t xml:space="preserve">Markets give friendship the specialization to make voluntary help powerful: refined skills return to serve chosen communities.</w:t>
+      </w:r>
+    </w:p>
+    <w:p>
+      <w:pPr>
+        <w:pStyle w:val="BodyText"/>
+      </w:pPr>
+      <w:r>
+        <w:t xml:space="preserve">This is the mutual dependency. This is why the habitats need each other. And this is why scale errors are so devastating: they don’t just break one habitat, they sever the connections that make the whole ring function.</w:t>
+      </w:r>
+    </w:p>
+    <w:p>
+      <w:pPr>
+        <w:pStyle w:val="BodyText"/>
+      </w:pPr>
+      <w:r>
+        <w:rPr>
+          <w:b/>
+          <w:bCs/>
+        </w:rPr>
+        <w:t xml:space="preserve">When Market Logic Eats the Other Habitats</w:t>
+      </w:r>
+    </w:p>
+    <w:p>
+      <w:pPr>
+        <w:pStyle w:val="BodyText"/>
+      </w:pPr>
+      <w:r>
+        <w:t xml:space="preserve">Scale errors don’t just break things. They dissolve them. Market logic, applied to the wrong habitat, doesn’t fail politely. It corrodes the very relationships it touches.</w:t>
+      </w:r>
+    </w:p>
+    <w:p>
+      <w:pPr>
+        <w:pStyle w:val="BodyText"/>
+      </w:pPr>
+      <w:r>
+        <w:rPr>
+          <w:b/>
+          <w:bCs/>
+        </w:rPr>
+        <w:t xml:space="preserve">Market logic in family</w:t>
+      </w:r>
+      <w:r>
+        <w:t xml:space="preserve"> </w:t>
+      </w:r>
+      <w:r>
+        <w:t xml:space="preserve">turns the dinner table into a performance review.</w:t>
+      </w:r>
+    </w:p>
+    <w:p>
+      <w:pPr>
+        <w:pStyle w:val="BodyText"/>
+      </w:pPr>
+      <w:r>
+        <w:t xml:space="preserve">Start tracking who does more dishes. Start calculating the hourly value of childcare. Start invoicing your spouse for emotional labor.</w:t>
+      </w:r>
+    </w:p>
+    <w:p>
+      <w:pPr>
+        <w:pStyle w:val="BodyText"/>
+      </w:pPr>
+      <w:r>
+        <w:t xml:space="preserve">Watch what happens to the love. The moment you introduce exchange logic into</w:t>
+      </w:r>
+      <w:r>
+        <w:t xml:space="preserve"> </w:t>
+      </w:r>
+      <w:r>
+        <w:t xml:space="preserve">“from each according to ability, to each according to need,”</w:t>
+      </w:r>
+      <w:r>
+        <w:t xml:space="preserve"> </w:t>
+      </w:r>
+      <w:r>
+        <w:t xml:space="preserve">you’ve killed the thing that made it work. Children become cost centers. Parents become investors expecting ROI. The elderly become liabilities.</w:t>
+      </w:r>
+    </w:p>
+    <w:p>
+      <w:pPr>
+        <w:pStyle w:val="BodyText"/>
+      </w:pPr>
+      <w:r>
+        <w:t xml:space="preserve">Love becomes a transaction, and transactions can always be cancelled when the numbers don’t add up.</w:t>
+      </w:r>
+    </w:p>
+    <w:p>
+      <w:pPr>
+        <w:pStyle w:val="BodyText"/>
+      </w:pPr>
+      <w:r>
+        <w:rPr>
+          <w:b/>
+          <w:bCs/>
+        </w:rPr>
+        <w:t xml:space="preserve">Market logic in friendship</w:t>
+      </w:r>
+      <w:r>
+        <w:t xml:space="preserve"> </w:t>
+      </w:r>
+      <w:r>
+        <w:t xml:space="preserve">turns your chosen identity into a customer profile.</w:t>
+      </w:r>
+    </w:p>
+    <w:p>
+      <w:pPr>
+        <w:pStyle w:val="BodyText"/>
+      </w:pPr>
+      <w:r>
+        <w:t xml:space="preserve">Start asking</w:t>
+      </w:r>
+      <w:r>
+        <w:t xml:space="preserve"> </w:t>
+      </w:r>
+      <w:r>
+        <w:t xml:space="preserve">“what have you done for me lately?”</w:t>
+      </w:r>
+      <w:r>
+        <w:t xml:space="preserve"> </w:t>
+      </w:r>
+      <w:r>
+        <w:t xml:space="preserve">Start keeping score. Start treating your network as a collection of assets to be leveraged.</w:t>
+      </w:r>
+    </w:p>
+    <w:p>
+      <w:pPr>
+        <w:pStyle w:val="BodyText"/>
+      </w:pPr>
+      <w:r>
+        <w:t xml:space="preserve">Watch the invitations dry up. Watch people stop calling. They can tell. They always can. You’ve converted voluntary trust into transactional expectation, and the friendship habitat runs on the opposite: you show up because you want to, not because you’re getting paid. The moment it becomes a business relationship, it’s no longer a friendship. It’s a vendor arrangement.</w:t>
+      </w:r>
+    </w:p>
+    <w:p>
+      <w:pPr>
+        <w:pStyle w:val="BodyText"/>
+      </w:pPr>
+      <w:r>
+        <w:rPr>
+          <w:b/>
+          <w:bCs/>
+        </w:rPr>
+        <w:t xml:space="preserve">Market logic in safety commons</w:t>
+      </w:r>
+      <w:r>
+        <w:t xml:space="preserve"> </w:t>
+      </w:r>
+      <w:r>
+        <w:t xml:space="preserve">turns the fire department into a bidding war.</w:t>
+      </w:r>
+    </w:p>
+    <w:p>
+      <w:pPr>
+        <w:pStyle w:val="BodyText"/>
+      </w:pPr>
+      <w:r>
+        <w:t xml:space="preserve">Demand that emergency response be priced per incident. Require means-testing for ambulance rides. Introduce competitive providers for 911 dispatch.</w:t>
+      </w:r>
+    </w:p>
+    <w:p>
+      <w:pPr>
+        <w:pStyle w:val="BodyText"/>
+      </w:pPr>
+      <w:r>
+        <w:t xml:space="preserve">Watch people die in the gaps. The safety commons works because it’s impartial, standardized, and pre-funded. Strip that away—make it respond to price signals like a market—and you’ve destroyed the thing that makes</w:t>
+      </w:r>
+      <w:r>
+        <w:t xml:space="preserve"> </w:t>
+      </w:r>
+      <w:r>
+        <w:t xml:space="preserve">“we will come, whoever you are”</w:t>
+      </w:r>
+      <w:r>
+        <w:t xml:space="preserve"> </w:t>
+      </w:r>
+      <w:r>
+        <w:t xml:space="preserve">possible.</w:t>
+      </w:r>
+    </w:p>
+    <w:p>
+      <w:pPr>
+        <w:pStyle w:val="BodyText"/>
+      </w:pPr>
+      <w:r>
+        <w:t xml:space="preserve">But there’s a subtler version.</w:t>
+      </w:r>
+    </w:p>
+    <w:p>
+      <w:pPr>
+        <w:pStyle w:val="BodyText"/>
+      </w:pPr>
+      <w:r>
+        <w:t xml:space="preserve">Market logic doesn’t have to take over completely to cause damage. Sometimes it just asks the wrong questions.</w:t>
+      </w:r>
+    </w:p>
+    <w:p>
+      <w:pPr>
+        <w:pStyle w:val="BodyText"/>
+      </w:pPr>
+      <w:r>
+        <w:t xml:space="preserve">It asks the safety commons:</w:t>
       </w:r>
       <w:r>
         <w:t xml:space="preserve"> </w:t>
@@ -11531,15 +12240,13 @@
           <w:i/>
           <w:iCs/>
         </w:rPr>
-        <w:t xml:space="preserve">Because we’re sized for disasters, not averages. Because readiness costs more than response. Because human life isn’t optimizable.</w:t>
-      </w:r>
-    </w:p>
-    <w:p>
-      <w:pPr>
-        <w:pStyle w:val="BodyText"/>
-      </w:pPr>
-      <w:r>
-        <w:t xml:space="preserve">It asks friendship:</w:t>
+        <w:t xml:space="preserve">Why are you inefficient? Why do your fire trucks sit idle? Why don’t you right-size for average demand?</w:t>
+      </w:r>
+      <w:r>
+        <w:t xml:space="preserve"> </w:t>
+      </w:r>
+      <w:r>
+        <w:t xml:space="preserve">And the safety commons answers:</w:t>
       </w:r>
       <w:r>
         <w:t xml:space="preserve"> </w:t>
@@ -11549,13 +12256,15 @@
           <w:i/>
           <w:iCs/>
         </w:rPr>
-        <w:t xml:space="preserve">What’s the return on this relationship? What’s the networking value? How does this connection advance my career?</w:t>
-      </w:r>
-      <w:r>
-        <w:t xml:space="preserve"> </w:t>
-      </w:r>
-      <w:r>
-        <w:t xml:space="preserve">And friendship answers:</w:t>
+        <w:t xml:space="preserve">Because we’re sized for disasters, not averages. Because readiness costs more than response. Because human life isn’t optimizable.</w:t>
+      </w:r>
+    </w:p>
+    <w:p>
+      <w:pPr>
+        <w:pStyle w:val="BodyText"/>
+      </w:pPr>
+      <w:r>
+        <w:t xml:space="preserve">It asks friendship:</w:t>
       </w:r>
       <w:r>
         <w:t xml:space="preserve"> </w:t>
@@ -11565,15 +12274,13 @@
           <w:i/>
           <w:iCs/>
         </w:rPr>
-        <w:t xml:space="preserve">That’s not the question I exist to answer. I exist to help you become who you want to be. Not to monetize your becoming.</w:t>
-      </w:r>
-    </w:p>
-    <w:p>
-      <w:pPr>
-        <w:pStyle w:val="BodyText"/>
-      </w:pPr>
-      <w:r>
-        <w:t xml:space="preserve">It asks family:</w:t>
+        <w:t xml:space="preserve">What’s the return on this relationship? What’s the networking value? How does this connection advance my career?</w:t>
+      </w:r>
+      <w:r>
+        <w:t xml:space="preserve"> </w:t>
+      </w:r>
+      <w:r>
+        <w:t xml:space="preserve">And friendship answers:</w:t>
       </w:r>
       <w:r>
         <w:t xml:space="preserve"> </w:t>
@@ -11583,13 +12290,15 @@
           <w:i/>
           <w:iCs/>
         </w:rPr>
-        <w:t xml:space="preserve">Shouldn’t the children contribute? Shouldn’t Grandma pay rent? Shouldn’t we quantify the value everyone brings?</w:t>
-      </w:r>
-      <w:r>
-        <w:t xml:space="preserve"> </w:t>
-      </w:r>
-      <w:r>
-        <w:t xml:space="preserve">And family answers:</w:t>
+        <w:t xml:space="preserve">That’s not the question I exist to answer. I exist to help you become who you want to be. Not to monetize your becoming.</w:t>
+      </w:r>
+    </w:p>
+    <w:p>
+      <w:pPr>
+        <w:pStyle w:val="BodyText"/>
+      </w:pPr>
+      <w:r>
+        <w:t xml:space="preserve">It asks family:</w:t>
       </w:r>
       <w:r>
         <w:t xml:space="preserve"> </w:t>
@@ -11599,15 +12308,13 @@
           <w:i/>
           <w:iCs/>
         </w:rPr>
-        <w:t xml:space="preserve">We’re not a company. We’re a commune. The accounting books are supposed to be uneven. That’s what love looks like.</w:t>
-      </w:r>
-    </w:p>
-    <w:p>
-      <w:pPr>
-        <w:pStyle w:val="BodyText"/>
-      </w:pPr>
-      <w:r>
-        <w:t xml:space="preserve">The engine is powerful. But power without purpose is just force. The ten thousand nails, the surplus, the excess—all of it exists</w:t>
+        <w:t xml:space="preserve">Shouldn’t the children contribute? Shouldn’t Grandma pay rent? Shouldn’t we quantify the value everyone brings?</w:t>
+      </w:r>
+      <w:r>
+        <w:t xml:space="preserve"> </w:t>
+      </w:r>
+      <w:r>
+        <w:t xml:space="preserve">And family answers:</w:t>
       </w:r>
       <w:r>
         <w:t xml:space="preserve"> </w:t>
@@ -11617,57 +12324,103 @@
           <w:i/>
           <w:iCs/>
         </w:rPr>
+        <w:t xml:space="preserve">We’re not a company. We’re a commune. The accounting books are supposed to be uneven. That’s what love looks like.</w:t>
+      </w:r>
+    </w:p>
+    <w:p>
+      <w:pPr>
+        <w:pStyle w:val="BodyText"/>
+      </w:pPr>
+      <w:r>
+        <w:t xml:space="preserve">The engine is powerful.</w:t>
+      </w:r>
+    </w:p>
+    <w:p>
+      <w:pPr>
+        <w:pStyle w:val="BodyText"/>
+      </w:pPr>
+      <w:r>
+        <w:t xml:space="preserve">But power without purpose is just force.</w:t>
+      </w:r>
+    </w:p>
+    <w:p>
+      <w:pPr>
+        <w:pStyle w:val="BodyText"/>
+      </w:pPr>
+      <w:r>
+        <w:t xml:space="preserve">The ten thousand nails, the surplus, the excess; all of it exists</w:t>
+      </w:r>
+      <w:r>
+        <w:t xml:space="preserve"> </w:t>
+      </w:r>
+      <w:r>
+        <w:rPr>
+          <w:i/>
+          <w:iCs/>
+        </w:rPr>
         <w:t xml:space="preserve">for</w:t>
       </w:r>
       <w:r>
         <w:t xml:space="preserve"> </w:t>
       </w:r>
       <w:r>
-        <w:t xml:space="preserve">something. It exists to fund the fire truck so families can sleep safely. It exists to create the specialized skills that make voluntary help valuable. It exists to build the abundance that makes sustainable generosity possible.</w:t>
-      </w:r>
-    </w:p>
-    <w:p>
-      <w:pPr>
-        <w:pStyle w:val="BodyText"/>
-      </w:pPr>
-      <w:r>
-        <w:t xml:space="preserve">If the market becomes its own purpose—if surplus-seeking becomes the goal instead of the means—then the engine eats the house. The nail-maker who treats her employees as tools, her customers as marks, her competitors as enemies, and her family as a cost center has forgotten what the nails were for.</w:t>
-      </w:r>
-    </w:p>
-    <w:p>
-      <w:pPr>
-        <w:pStyle w:val="BodyText"/>
-      </w:pPr>
-      <w:r>
-        <w:t xml:space="preserve">They were for building homes where people can love each other.</w:t>
-      </w:r>
-      <w:r>
-        <w:t xml:space="preserve"> </w:t>
-      </w:r>
-      <w:r>
-        <w:t xml:space="preserve">They were for funding the safety that protects the vulnerable.</w:t>
-      </w:r>
-      <w:r>
-        <w:t xml:space="preserve"> </w:t>
-      </w:r>
-      <w:r>
-        <w:t xml:space="preserve">They were for creating the abundance that friendship can deploy.</w:t>
-      </w:r>
-    </w:p>
-    <w:p>
-      <w:pPr>
-        <w:pStyle w:val="BodyText"/>
-      </w:pPr>
-      <w:r>
-        <w:t xml:space="preserve">The surplus engine is glorious. But it’s an engine. Not a destination.</w:t>
-      </w:r>
-    </w:p>
-    <w:p>
-      <w:pPr>
-        <w:pStyle w:val="BodyText"/>
-      </w:pPr>
-      <w:r>
-        <w:t xml:space="preserve">It must be put to the use of love and protection in the other habitats—or it will ruin them.</w:t>
+        <w:t xml:space="preserve">something. Surplus exists to fund the fire truck so families can sleep safely.</w:t>
+      </w:r>
+    </w:p>
+    <w:p>
+      <w:pPr>
+        <w:pStyle w:val="BodyText"/>
+      </w:pPr>
+      <w:r>
+        <w:t xml:space="preserve">It exists to create the specialized skills that make voluntary help valuable. It exists to build the abundance that makes sustainable generosity possible.</w:t>
+      </w:r>
+    </w:p>
+    <w:p>
+      <w:pPr>
+        <w:pStyle w:val="BodyText"/>
+      </w:pPr>
+      <w:r>
+        <w:t xml:space="preserve">If the market becomes its own purpose, if surplus-seeking becomes the goal instead of the means, then the engine eats the house.</w:t>
+      </w:r>
+    </w:p>
+    <w:p>
+      <w:pPr>
+        <w:pStyle w:val="BodyText"/>
+      </w:pPr>
+      <w:r>
+        <w:t xml:space="preserve">The nail-maker who treats her employees as tools, her customers as milestones, her competitors as obstacles, and her family as a cost center has forgotten what the nails were for.</w:t>
+      </w:r>
+    </w:p>
+    <w:p>
+      <w:pPr>
+        <w:pStyle w:val="BodyText"/>
+      </w:pPr>
+      <w:r>
+        <w:t xml:space="preserve">They were for building homes where people can love each other. They were for funding the advancement and growth in specialization. They were for creating the liberty of abundance that friendship can deploy.</w:t>
+      </w:r>
+    </w:p>
+    <w:p>
+      <w:pPr>
+        <w:pStyle w:val="BodyText"/>
+      </w:pPr>
+      <w:r>
+        <w:t xml:space="preserve">The market engine is glorious. But it’s an engine. Not a destination.</w:t>
+      </w:r>
+    </w:p>
+    <w:p>
+      <w:pPr>
+        <w:pStyle w:val="BodyText"/>
+      </w:pPr>
+      <w:r>
+        <w:t xml:space="preserve">It must be put to the use of love and protection in the other habitats, or it will ruin them.</w:t>
+      </w:r>
+    </w:p>
+    <w:p>
+      <w:pPr>
+        <w:pStyle w:val="BodyText"/>
+      </w:pPr>
+      <w:r>
+        <w:t xml:space="preserve">Power for the sake of power cannot have meaning.</w:t>
       </w:r>
     </w:p>
     <w:bookmarkEnd w:id="98"/>
@@ -11710,15 +12463,39 @@
         <w:pStyle w:val="BodyText"/>
       </w:pPr>
       <w:r>
-        <w:t xml:space="preserve">Within days, he’s lost his capacity for coherent thought. He’ll spend the next eleven years in mental twilight, never recovering, the most powerful thinker of his age broken by witnessing pure instrumentality. Power without purpose. Force without meaning. A creature reduced to a tool and beaten when it failed to perform.</w:t>
-      </w:r>
-    </w:p>
-    <w:p>
-      <w:pPr>
-        <w:pStyle w:val="BodyText"/>
-      </w:pPr>
-      <w:r>
-        <w:t xml:space="preserve">This is what happens when the engine becomes the only thing. When market logic escapes its habitat and invades everything. When price replaces purpose. When everything becomes a resource to be optimized, everyone becomes a tool to be used, and the question</w:t>
+        <w:t xml:space="preserve">Within days, he’s lost his capacity for coherent thought. He’ll spend the next eleven years in mental twilight, never recovering, the most powerful thinker of his age broken by witnessing pure instrumentality.</w:t>
+      </w:r>
+    </w:p>
+    <w:p>
+      <w:pPr>
+        <w:pStyle w:val="BodyText"/>
+      </w:pPr>
+      <w:r>
+        <w:t xml:space="preserve">Power without purpose. Force without meaning. A creature reduced to a tool and beaten when it failed to perform.</w:t>
+      </w:r>
+    </w:p>
+    <w:p>
+      <w:pPr>
+        <w:pStyle w:val="BodyText"/>
+      </w:pPr>
+      <w:r>
+        <w:t xml:space="preserve">Whether allegory or real story, this captures the idea.</w:t>
+      </w:r>
+    </w:p>
+    <w:p>
+      <w:pPr>
+        <w:pStyle w:val="BodyText"/>
+      </w:pPr>
+      <w:r>
+        <w:t xml:space="preserve">This is what happens when the engine becomes the only thing. When market logic escapes its habitat and invades everything. When price replaces purpose.</w:t>
+      </w:r>
+    </w:p>
+    <w:p>
+      <w:pPr>
+        <w:pStyle w:val="BodyText"/>
+      </w:pPr>
+      <w:r>
+        <w:t xml:space="preserve">When everything becomes a resource to be optimized, everyone becomes a tool to be used, and the question</w:t>
       </w:r>
       <w:r>
         <w:t xml:space="preserve"> </w:t>
@@ -11738,7 +12515,23 @@
         <w:pStyle w:val="BodyText"/>
       </w:pPr>
       <w:r>
-        <w:t xml:space="preserve">Markets are power. Incredible power. The power to generate surplus, to coordinate millions, to lift billions from poverty, to create abundance that would’ve looked like magic to anyone living two hundred years ago. That power is real. That power matters. That power is beautiful.</w:t>
+        <w:t xml:space="preserve">Markets are power. Incredible power.</w:t>
+      </w:r>
+    </w:p>
+    <w:p>
+      <w:pPr>
+        <w:pStyle w:val="BodyText"/>
+      </w:pPr>
+      <w:r>
+        <w:t xml:space="preserve">The power to generate surplus, to coordinate millions, to lift billions from poverty, to create abundance that would’ve looked like magic to anyone living two hundred years ago.</w:t>
+      </w:r>
+    </w:p>
+    <w:p>
+      <w:pPr>
+        <w:pStyle w:val="BodyText"/>
+      </w:pPr>
+      <w:r>
+        <w:t xml:space="preserve">That power is real. That power matters. That power is beautiful.</w:t>
       </w:r>
     </w:p>
     <w:p>
@@ -11792,15 +12585,55 @@
         <w:pStyle w:val="BodyText"/>
       </w:pPr>
       <w:r>
-        <w:t xml:space="preserve">The nail-maker makes ten thousand nails. That’s power. But if her employees, customers, and her competitors are nothing more than tools and obstacles, she’s the coachman. If she uses that power to generate abundant value joining a million other specialists in creating a civilization of wonderful technology, rich with humanity, that power underwrites family and safety and friendship and flourishing, she’s serving something larger than the engine.</w:t>
-      </w:r>
-    </w:p>
-    <w:p>
-      <w:pPr>
-        <w:pStyle w:val="BodyText"/>
-      </w:pPr>
-      <w:r>
-        <w:t xml:space="preserve">Markets are one of the habitats. We need to use their logic when we are operating in a market habitat. But when we apply their logic to friendships or family, you get relationships transactionalized. When we apply their logic to safety commons, you get emergencies exploited.</w:t>
+        <w:t xml:space="preserve">The nail-maker makes ten thousand nails.</w:t>
+      </w:r>
+    </w:p>
+    <w:p>
+      <w:pPr>
+        <w:pStyle w:val="BodyText"/>
+      </w:pPr>
+      <w:r>
+        <w:t xml:space="preserve">That’s power.</w:t>
+      </w:r>
+    </w:p>
+    <w:p>
+      <w:pPr>
+        <w:pStyle w:val="BodyText"/>
+      </w:pPr>
+      <w:r>
+        <w:t xml:space="preserve">But if her employees, customers, and her competitors are nothing more than tools and obstacles, she’s the coachman.</w:t>
+      </w:r>
+    </w:p>
+    <w:p>
+      <w:pPr>
+        <w:pStyle w:val="BodyText"/>
+      </w:pPr>
+      <w:r>
+        <w:t xml:space="preserve">If she uses that power to generate abundant value joining a million other specialists in creating a civilization of wonderful technology, rich with humanity, that power underwrites family and safety and friendship and flourishing, she’s serving something larger than the engine.</w:t>
+      </w:r>
+    </w:p>
+    <w:p>
+      <w:pPr>
+        <w:pStyle w:val="BodyText"/>
+      </w:pPr>
+      <w:r>
+        <w:t xml:space="preserve">Markets are one of the habitats.</w:t>
+      </w:r>
+    </w:p>
+    <w:p>
+      <w:pPr>
+        <w:pStyle w:val="BodyText"/>
+      </w:pPr>
+      <w:r>
+        <w:t xml:space="preserve">We need to use their logic when we are operating in a market habitat. But when we apply their logic to friendships or family, you get relationships transactionalized.</w:t>
+      </w:r>
+    </w:p>
+    <w:p>
+      <w:pPr>
+        <w:pStyle w:val="BodyText"/>
+      </w:pPr>
+      <w:r>
+        <w:t xml:space="preserve">When we apply their logic to safety commons, you get emergencies exploited.</w:t>
       </w:r>
     </w:p>
     <w:p>
@@ -11844,7 +12677,15 @@
         <w:t xml:space="preserve"> </w:t>
       </w:r>
       <w:r>
-        <w:t xml:space="preserve">What you sell to make ends meet. The source you owe to yourself and your dependents just to keep the system running. The floor. The baseline. No guilt here. No obligation beyond survival.</w:t>
+        <w:t xml:space="preserve">What you sell to make ends meet. The source you owe to yourself and your dependents just to keep the system running. The floor. The baseline.</w:t>
+      </w:r>
+    </w:p>
+    <w:p>
+      <w:pPr>
+        <w:pStyle w:val="BodyText"/>
+      </w:pPr>
+      <w:r>
+        <w:t xml:space="preserve">No guilt here. No obligation beyond survival.</w:t>
       </w:r>
     </w:p>
     <w:p>
@@ -11862,7 +12703,15 @@
         <w:t xml:space="preserve"> </w:t>
       </w:r>
       <w:r>
-        <w:t xml:space="preserve">Rent or mortgage. Food. Utilities. Basic transportation. Maybe healthcare. Maybe childcare if you have kids and need to work. Laundry. Car. These aren’t choices. These are requirements. You produce a certain level of value to pay for these needs.</w:t>
+        <w:t xml:space="preserve">Rent or mortgage. Food. Utilities. Basic transportation. Maybe healthcare. Maybe childcare if you have kids and need to work. Laundry. Car.</w:t>
+      </w:r>
+    </w:p>
+    <w:p>
+      <w:pPr>
+        <w:pStyle w:val="BodyText"/>
+      </w:pPr>
+      <w:r>
+        <w:t xml:space="preserve">These aren’t choices. These are requirements. You produce a certain level of value to pay for these needs.</w:t>
       </w:r>
     </w:p>
     <w:p>
@@ -11880,7 +12729,15 @@
         <w:t xml:space="preserve"> </w:t>
       </w:r>
       <w:r>
-        <w:t xml:space="preserve">The growth. The investments. The advanced degree. Marketing. Conferences. Professional organizations. New tooling. Advanced certifications. The value you produce that you then pour back into what makes you better, more effective at your work and profession.</w:t>
+        <w:t xml:space="preserve">The growth. The investments. The advanced degree. Marketing. Conferences. Professional organizations. New tooling. Advanced certifications.</w:t>
+      </w:r>
+    </w:p>
+    <w:p>
+      <w:pPr>
+        <w:pStyle w:val="BodyText"/>
+      </w:pPr>
+      <w:r>
+        <w:t xml:space="preserve">The value you produce that you then pour back into what makes you better, more effective at your work and profession.</w:t>
       </w:r>
     </w:p>
     <w:p>
@@ -11916,7 +12773,23 @@
         <w:t xml:space="preserve"> </w:t>
       </w:r>
       <w:r>
-        <w:t xml:space="preserve">The resources that remain after survival and growth. The genuinely discretionary value you can produce above and beyond what your market will exchange for. The liberty pile. The place where obligation lives because choice lives. The thousand nails that create possibility.</w:t>
+        <w:t xml:space="preserve">The resources that remain after survival and growth. The genuinely discretionary value you can produce above and beyond what your market will exchange for.</w:t>
+      </w:r>
+    </w:p>
+    <w:p>
+      <w:pPr>
+        <w:pStyle w:val="BodyText"/>
+      </w:pPr>
+      <w:r>
+        <w:t xml:space="preserve">The liberty pile.</w:t>
+      </w:r>
+    </w:p>
+    <w:p>
+      <w:pPr>
+        <w:pStyle w:val="BodyText"/>
+      </w:pPr>
+      <w:r>
+        <w:t xml:space="preserve">The place where obligation lives because choice lives. The thousand nails that create possibility.</w:t>
       </w:r>
     </w:p>
     <w:p>

--- a/manuscript/COMPLETE-MANUSCRIPT-FOR-REVIEW.docx
+++ b/manuscript/COMPLETE-MANUSCRIPT-FOR-REVIEW.docx
@@ -12867,7 +12867,7 @@
     </w:p>
     <w:bookmarkEnd w:id="101"/>
     <w:bookmarkEnd w:id="102"/>
-    <w:bookmarkStart w:id="120" w:name="chapter-6-friendship-anarchy-order"/>
+    <w:bookmarkStart w:id="121" w:name="chapter-6-friendship-anarchy-order"/>
     <w:p>
       <w:pPr>
         <w:pStyle w:val="Heading1"/>
@@ -12937,6 +12937,14 @@
         <w:pStyle w:val="BodyText"/>
       </w:pPr>
       <w:r>
+        <w:t xml:space="preserve">“My back is wrecked from the gym but I can organize boxes and direct traffic. Tell me what goes where.”</w:t>
+      </w:r>
+    </w:p>
+    <w:p>
+      <w:pPr>
+        <w:pStyle w:val="BodyText"/>
+      </w:pPr>
+      <w:r>
         <w:t xml:space="preserve">By Wednesday morning, there’s a loose plan. Saturday, 8 AM, meet at the old apartment. No one’s coordinating from the top down. No one’s assigning roles or checking qualifications. It just… forms. Someone with a truck takes the lead on logistics. Someone else becomes the unofficial safety officer (</w:t>
       </w:r>
       <w:r>
@@ -12951,23 +12959,23 @@
         <w:pStyle w:val="BodyText"/>
       </w:pPr>
       <w:r>
-        <w:t xml:space="preserve">The actual moving day is chaos. Organized chaos, but chaos. People show up staggered. Someone forgot the tape for the last few boxes. The truck gets loaded inefficiently because no one’s a professional mover and everyone has opinions about the best way to pack furniture. Three people debate the physics of getting a couch through a doorway. Someone makes a playlist. Someone else can’t find their keys.</w:t>
-      </w:r>
-    </w:p>
-    <w:p>
-      <w:pPr>
-        <w:pStyle w:val="BodyText"/>
-      </w:pPr>
-      <w:r>
-        <w:t xml:space="preserve">It is not efficient in any industrial sense. If you were optimizing for speed or cost or professional execution, you’d hire actual movers. But that’s not what’s happening here. What’s happening is a loose network of people who chose to show up because someone they care about asked, and asking was enough.</w:t>
-      </w:r>
-    </w:p>
-    <w:p>
-      <w:pPr>
-        <w:pStyle w:val="BodyText"/>
-      </w:pPr>
-      <w:r>
-        <w:t xml:space="preserve">By midafternoon, the impossible thing (the entire contents of one apartment moved twelve miles across town) has actually happened. The new place is full of boxes and furniture and exhausted friends. No one sends an invoice. No one tracks hours or calculates the value of their labor. The only</w:t>
+        <w:t xml:space="preserve">The actual moving day is chaos. Organized chaos, but chaos. People show up staggered. Someone forgot the tape for the last few boxes. But the truck gets loaded with incredible efficiency because one of your friends drives a refrigerated delivery semi-truck for a living and can pack ten pounds of anything in a five-pound space. Everyone has opinions about the best way to prepare furniture. Three people debate the physics of getting a couch through a doorway. Someone makes a playlist. Someone else can’t find their keys.</w:t>
+      </w:r>
+    </w:p>
+    <w:p>
+      <w:pPr>
+        <w:pStyle w:val="BodyText"/>
+      </w:pPr>
+      <w:r>
+        <w:t xml:space="preserve">It is not efficient in any industrial sense. If you were optimizing for speed or cost or professional execution overall, you’d hire actual movers. But that’s not what’s happening here. What’s happening is a loose network of people who chose to show up because someone they care about asked, and asking was enough.</w:t>
+      </w:r>
+    </w:p>
+    <w:p>
+      <w:pPr>
+        <w:pStyle w:val="BodyText"/>
+      </w:pPr>
+      <w:r>
+        <w:t xml:space="preserve">By midafternoon, the impossible thing has actually happened. The entire contents of one apartment, moved twelve miles across town. The new place is full of boxes and furniture and exhausted friends. No one sends an invoice. No one tracks hours or calculates the value of their labor. The only</w:t>
       </w:r>
       <w:r>
         <w:t xml:space="preserve"> </w:t>
@@ -12988,6 +12996,22 @@
       </w:pPr>
       <w:r>
         <w:t xml:space="preserve">Nobody was really in charge, but it still worked.</w:t>
+      </w:r>
+    </w:p>
+    <w:p>
+      <w:pPr>
+        <w:pStyle w:val="BodyText"/>
+      </w:pPr>
+      <w:r>
+        <w:t xml:space="preserve">Notice something else: nobody burned their last loaf of bread. Nobody sacrificed their rent money or called in sick to work when they couldn’t afford it. The guy with the truck had a truck he wasn’t using that Saturday. The person who watched kids had time because her own kids were with their grandparents this weekend. The pizza-runner had $40 he didn’t need for anything else. Everyone who showed up had something to give: time, energy, capacity beyond their own immediate needs.</w:t>
+      </w:r>
+    </w:p>
+    <w:p>
+      <w:pPr>
+        <w:pStyle w:val="BodyText"/>
+      </w:pPr>
+      <w:r>
+        <w:t xml:space="preserve">Here’s something worth noticing about that capacity. It often comes from excess. From having just a little more than you strictly need. The friend who drives a semi-truck professionally brought packing skills developed in the market, deployed here as a friend. That’s a pattern we’ll return to in Chapter 9. But for now, let’s understand what actually makes friendship work as a system.</w:t>
       </w:r>
     </w:p>
     <w:p>
@@ -13022,6 +13046,13 @@
         <w:t xml:space="preserve">Your friend group is already an anarchy. And it works because everyone chose to be there.</w:t>
       </w:r>
     </w:p>
+    <w:p>
+      <w:r>
+        <w:pict>
+          <v:rect style="width:0;height:1.5pt" o:hralign="center" o:hrstd="t" o:hr="t"/>
+        </w:pict>
+      </w:r>
+    </w:p>
     <w:bookmarkStart w:id="106" w:name="section-1-emergent-order-without-command"/>
     <w:p>
       <w:pPr>
@@ -13060,7 +13091,7 @@
         <w:pStyle w:val="BodyText"/>
       </w:pPr>
       <w:r>
-        <w:t xml:space="preserve">This is emergent order: the pattern that forms when people cooperate voluntarily without central command. Not chaos. Not random. Not structureless. Just structured differently (structured through relationships instead of hierarchy, through trust instead of force, through reputation instead of law).</w:t>
+        <w:t xml:space="preserve">This is emergent order: the pattern that forms when people cooperate voluntarily without central command. Not chaos. Not random. Not structureless. Just structured differently. Structured through relationships instead of hierarchy, through trust instead of force, through reputation instead of law.</w:t>
       </w:r>
     </w:p>
     <w:p>
@@ -13141,15 +13172,15 @@
         <w:pStyle w:val="BodyText"/>
       </w:pPr>
       <w:r>
-        <w:t xml:space="preserve">Trust is the governance mechanism of voluntary networks. It replaces formal contracts. It replaces legal enforcement. It creates obligation without coercion. When you trust someone, you show up for them. Not because you have to, but because you want to, because the relationship matters, because that’s what you do for people you trust.</w:t>
-      </w:r>
-    </w:p>
-    <w:p>
-      <w:pPr>
-        <w:pStyle w:val="BodyText"/>
-      </w:pPr>
-      <w:r>
-        <w:t xml:space="preserve">And trust works at this scale (chosen networks, people you know, relationships you’ve built) in a way that it can’t work with strangers or at population scale. You can’t trust everyone. You shouldn’t trust everyone. But you can trust specific people based on specific history. And those specific trust relationships create networks where helping each other is the default, where asking for help isn’t weakness, where showing up is just what you do.</w:t>
+        <w:t xml:space="preserve">Trust is the governance mechanism of voluntary networks. It replaces formal contracts. It replaces legal enforcement. It creates obligation without coercion. When you trust someone, you show up for them: not because you have to, but because you want to, because the relationship matters, because that’s what you do for people you trust.</w:t>
+      </w:r>
+    </w:p>
+    <w:p>
+      <w:pPr>
+        <w:pStyle w:val="BodyText"/>
+      </w:pPr>
+      <w:r>
+        <w:t xml:space="preserve">And trust works at this scale, chosen networks, people you know, relationships you’ve built, in a way that it can’t work with strangers or at population scale. You can’t trust everyone. You shouldn’t trust everyone. But you can trust specific people based on specific history. And those specific trust relationships create networks where helping each other is the default, where asking for help isn’t weakness, where showing up is just what you do.</w:t>
       </w:r>
     </w:p>
     <w:p>
@@ -13211,7 +13242,7 @@
         <w:pStyle w:val="BodyText"/>
       </w:pPr>
       <w:r>
-        <w:t xml:space="preserve">And that’s enough. Because voluntary networks don’t have captive members. They have chosen members. And if your reputation degrades (if people stop trusting you, stop wanting you around), you lose access to the network. Not through exile. Not through banishment. Just through… people making different choices about who to invite, who to call, who to trust.</w:t>
+        <w:t xml:space="preserve">And that’s enough. Because voluntary networks don’t have captive members. They have chosen members. And if your reputation degrades, if people stop trusting you and stop wanting you around, you lose access to the network. Not through exile. Not through banishment. Just through… people making different choices about who to invite, who to call, who to trust.</w:t>
       </w:r>
     </w:p>
     <w:p>
@@ -13279,15 +13310,15 @@
         <w:pStyle w:val="BodyText"/>
       </w:pPr>
       <w:r>
-        <w:t xml:space="preserve">This is the critical difference between voluntary networks and every other habitat. Family can’t really be exited (you’re born into it, obligations persist even if you leave). Safety commons can’t be exited (you can’t opt out of fire protection or police jurisdiction just because you don’t like the service). Markets can be exited but only if you have alternatives (and for some necessities, alternatives don’t exist).</w:t>
-      </w:r>
-    </w:p>
-    <w:p>
-      <w:pPr>
-        <w:pStyle w:val="BodyText"/>
-      </w:pPr>
-      <w:r>
-        <w:t xml:space="preserve">But friendship? You can leave. Always. If a friend group becomes toxic, you drift away. If a volunteer organization stops serving its mission, you quit. If a community becomes unbearable, you find a different community. Exit is always possible. And that possibility (the real possibility of leaving without catastrophic consequences) is what makes voluntary networks truly voluntary.</w:t>
+        <w:t xml:space="preserve">This is the critical difference between voluntary networks and every other habitat. Family can’t really be exited. You’re born into it, and obligations persist even if you leave. Safety commons can’t be exited. You can’t opt out of fire protection or police jurisdiction just because you don’t like the service. Markets can be exited but only if you have alternatives, and for some necessities, alternatives don’t exist.</w:t>
+      </w:r>
+    </w:p>
+    <w:p>
+      <w:pPr>
+        <w:pStyle w:val="BodyText"/>
+      </w:pPr>
+      <w:r>
+        <w:t xml:space="preserve">But friendship? You can leave. Always. If a friend group becomes toxic, you drift away. If a volunteer organization stops serving its mission, you quit. If a community becomes unbearable, you find a different community. Exit is always possible. And that possibility, the real possibility of leaving without catastrophic consequences, is what makes voluntary networks truly voluntary.</w:t>
       </w:r>
     </w:p>
     <w:p>
@@ -13320,11 +13351,18 @@
       </w:pPr>
       <w:r>
         <w:t xml:space="preserve">This is anarchy. And it’s everywhere.</w:t>
+      </w:r>
+    </w:p>
+    <w:p>
+      <w:r>
+        <w:pict>
+          <v:rect style="width:0;height:1.5pt" o:hralign="center" o:hrstd="t" o:hr="t"/>
+        </w:pict>
       </w:r>
     </w:p>
     <w:bookmarkEnd w:id="105"/>
     <w:bookmarkEnd w:id="106"/>
-    <w:bookmarkStart w:id="112" w:name="section-2-where-anarchy-works"/>
+    <w:bookmarkStart w:id="113" w:name="section-2-where-anarchy-works"/>
     <w:p>
       <w:pPr>
         <w:pStyle w:val="Heading2"/>
@@ -13405,16 +13443,148 @@
         <w:pStyle w:val="BodyText"/>
       </w:pPr>
       <w:r>
-        <w:t xml:space="preserve">And it only works because it’s voluntary. Because if it were forced (if you had to be friends with specific people, if you couldn’t leave relationships that didn’t work), it would be prison, not friendship. The choice is the whole point. The exit option is what makes the whole thing safe enough to be transformative.</w:t>
+        <w:t xml:space="preserve">And it only works because it’s voluntary. Because if it were forced, if you had to be friends with specific people, if you couldn’t leave relationships that didn’t work, it would be prison, not friendship. The choice is the whole point. The exit option is what makes the whole thing safe enough to be transformative.</w:t>
+      </w:r>
+    </w:p>
+    <w:p>
+      <w:pPr>
+        <w:pStyle w:val="BodyText"/>
+      </w:pPr>
+      <w:r>
+        <w:rPr>
+          <w:b/>
+          <w:bCs/>
+        </w:rPr>
+        <w:t xml:space="preserve">Think about a transformation in yourself that happened through friendship. A way you changed because of people you chose. Could that have happened if you’d been assigned to them?</w:t>
+      </w:r>
+    </w:p>
+    <w:p>
+      <w:pPr>
+        <w:pStyle w:val="BodyText"/>
+      </w:pPr>
+      <w:r>
+        <w:t xml:space="preserve">The answer is almost certainly no. Transformation requires safety. Safety requires exit. Exit makes it voluntary. Voluntary makes it friendship.</w:t>
       </w:r>
     </w:p>
     <w:bookmarkEnd w:id="107"/>
-    <w:bookmarkStart w:id="108" w:name="your-volunteer-work"/>
+    <w:bookmarkStart w:id="108" w:name="Xce86511535d5d4bf1332cc2fcd2cb9874035ccd"/>
     <w:p>
       <w:pPr>
         <w:pStyle w:val="Heading3"/>
       </w:pPr>
       <w:r>
+        <w:t xml:space="preserve">A Thread Worth Following: Where Excess Flows</w:t>
+      </w:r>
+    </w:p>
+    <w:p>
+      <w:pPr>
+        <w:pStyle w:val="FirstParagraph"/>
+      </w:pPr>
+      <w:r>
+        <w:t xml:space="preserve">Here’s something that becomes visible once you start looking: one of the things that flows through friendship networks is excess capacity.</w:t>
+      </w:r>
+    </w:p>
+    <w:p>
+      <w:pPr>
+        <w:pStyle w:val="BodyText"/>
+      </w:pPr>
+      <w:r>
+        <w:t xml:space="preserve">Remember the moving day? Everyone who showed up had something to give. But notice what they gave: not their last dollar, not their only Saturday of the year, not the time they needed for survival. They gave from abundance. From the extra truck-capacity on a Saturday morning. From the free hours after their own priorities were covered. From the pizza budget that didn’t cut into groceries.</w:t>
+      </w:r>
+    </w:p>
+    <w:p>
+      <w:pPr>
+        <w:pStyle w:val="BodyText"/>
+      </w:pPr>
+      <w:r>
+        <w:rPr>
+          <w:b/>
+          <w:bCs/>
+        </w:rPr>
+        <w:t xml:space="preserve">Think about the last time you helped a friend without being asked. Did that generosity require you to sacrifice necessities? Or did it come from your excess, from capacity beyond what you personally needed?</w:t>
+      </w:r>
+    </w:p>
+    <w:p>
+      <w:pPr>
+        <w:pStyle w:val="BodyText"/>
+      </w:pPr>
+      <w:r>
+        <w:t xml:space="preserve">When you helped a friend move, you didn’t skip feeding your kids to do it. When you brought dinner to a family in crisis, you had extra cooking capacity that week. When you mentored someone younger, you had knowledge and time that exceeded your own survival requirements.</w:t>
+      </w:r>
+    </w:p>
+    <w:p>
+      <w:pPr>
+        <w:pStyle w:val="BodyText"/>
+      </w:pPr>
+      <w:r>
+        <w:t xml:space="preserve">There’s a framework for this. Markets are remarkably good at generating surplus, producing more than you need for subsistence. That surplus accumulates into buffer: savings, insurance against bad days, capacity to grow. But at some point, if you pursue excellence long enough, surplus becomes excess. You have more than you can sell. More than you need for security. More than makes sense to hoard.</w:t>
+      </w:r>
+    </w:p>
+    <w:p>
+      <w:pPr>
+        <w:pStyle w:val="BodyText"/>
+      </w:pPr>
+      <w:r>
+        <w:t xml:space="preserve">And one place that excess can flow is through friendship networks.</w:t>
+      </w:r>
+    </w:p>
+    <w:p>
+      <w:pPr>
+        <w:pStyle w:val="BodyText"/>
+      </w:pPr>
+      <w:r>
+        <w:t xml:space="preserve">Not through invoice. Not through transaction. Not through formal charity mechanisms. Through trust networks. Through relationships. Through the quiet flow of</w:t>
+      </w:r>
+      <w:r>
+        <w:t xml:space="preserve"> </w:t>
+      </w:r>
+      <w:r>
+        <w:t xml:space="preserve">“I have this, you need this, here you go.”</w:t>
+      </w:r>
+    </w:p>
+    <w:p>
+      <w:pPr>
+        <w:pStyle w:val="BodyText"/>
+      </w:pPr>
+      <w:r>
+        <w:rPr>
+          <w:b/>
+          <w:bCs/>
+        </w:rPr>
+        <w:t xml:space="preserve">When you helped a friend, where did that capacity come from, your necessities or your excess?</w:t>
+      </w:r>
+    </w:p>
+    <w:p>
+      <w:pPr>
+        <w:pStyle w:val="BodyText"/>
+      </w:pPr>
+      <w:r>
+        <w:t xml:space="preserve">If you’re like most people who engage in sustainable friendship, the answer is excess. You gave from the third pile, the one beyond survival, beyond security, beyond reinvestment needs. You gave because you had something to give and you knew exactly who should receive it.</w:t>
+      </w:r>
+    </w:p>
+    <w:p>
+      <w:pPr>
+        <w:pStyle w:val="BodyText"/>
+      </w:pPr>
+      <w:r>
+        <w:t xml:space="preserve">This is why friendship doesn’t burn out the way obligated giving does. This is why helping friends feels energizing while being extracted from feels depleting. But notice: this is a description of what CAN flow through friendship, not what DEFINES it. Friendship is defined by trust, reputation, and exit. Excess is one of many things that flows through those networks.</w:t>
+      </w:r>
+    </w:p>
+    <w:p>
+      <w:pPr>
+        <w:pStyle w:val="BodyText"/>
+      </w:pPr>
+      <w:r>
+        <w:t xml:space="preserve">We’ll return to this in Chapter 9, where we explore the obligation that comes with excess. But for now, notice it as a thread: the people on moving day weren’t saints sacrificing their survival. They were friends with something extra, putting it where it belonged.</w:t>
+      </w:r>
+    </w:p>
+    <w:bookmarkEnd w:id="108"/>
+    <w:bookmarkStart w:id="109" w:name="your-volunteer-work"/>
+    <w:p>
+      <w:pPr>
+        <w:pStyle w:val="Heading3"/>
+      </w:pPr>
+      <w:r>
         <w:t xml:space="preserve">Your Volunteer Work</w:t>
       </w:r>
     </w:p>
@@ -13423,19 +13593,19 @@
         <w:pStyle w:val="FirstParagraph"/>
       </w:pPr>
       <w:r>
-        <w:t xml:space="preserve">If you’ve ever volunteered for anything (church, school, community organization, open source project, neighborhood cleanup, political campaign, disaster relief), you’ve participated in voluntary networks. No one forced you. You chose to contribute time and energy without being paid. You coordinated with strangers or near-strangers through trust and reputation, not through command.</w:t>
-      </w:r>
-    </w:p>
-    <w:p>
-      <w:pPr>
-        <w:pStyle w:val="BodyText"/>
-      </w:pPr>
-      <w:r>
-        <w:t xml:space="preserve">And when it worked, it worked because people showed up voluntarily. Because they chose to contribute. Because they cared about the mission enough to give their time. And when it didn’t work, it was often because people stopped choosing to participate. Because they exercised their exit option. Because voluntary networks can’t force continued participation. They can only make participation worth it.</w:t>
-      </w:r>
-    </w:p>
-    <w:bookmarkEnd w:id="108"/>
-    <w:bookmarkStart w:id="109" w:name="your-informal-networks"/>
+        <w:t xml:space="preserve">If you’ve ever volunteered for anything—church, school, community organization, open source project, neighborhood cleanup, political campaign, disaster relief—you’ve participated in voluntary networks. No one forced you. You chose to contribute time and energy without being paid. You coordinated with strangers or near-strangers through trust and reputation, not through command.</w:t>
+      </w:r>
+    </w:p>
+    <w:p>
+      <w:pPr>
+        <w:pStyle w:val="BodyText"/>
+      </w:pPr>
+      <w:r>
+        <w:t xml:space="preserve">And when it worked, it worked because people showed up voluntarily. Because they chose to contribute. Because they cared about the mission enough to give their time. And when it didn’t work, it was often because people stopped choosing to participate. Because they exercised their exit option. Because voluntary networks can’t force continued participation—they can only make participation worth it.</w:t>
+      </w:r>
+    </w:p>
+    <w:bookmarkEnd w:id="109"/>
+    <w:bookmarkStart w:id="110" w:name="your-informal-networks"/>
     <w:p>
       <w:pPr>
         <w:pStyle w:val="Heading3"/>
@@ -13449,7 +13619,7 @@
         <w:pStyle w:val="FirstParagraph"/>
       </w:pPr>
       <w:r>
-        <w:t xml:space="preserve">Think about the parents at school pickup who form impromptu carpools. Think about neighbors who shovel each other’s driveways without asking. Think about the informal network of dog walkers in your neighborhood who watch out for each other’s pets. Think about the way information flows through friend groups: who’s hiring, who needs help, who’s going through something hard.</w:t>
+        <w:t xml:space="preserve">Think about the parents at school pickup who form impromptu carpools. Think about neighbors who shovel each other’s driveways without asking. Think about the informal network of dog walkers in your neighborhood who watch out for each other’s pets. Think about the way information flows through friend groups—who’s hiring, who needs help, who’s going through something hard.</w:t>
       </w:r>
     </w:p>
     <w:p>
@@ -13468,8 +13638,8 @@
         <w:t xml:space="preserve">This is anarchy at scale: not chaos, but emergent order. Not formlessness, but structure through relationships. Not absence of governance, but governance through voluntary mechanisms that don’t require force.</w:t>
       </w:r>
     </w:p>
-    <w:bookmarkEnd w:id="109"/>
-    <w:bookmarkStart w:id="110" w:name="open-source-software"/>
+    <w:bookmarkEnd w:id="110"/>
+    <w:bookmarkStart w:id="111" w:name="open-source-software"/>
     <w:p>
       <w:pPr>
         <w:pStyle w:val="Heading3"/>
@@ -13491,11 +13661,11 @@
         <w:pStyle w:val="BodyText"/>
       </w:pPr>
       <w:r>
-        <w:t xml:space="preserve">No one’s in charge of the whole system. There are maintainers of specific projects, but they can’t force anyone to contribute. They can’t compel participation. They can only make the project good enough that people choose to participate. And somehow (through trust in the code, through reputation among contributors, through the constant possibility of forking a project if governance fails), it works. The internet runs on voluntary networks.</w:t>
-      </w:r>
-    </w:p>
-    <w:bookmarkEnd w:id="110"/>
-    <w:bookmarkStart w:id="111" w:name="your-hobbies-and-passions"/>
+        <w:t xml:space="preserve">No one’s in charge of the whole system. There are maintainers of specific projects, but they can’t force anyone to contribute. They can’t compel participation. They can only make the project good enough that people choose to participate. And somehow—through trust in the code, through reputation among contributors, through the constant possibility of forking a project if governance fails—it works. The internet runs on voluntary networks.</w:t>
+      </w:r>
+    </w:p>
+    <w:bookmarkEnd w:id="111"/>
+    <w:bookmarkStart w:id="112" w:name="your-hobbies-and-passions"/>
     <w:p>
       <w:pPr>
         <w:pStyle w:val="Heading3"/>
@@ -13517,7 +13687,7 @@
         <w:pStyle w:val="BodyText"/>
       </w:pPr>
       <w:r>
-        <w:t xml:space="preserve">No one makes you show up. No one can force you to stay. But you do show up. Because the network provides value. Because the relationships matter. Because you’re building something together (even if that something is just the joy of shared experience).</w:t>
+        <w:t xml:space="preserve">No one makes you show up. No one can force you to stay. But you do show up. Because the network provides value. Because the relationships matter. Because you’re building something together, even if that something is just the joy of shared experience.</w:t>
       </w:r>
     </w:p>
     <w:p>
@@ -13570,9 +13740,16 @@
         <w:t xml:space="preserve">And it works.</w:t>
       </w:r>
     </w:p>
-    <w:bookmarkEnd w:id="111"/>
+    <w:p>
+      <w:r>
+        <w:pict>
+          <v:rect style="width:0;height:1.5pt" o:hralign="center" o:hrstd="t" o:hr="t"/>
+        </w:pict>
+      </w:r>
+    </w:p>
     <w:bookmarkEnd w:id="112"/>
-    <w:bookmarkStart w:id="117" w:name="X6c636f93710d87a1e3e9cad2c7374c1f080e43a"/>
+    <w:bookmarkEnd w:id="113"/>
+    <w:bookmarkStart w:id="118" w:name="X6c636f93710d87a1e3e9cad2c7374c1f080e43a"/>
     <w:p>
       <w:pPr>
         <w:pStyle w:val="Heading2"/>
@@ -13589,7 +13766,7 @@
         <w:t xml:space="preserve">But it doesn’t work everywhere. And recognizing the limits is as important as recognizing the power.</w:t>
       </w:r>
     </w:p>
-    <w:bookmarkStart w:id="113" w:name="X31307d454af4d0abf9aa50c800d0ccff8c02729"/>
+    <w:bookmarkStart w:id="114" w:name="X31307d454af4d0abf9aa50c800d0ccff8c02729"/>
     <w:p>
       <w:pPr>
         <w:pStyle w:val="Heading3"/>
@@ -13635,19 +13812,19 @@
         <w:pStyle w:val="BodyText"/>
       </w:pPr>
       <w:r>
-        <w:t xml:space="preserve">When exit stops being real (when the costs of leaving become so high that people stay against their will), you don’t have a voluntary network anymore. You have coercion dressed up as choice. And that’s not anarchy. That’s hierarchy pretending to be voluntary.</w:t>
-      </w:r>
-    </w:p>
-    <w:p>
-      <w:pPr>
-        <w:pStyle w:val="BodyText"/>
-      </w:pPr>
-      <w:r>
-        <w:t xml:space="preserve">Real voluntary networks protect exit. Make leaving sad but possible. Make departure regrettable but not catastrophic. If you can’t leave without losing everything (if exit means social death or economic ruin or psychological devastation), you’re not in a voluntary network. You’re trapped.</w:t>
-      </w:r>
-    </w:p>
-    <w:bookmarkEnd w:id="113"/>
-    <w:bookmarkStart w:id="114" w:name="failure-mode-when-scale-exceeds-trust"/>
+        <w:t xml:space="preserve">When exit stops being real, when the costs of leaving become so high that people stay against their will, you don’t have a voluntary network anymore. You have coercion dressed up as choice. And that’s not anarchy. That’s hierarchy pretending to be voluntary.</w:t>
+      </w:r>
+    </w:p>
+    <w:p>
+      <w:pPr>
+        <w:pStyle w:val="BodyText"/>
+      </w:pPr>
+      <w:r>
+        <w:t xml:space="preserve">Real voluntary networks protect exit. Make leaving sad but possible. Make departure regrettable but not catastrophic. If you can’t leave without losing everything, if exit means social death or economic ruin or psychological devastation, you’re not in a voluntary network. You’re trapped.</w:t>
+      </w:r>
+    </w:p>
+    <w:bookmarkEnd w:id="114"/>
+    <w:bookmarkStart w:id="115" w:name="failure-mode-when-scale-exceeds-trust"/>
     <w:p>
       <w:pPr>
         <w:pStyle w:val="Heading3"/>
@@ -13661,15 +13838,15 @@
         <w:pStyle w:val="FirstParagraph"/>
       </w:pPr>
       <w:r>
-        <w:t xml:space="preserve">Voluntary networks work at the scale where trust and reputation can function. You can trust people you know. You can track reputation in groups where everyone knows everyone. But at some scale (Dunbar’s number is usually cited as around 150), trust breaks down. You can’t know everyone. You can’t track everyone’s reputation. You can’t coordinate through relationships because there are too many relationships to maintain.</w:t>
-      </w:r>
-    </w:p>
-    <w:p>
-      <w:pPr>
-        <w:pStyle w:val="BodyText"/>
-      </w:pPr>
-      <w:r>
-        <w:t xml:space="preserve">At that point, voluntary networks need hierarchy. Need formal rules. Need enforcement mechanisms. Need something beyond trust and reputation to maintain order. And that’s fine. That’s what the other habitats are for. But trying to run a city or a nation or a global organization through pure voluntary networks doesn’t work. The scale kills the mechanism.</w:t>
+        <w:t xml:space="preserve">Voluntary networks work at the scale where trust and reputation can function. You can trust people you know. You can track reputation in groups where everyone knows everyone. But at some scale, Dunbar’s number is usually cited as around 150, trust breaks down. You can’t know everyone. You can’t track everyone’s reputation. You can’t coordinate through relationships because there are too many relationships to maintain.</w:t>
+      </w:r>
+    </w:p>
+    <w:p>
+      <w:pPr>
+        <w:pStyle w:val="BodyText"/>
+      </w:pPr>
+      <w:r>
+        <w:t xml:space="preserve">At that point, voluntary networks need hierarchy. Need formal rules. Need enforcement mechanisms. Need something beyond trust and reputation to maintain order. And that’s fine—that’s what the other habitats are for. But trying to run a city or a nation or a global organization through pure voluntary networks doesn’t work. The scale kills the mechanism.</w:t>
       </w:r>
     </w:p>
     <w:p>
@@ -13680,8 +13857,8 @@
         <w:t xml:space="preserve">Anarchy works for chosen networks at manageable scale. It doesn’t work for populations of strangers.</w:t>
       </w:r>
     </w:p>
-    <w:bookmarkEnd w:id="114"/>
-    <w:bookmarkStart w:id="115" w:name="failure-mode-when-friendship-gets-hr"/>
+    <w:bookmarkEnd w:id="115"/>
+    <w:bookmarkStart w:id="116" w:name="failure-mode-when-friendship-gets-hr"/>
     <w:p>
       <w:pPr>
         <w:pStyle w:val="Heading3"/>
@@ -13711,7 +13888,7 @@
         <w:pStyle w:val="BodyText"/>
       </w:pPr>
       <w:r>
-        <w:t xml:space="preserve">Voluntary networks work because they’re loose. Because they’re informal. Because trust and reputation and exit are enough. When you over-formalize them (when you create bylaws and committees and grievance procedures), you might create something functional, but you’ve left the anarchy habitat. You’ve moved into a different system. Which is sometimes necessary. But it’s a transition, not an improvement. You gain accountability and lose spontaneity. You gain enforceability and lose warmth. You gain structure and lose the emergent order that made it feel like friendship.</w:t>
+        <w:t xml:space="preserve">Voluntary networks work because they’re loose. Because they’re informal. Because trust and reputation and exit are enough. When you over-formalize them, when you create bylaws and committees and grievance procedures, you might create something functional, but you’ve left the anarchy habitat. You’ve moved into a different system. Which is sometimes necessary. But it’s a transition, not an improvement. You gain accountability and lose spontaneity. You gain enforceability and lose warmth. You gain structure and lose the emergent order that made it feel like friendship.</w:t>
       </w:r>
     </w:p>
     <w:p>
@@ -13722,8 +13899,8 @@
         <w:t xml:space="preserve">Not all groups should stay informal. But when you formalize, you’re leaving anarchy. You’re building a different habitat. And that’s worth knowing.</w:t>
       </w:r>
     </w:p>
-    <w:bookmarkEnd w:id="115"/>
-    <w:bookmarkStart w:id="116" w:name="Xb75d4eef9bbaf795e4d2aad20fbfe21397b1840"/>
+    <w:bookmarkEnd w:id="116"/>
+    <w:bookmarkStart w:id="117" w:name="Xb75d4eef9bbaf795e4d2aad20fbfe21397b1840"/>
     <w:p>
       <w:pPr>
         <w:pStyle w:val="Heading3"/>
@@ -13769,6 +13946,14 @@
         <w:pStyle w:val="BodyText"/>
       </w:pPr>
       <w:r>
+        <w:t xml:space="preserve">Notice what made this possible: excess capacity. Those boats weren’t being used. Those owners had time and fuel and skill beyond their personal needs. The Cajun Navy wasn’t a sacrifice operation where people burned their livelihoods to help. It was excess capacity, boats sitting idle, people with skills and time and resources beyond their own requirements, deployed through trust networks toward urgent need.</w:t>
+      </w:r>
+    </w:p>
+    <w:p>
+      <w:pPr>
+        <w:pStyle w:val="BodyText"/>
+      </w:pPr>
+      <w:r>
         <w:t xml:space="preserve">This is what voluntary networks do for safety: they backstop it. They fill in the edges. They handle the situations that are too small for official response or too large for family. They’re the informal safety net that catches people when they fall through the cracks of formal systems.</w:t>
       </w:r>
     </w:p>
@@ -13777,7 +13962,7 @@
         <w:pStyle w:val="BodyText"/>
       </w:pPr>
       <w:r>
-        <w:t xml:space="preserve">Your friend who gives you a ride when your car breaks down (that’s voluntary extension of transportation infrastructure). Your neighbor who watches your house when you’re away (that’s voluntary extension of security). Your community group that checks on elderly residents during heat waves (that’s voluntary extension of public health).</w:t>
+        <w:t xml:space="preserve">Your friend who gives you a ride when your car breaks down: that’s voluntary extension of transportation infrastructure. Your neighbor who watches your house when you’re away: that’s voluntary extension of security. Your community group that checks on elderly residents during heat waves: that’s voluntary extension of public health.</w:t>
       </w:r>
     </w:p>
     <w:p>
@@ -13806,9 +13991,16 @@
         <w:t xml:space="preserve">And that’s not a bug. That’s the design. That’s all four habitats working together. That’s The Ring complete.</w:t>
       </w:r>
     </w:p>
-    <w:bookmarkEnd w:id="116"/>
+    <w:p>
+      <w:r>
+        <w:pict>
+          <v:rect style="width:0;height:1.5pt" o:hralign="center" o:hrstd="t" o:hr="t"/>
+        </w:pict>
+      </w:r>
+    </w:p>
     <w:bookmarkEnd w:id="117"/>
-    <w:bookmarkStart w:id="118" w:name="section-3b-the-ring-complete"/>
+    <w:bookmarkEnd w:id="118"/>
+    <w:bookmarkStart w:id="119" w:name="section-3b-the-ring-complete"/>
     <w:p>
       <w:pPr>
         <w:pStyle w:val="Heading2"/>
@@ -14141,23 +14333,23 @@
         <w:pStyle w:val="BodyText"/>
       </w:pPr>
       <w:r>
-        <w:t xml:space="preserve">You woke up this morning in family (maybe your own, maybe the one you built, maybe the one you’re part of). Someone made breakfast. Someone else cleaned up. The books were uneven. Nobody counted. That’s communism, at its proper scale, working exactly as it should.</w:t>
-      </w:r>
-    </w:p>
-    <w:p>
-      <w:pPr>
-        <w:pStyle w:val="BodyText"/>
-      </w:pPr>
-      <w:r>
-        <w:t xml:space="preserve">You drove to work on roads paid for by taxes. You stopped at traffic lights. You trust that fire trucks sit ready even though they’re idle. You benefit from sewage treatment and water safety and the thousand invisible systems that make daily life possible. That’s socialism, applying commons logic to shared needs, working exactly as it should.</w:t>
-      </w:r>
-    </w:p>
-    <w:p>
-      <w:pPr>
-        <w:pStyle w:val="BodyText"/>
-      </w:pPr>
-      <w:r>
-        <w:t xml:space="preserve">You work at a job where you trade your labor for money. You buy things from strangers. You coordinate across vast supply chains through price signals. You benefit from specialization and surplus and the abundance created by markets. That’s capitalism, applying market logic to stranger coordination, working exactly as it should.</w:t>
+        <w:t xml:space="preserve">You woke up this morning in family, maybe your own, maybe the one you built, maybe the one you’re part of. Someone made breakfast. Someone else cleaned up. The books were uneven. Nobody counted. That’s communism, at its proper scale, working exactly as it should.</w:t>
+      </w:r>
+    </w:p>
+    <w:p>
+      <w:pPr>
+        <w:pStyle w:val="BodyText"/>
+      </w:pPr>
+      <w:r>
+        <w:t xml:space="preserve">You drove to work on roads paid for by taxes. You stopped at traffic lights. You trust that fire trucks sit ready even though they’re idle. You benefit from sewage treatment and water safety and the thousand invisible systems that make daily life possible. That’s socialism, at municipal scale, working exactly as it should.</w:t>
+      </w:r>
+    </w:p>
+    <w:p>
+      <w:pPr>
+        <w:pStyle w:val="BodyText"/>
+      </w:pPr>
+      <w:r>
+        <w:t xml:space="preserve">You work at a job where you trade your labor for money. You buy things from strangers. You coordinate across vast supply chains through price signals. You benefit from specialization and surplus and the abundance created by markets. That’s capitalism, at population scale, working exactly as it should.</w:t>
       </w:r>
     </w:p>
     <w:p>
@@ -14191,6 +14383,56 @@
         <w:pStyle w:val="BodyText"/>
       </w:pPr>
       <w:r>
+        <w:t xml:space="preserve">And here’s one more layer:</w:t>
+      </w:r>
+      <w:r>
+        <w:t xml:space="preserve"> </w:t>
+      </w:r>
+      <w:r>
+        <w:rPr>
+          <w:b/>
+          <w:bCs/>
+        </w:rPr>
+        <w:t xml:space="preserve">when you gave in each habitat, where did that giving come from?</w:t>
+      </w:r>
+    </w:p>
+    <w:p>
+      <w:pPr>
+        <w:pStyle w:val="BodyText"/>
+      </w:pPr>
+      <w:r>
+        <w:t xml:space="preserve">In family, you gave without counting, but your giving was sustainable because the system provides back.</w:t>
+      </w:r>
+    </w:p>
+    <w:p>
+      <w:pPr>
+        <w:pStyle w:val="BodyText"/>
+      </w:pPr>
+      <w:r>
+        <w:t xml:space="preserve">In safety commons, you gave through taxes. Your contribution funds systems that serve everyone, including you.</w:t>
+      </w:r>
+    </w:p>
+    <w:p>
+      <w:pPr>
+        <w:pStyle w:val="BodyText"/>
+      </w:pPr>
+      <w:r>
+        <w:t xml:space="preserve">In markets, you gave labor and money, but you received goods and wages in exchange.</w:t>
+      </w:r>
+    </w:p>
+    <w:p>
+      <w:pPr>
+        <w:pStyle w:val="BodyText"/>
+      </w:pPr>
+      <w:r>
+        <w:t xml:space="preserve">And in friendship? You chose to show up. You trusted and were trusted back. And often, what you gave came from excess, from capacity beyond your immediate needs. But that’s not what made it friendship. What made it friendship was the choosing. The voluntary coordination. The trust that let you show up without a contract.</w:t>
+      </w:r>
+    </w:p>
+    <w:p>
+      <w:pPr>
+        <w:pStyle w:val="BodyText"/>
+      </w:pPr>
+      <w:r>
         <w:t xml:space="preserve">This is the truth the left/right line can’t see: you’re not one thing. You’re not on one side. You’re not confused or inconsistent or unable to commit. You’re a systems navigator. You’re using all four tools, each at its proper scale, each in its proper habitat, each for its proper purpose.</w:t>
       </w:r>
     </w:p>
@@ -14200,104 +14442,6 @@
       </w:pPr>
       <w:r>
         <w:t xml:space="preserve">You’re a communist at breakfast, a socialist when you call 911, a capitalist at work, and an anarchist with your friends. And that’s not confusion. That’s wisdom.</w:t>
-      </w:r>
-    </w:p>
-    <w:bookmarkEnd w:id="118"/>
-    <w:bookmarkStart w:id="119" w:name="phase-3-the-capstone"/>
-    <w:p>
-      <w:pPr>
-        <w:pStyle w:val="Heading2"/>
-      </w:pPr>
-      <w:r>
-        <w:t xml:space="preserve">Phase 3: The Capstone</w:t>
-      </w:r>
-    </w:p>
-    <w:p>
-      <w:pPr>
-        <w:pStyle w:val="FirstParagraph"/>
-      </w:pPr>
-      <w:r>
-        <w:t xml:space="preserve">We’ve completed The Ring. All four habitats visible. All four systems understood. All four ways humans coordinate at different scales, with different tools, for different purposes.</w:t>
-      </w:r>
-    </w:p>
-    <w:p>
-      <w:pPr>
-        <w:pStyle w:val="BodyText"/>
-      </w:pPr>
-      <w:r>
-        <w:t xml:space="preserve">This is the capstone of understanding. The completion of the framework. The moment when you can see the structure that was always there but never had language for. The moment when you stop seeing political positions as team jerseys and start seeing them as tools for different scales.</w:t>
-      </w:r>
-    </w:p>
-    <w:p>
-      <w:pPr>
-        <w:pStyle w:val="BodyText"/>
-      </w:pPr>
-      <w:r>
-        <w:t xml:space="preserve">You’re not going to stop participating in family just because you understand the scale errors of treating nations like families. You’re not going to stop funding fire departments just because you understand that not everything should be the safety commons. You’re not going to stop working in markets just because you understand their blind spots. You’re not going to stop coordinating voluntarily with friends just because you understand the limits of pure anarchy.</w:t>
-      </w:r>
-    </w:p>
-    <w:p>
-      <w:pPr>
-        <w:pStyle w:val="BodyText"/>
-      </w:pPr>
-      <w:r>
-        <w:t xml:space="preserve">You’re just going to do all of them more deliberately. More consciously. With more clarity about which tool belongs where. With more ability to recognize when a system is being stretched beyond its habitat. With more capacity to name what’s happening when someone tries to force market logic into family or family logic into nations or safety-commons logic into voluntary networks.</w:t>
-      </w:r>
-    </w:p>
-    <w:p>
-      <w:pPr>
-        <w:pStyle w:val="BodyText"/>
-      </w:pPr>
-      <w:r>
-        <w:t xml:space="preserve">The Ring doesn’t tell you how to live. It tells you how you’re already living. It gives you language for what you’ve been doing your whole life. It makes visible the structure you’ve been navigating without a map.</w:t>
-      </w:r>
-    </w:p>
-    <w:p>
-      <w:pPr>
-        <w:pStyle w:val="BodyText"/>
-      </w:pPr>
-      <w:r>
-        <w:t xml:space="preserve">And now that you have the map, now that you can see all four habitats, we can move to the hard part: what happens when they touch?</w:t>
-      </w:r>
-    </w:p>
-    <w:p>
-      <w:pPr>
-        <w:pStyle w:val="BodyText"/>
-      </w:pPr>
-      <w:r>
-        <w:t xml:space="preserve">Because they don’t just sit separately. They don’t stay in neat boxes. They interpenetrate. They overlap. They create hybrids. They generate conflicts. They produce situations where two logics meet and you have to choose which one applies.</w:t>
-      </w:r>
-    </w:p>
-    <w:p>
-      <w:pPr>
-        <w:pStyle w:val="BodyText"/>
-      </w:pPr>
-      <w:r>
-        <w:t xml:space="preserve">That’s navigation. That’s the work. That’s what the rest of the book is about.</w:t>
-      </w:r>
-    </w:p>
-    <w:p>
-      <w:pPr>
-        <w:pStyle w:val="BodyText"/>
-      </w:pPr>
-      <w:r>
-        <w:t xml:space="preserve">But first, you needed to see The Ring complete. To know that you’re not confused. To know that navigating multiple systems isn’t weakness. To know that using different tools for different scales is exactly what functional humans do.</w:t>
-      </w:r>
-    </w:p>
-    <w:p>
-      <w:pPr>
-        <w:pStyle w:val="BodyText"/>
-      </w:pPr>
-      <w:r>
-        <w:t xml:space="preserve">Now you know. The Ring is complete. You can see all four.</w:t>
-      </w:r>
-    </w:p>
-    <w:p>
-      <w:pPr>
-        <w:pStyle w:val="BodyText"/>
-      </w:pPr>
-      <w:r>
-        <w:t xml:space="preserve">Time to learn how to navigate when they touch.</w:t>
       </w:r>
     </w:p>
     <w:p>
@@ -14308,14 +14452,13 @@
       </w:r>
     </w:p>
     <w:bookmarkEnd w:id="119"/>
-    <w:bookmarkEnd w:id="120"/>
-    <w:bookmarkStart w:id="136" w:name="chapter-7-when-systems-touch"/>
-    <w:p>
-      <w:pPr>
-        <w:pStyle w:val="Heading1"/>
-      </w:pPr>
-      <w:r>
-        <w:t xml:space="preserve">CHAPTER 7: When Systems Touch</w:t>
+    <w:bookmarkStart w:id="120" w:name="phase-3-the-capstone"/>
+    <w:p>
+      <w:pPr>
+        <w:pStyle w:val="Heading2"/>
+      </w:pPr>
+      <w:r>
+        <w:t xml:space="preserve">Phase 3: The Capstone</w:t>
       </w:r>
     </w:p>
     <w:p>
@@ -14323,1674 +14466,103 @@
         <w:pStyle w:val="FirstParagraph"/>
       </w:pPr>
       <w:r>
-        <w:t xml:space="preserve">Remember the slug line? The informal carpool system at Pentagon City where strangers stand in line at 5:47 AM offering rides to other strangers, forming three-person carpools to access the HOV lanes, all without anyone in charge and without anyone getting paid?</w:t>
-      </w:r>
-    </w:p>
-    <w:p>
-      <w:pPr>
-        <w:pStyle w:val="BodyText"/>
-      </w:pPr>
-      <w:r>
-        <w:t xml:space="preserve">You saw it at the beginning of this book before you had language for it. You felt something about the Green Acura driver who kept showing up even during the</w:t>
-      </w:r>
-      <w:r>
-        <w:t xml:space="preserve"> </w:t>
-      </w:r>
-      <w:r>
-        <w:t xml:space="preserve">“witching hour”</w:t>
-      </w:r>
-      <w:r>
-        <w:t xml:space="preserve"> </w:t>
-      </w:r>
-      <w:r>
-        <w:t xml:space="preserve">when traffic was light and pickups didn’t actually save time. It felt like generosity. Like kindness. Like something that didn’t fit normal economic logic.</w:t>
-      </w:r>
-    </w:p>
-    <w:p>
-      <w:pPr>
-        <w:pStyle w:val="BodyText"/>
-      </w:pPr>
-      <w:r>
-        <w:t xml:space="preserve">Now let’s look at it again. Now that you can see.</w:t>
-      </w:r>
-    </w:p>
-    <w:p>
-      <w:pPr>
-        <w:pStyle w:val="BodyText"/>
-      </w:pPr>
-      <w:r>
-        <w:t xml:space="preserve">The slug line is embarrassing to ideologues because it won’t stay put. You can’t claim it for your team because it refuses to play for only one team. Watch what happens when you try:</w:t>
-      </w:r>
-    </w:p>
-    <w:p>
-      <w:pPr>
-        <w:pStyle w:val="BodyText"/>
-      </w:pPr>
-      <w:r>
-        <w:rPr>
-          <w:b/>
-          <w:bCs/>
-        </w:rPr>
-        <w:t xml:space="preserve">Is it capitalism?</w:t>
-      </w:r>
-      <w:r>
-        <w:t xml:space="preserve"> </w:t>
-      </w:r>
-      <w:r>
-        <w:t xml:space="preserve">No. There’s no price. Nobody pays. Nobody charges. The entire system runs without money changing hands. The fundamental mechanism of market coordination (price signals) is absent. You can’t call this capitalism.</w:t>
-      </w:r>
-    </w:p>
-    <w:p>
-      <w:pPr>
-        <w:pStyle w:val="BodyText"/>
-      </w:pPr>
-      <w:r>
-        <w:rPr>
-          <w:b/>
-          <w:bCs/>
-        </w:rPr>
-        <w:t xml:space="preserve">Is it socialism?</w:t>
-      </w:r>
-      <w:r>
-        <w:t xml:space="preserve"> </w:t>
-      </w:r>
-      <w:r>
-        <w:t xml:space="preserve">No. There’s no government running it. No municipal agency designed it. No tax dollars maintain it. No central planner coordinates the routes or the timing or the participants. The safety commons isn’t operating the slug line. It’s just providing the HOV lanes and the roads. The line itself? Pure spontaneous coordination. You can’t call this socialism.</w:t>
-      </w:r>
-    </w:p>
-    <w:p>
-      <w:pPr>
-        <w:pStyle w:val="BodyText"/>
-      </w:pPr>
-      <w:r>
-        <w:rPr>
-          <w:b/>
-          <w:bCs/>
-        </w:rPr>
-        <w:t xml:space="preserve">Is it communism?</w:t>
-      </w:r>
-      <w:r>
-        <w:t xml:space="preserve"> </w:t>
-      </w:r>
-      <w:r>
-        <w:t xml:space="preserve">No. These are strangers. You don’t know the people you’re riding with. There’s no intimacy, no deep knowledge, no from-each-according-to-ability / to-each-according-to-need logic operating across decades. You’re not raising each other’s kids or caring for each other’s elderly. You’re just sharing a twenty-minute commute with people whose names you might not even know. You can’t call this communism.</w:t>
-      </w:r>
-    </w:p>
-    <w:p>
-      <w:pPr>
-        <w:pStyle w:val="BodyText"/>
-      </w:pPr>
-      <w:r>
-        <w:rPr>
-          <w:b/>
-          <w:bCs/>
-        </w:rPr>
-        <w:t xml:space="preserve">Is it anarchy?</w:t>
-      </w:r>
-      <w:r>
-        <w:t xml:space="preserve"> </w:t>
-      </w:r>
-      <w:r>
-        <w:t xml:space="preserve">Sort of, but not entirely. It’s voluntary. It runs on trust and reputation and the possibility of exit. Nobody forces you to participate. If someone violates the norms, they get dropped from the network. That’s voluntary-network logic. That’s anarchist governance. But here’s the problem: the whole thing depends on public infrastructure. On government-maintained roads. On HOV lanes created by public policy. The anarchy is real, but it’s nested inside other systems. You can’t claim it’s pure anarchy.</w:t>
-      </w:r>
-    </w:p>
-    <w:p>
-      <w:pPr>
-        <w:pStyle w:val="BodyText"/>
-      </w:pPr>
-      <w:r>
-        <w:t xml:space="preserve">So what is it?</w:t>
-      </w:r>
-    </w:p>
-    <w:p>
-      <w:pPr>
-        <w:pStyle w:val="BodyText"/>
-      </w:pPr>
-      <w:r>
-        <w:rPr>
-          <w:b/>
-          <w:bCs/>
-        </w:rPr>
-        <w:t xml:space="preserve">It’s all four at once.</w:t>
-      </w:r>
-      <w:r>
-        <w:t xml:space="preserve"> </w:t>
-      </w:r>
-      <w:r>
-        <w:t xml:space="preserve">It’s a hybrid. And it’s a</w:t>
-      </w:r>
-      <w:r>
-        <w:t xml:space="preserve"> </w:t>
-      </w:r>
-      <w:r>
-        <w:rPr>
-          <w:i/>
-          <w:iCs/>
-        </w:rPr>
-        <w:t xml:space="preserve">good</w:t>
-      </w:r>
-      <w:r>
-        <w:t xml:space="preserve"> </w:t>
-      </w:r>
-      <w:r>
-        <w:t xml:space="preserve">hybrid, not despite mixing systems, but because it mixes them well.</w:t>
-      </w:r>
-    </w:p>
-    <w:p>
-      <w:pPr>
-        <w:pStyle w:val="BodyText"/>
-      </w:pPr>
-      <w:r>
-        <w:t xml:space="preserve">Let’s see how:</w:t>
-      </w:r>
-    </w:p>
-    <w:p>
-      <w:pPr>
-        <w:pStyle w:val="BodyText"/>
-      </w:pPr>
-      <w:r>
-        <w:rPr>
-          <w:b/>
-          <w:bCs/>
-        </w:rPr>
-        <w:t xml:space="preserve">The roads are socialism.</w:t>
-      </w:r>
-      <w:r>
-        <w:t xml:space="preserve"> </w:t>
-      </w:r>
-      <w:r>
-        <w:t xml:space="preserve">They’re pre-funded by taxes. Maintained collectively. Available to everyone impartially. Nobody negotiates access to I-395. Nobody shops for road providers. Nobody checks your income before you merge onto the highway. That’s municipal infrastructure. That’s the safety commons operating exactly as it should: shared need, pooled resources, impartial access, standardized service.</w:t>
-      </w:r>
-    </w:p>
-    <w:p>
-      <w:pPr>
-        <w:pStyle w:val="BodyText"/>
-      </w:pPr>
-      <w:r>
-        <w:rPr>
-          <w:b/>
-          <w:bCs/>
-        </w:rPr>
-        <w:t xml:space="preserve">The HOV policy is socialism.</w:t>
-      </w:r>
-      <w:r>
-        <w:t xml:space="preserve"> </w:t>
-      </w:r>
-      <w:r>
-        <w:t xml:space="preserve">It’s a collective decision made through public process and enforced by law. The three-person requirement isn’t negotiable. It’s not market-priced. It’s not family-decided. It’s not voluntary. It’s policy. It’s the government using rules to solve a coordination problem: reducing traffic congestion by incentivizing carpooling. That’s public governance.</w:t>
-      </w:r>
-    </w:p>
-    <w:p>
-      <w:pPr>
-        <w:pStyle w:val="BodyText"/>
-      </w:pPr>
-      <w:r>
-        <w:rPr>
-          <w:b/>
-          <w:bCs/>
-        </w:rPr>
-        <w:t xml:space="preserve">Individual participation is capitalism.</w:t>
-      </w:r>
-      <w:r>
-        <w:t xml:space="preserve"> </w:t>
-      </w:r>
-      <w:r>
-        <w:t xml:space="preserve">You show up because it saves you time. You save maybe forty minutes each way. That’s your individual incentive. You’re making a rational choice based on personal benefit. Nobody’s forcing you to participate. You’re trading standing in line for faster commute time. That’s market logic: individual choice based on individual benefit. The gas savings are capitalism too. You’re reducing your transportation costs through a system that rewards efficiency.</w:t>
-      </w:r>
-    </w:p>
-    <w:p>
-      <w:pPr>
-        <w:pStyle w:val="BodyText"/>
-      </w:pPr>
-      <w:r>
-        <w:rPr>
-          <w:b/>
-          <w:bCs/>
-        </w:rPr>
-        <w:t xml:space="preserve">The norms are anarchy.</w:t>
-      </w:r>
-      <w:r>
-        <w:t xml:space="preserve"> </w:t>
-      </w:r>
-      <w:r>
-        <w:t xml:space="preserve">Nobody enforces the three-person rule in the line itself (the participants enforce it through reputation). If someone tries to game the system, they get dropped. If someone’s rude or unsafe, they stop getting picked up. Trust and reputation govern who participates and who doesn’t. Exit is always possible (if the line stops working for you, you just drive alone or take the Metro). Voluntary coordination. Emergent order. Anarchist governance.</w:t>
-      </w:r>
-    </w:p>
-    <w:p>
-      <w:pPr>
-        <w:pStyle w:val="BodyText"/>
-      </w:pPr>
-      <w:r>
-        <w:rPr>
-          <w:b/>
-          <w:bCs/>
-        </w:rPr>
-        <w:t xml:space="preserve">And the Green Acura driver? That’s communism.</w:t>
-      </w:r>
-      <w:r>
-        <w:t xml:space="preserve"> </w:t>
-      </w:r>
-      <w:r>
-        <w:t xml:space="preserve">That’s from-each-according-to-ability. That’s generosity without transaction. That’s someone showing up even when the incentive is thin because showing up is what they do. They have the capacity (a car, the time, the route), so they give it. No invoice. No expectation of direct reciprocity. Just: this is available, people need it, I’m here. That’s family logic operating with strangers. That’s the Green Acura mystery solved: some people carry family logic into the world. They operate from-each-to-each even when the system doesn’t require it. Even when they could just skip the witching hour. They show up anyway.</w:t>
-      </w:r>
-    </w:p>
-    <w:p>
-      <w:pPr>
-        <w:pStyle w:val="BodyText"/>
-      </w:pPr>
-      <w:r>
-        <w:t xml:space="preserve">The slug line works because it’s a good hybrid. Because each habitat contributes what it’s good at. Socialism provides the infrastructure and the policy framework. Capitalism drives individual participation through incentive. Anarchy governs the norms and maintains order without force. And occasional acts of communism (the Green Acura driver, the person who takes two passengers even when they only need one for HOV access) add grace to the system.</w:t>
-      </w:r>
-    </w:p>
-    <w:p>
-      <w:pPr>
-        <w:pStyle w:val="BodyText"/>
-      </w:pPr>
-      <w:r>
-        <w:t xml:space="preserve">None of those pieces alone would work. Just capitalism? You’d have people negotiating prices in real time, transactions creating delay, surge pricing during rush hour. It would collapse the speed benefit. Just socialism? You’d need central coordination of every carpool, bureaucracy determining who rides with whom, enforcement of pickups and drop-offs. It would be rigid and inefficient. Just communism? You’d need intimacy that doesn’t exist with strangers. Just anarchy? You’d lack the infrastructure that makes the whole thing possible.</w:t>
-      </w:r>
-    </w:p>
-    <w:p>
-      <w:pPr>
-        <w:pStyle w:val="BodyText"/>
-      </w:pPr>
-      <w:r>
-        <w:t xml:space="preserve">But all four together? You get a system that works. That moves thousands of people every day. That generates surplus for participants (faster commutes) and for society (reduced congestion). That runs itself without command. That holds together through mixed logics operating in harmony.</w:t>
-      </w:r>
-    </w:p>
-    <w:p>
-      <w:pPr>
-        <w:pStyle w:val="BodyText"/>
-      </w:pPr>
-      <w:r>
-        <w:t xml:space="preserve">The slug line is a hybrid. And hybrids are everywhere.</w:t>
-      </w:r>
-    </w:p>
-    <w:bookmarkStart w:id="121" w:name="section-1-communist-christmas"/>
-    <w:p>
-      <w:pPr>
-        <w:pStyle w:val="Heading2"/>
-      </w:pPr>
-      <w:r>
-        <w:t xml:space="preserve">Section 1: Communist Christmas</w:t>
-      </w:r>
-    </w:p>
-    <w:p>
-      <w:pPr>
-        <w:pStyle w:val="FirstParagraph"/>
-      </w:pPr>
-      <w:r>
-        <w:t xml:space="preserve">Think about how gift-giving actually works in most families at Christmas.</w:t>
-      </w:r>
-    </w:p>
-    <w:p>
-      <w:pPr>
-        <w:pStyle w:val="BodyText"/>
-      </w:pPr>
-      <w:r>
-        <w:t xml:space="preserve">The presents are purchased through markets. Capitalism generates the surplus that makes gift-buying possible. Someone works, earns money, goes to a store (or Amazon), and trades money for goods. That’s market coordination. Specialists produced those goods (toy makers, book publishers, clothing manufacturers) and sold them through price signals. The entire supply chain that delivers presents under the tree is capitalist infrastructure.</w:t>
-      </w:r>
-    </w:p>
-    <w:p>
-      <w:pPr>
-        <w:pStyle w:val="BodyText"/>
-      </w:pPr>
-      <w:r>
-        <w:t xml:space="preserve">But the distribution? That’s completely different logic.</w:t>
-      </w:r>
-    </w:p>
-    <w:p>
-      <w:pPr>
-        <w:pStyle w:val="BodyText"/>
-      </w:pPr>
-      <w:r>
-        <w:t xml:space="preserve">The presents aren’t allocated by price. They’re not auctioned to the highest bidder. They’re not means-tested. They’re not earned through contribution. They’re distributed according to family logic: from each according to their ability, to each according to their need. Parents buy presents for kids who can’t afford to reciprocate. Grandparents buy presents for grandchildren who won’t be able to pay them back for decades. Siblings buy for each other in gloriously uneven ways (someone spends $200 on a gift, someone else spends $30), and nobody’s tracking the imbalance because that’s not how family works.</w:t>
-      </w:r>
-    </w:p>
-    <w:p>
-      <w:pPr>
-        <w:pStyle w:val="BodyText"/>
-      </w:pPr>
-      <w:r>
-        <w:t xml:space="preserve">Nobody’s keeping score. Nobody expects equivalent return. The accounting books are uneven (wildly, deliberately uneven), and everybody’s fine with it. That’s from-each-to-each. That’s communism operating in its proper habitat: intimate relationships where love governs giving.</w:t>
-      </w:r>
-    </w:p>
-    <w:p>
-      <w:pPr>
-        <w:pStyle w:val="BodyText"/>
-      </w:pPr>
-      <w:r>
-        <w:t xml:space="preserve">And the norms? Voluntary. You can’t force someone to participate in Christmas. You can’t compel gift-giving. If someone opts out, they just stop participating. Exit is possible. Reputation governs (if someone consistently shows up empty-handed after receiving gifts year after year, their reputation shifts). But there’s no law. No enforcement. Just the soft governance of family expectations and social norms. That’s anarchist governance.</w:t>
-      </w:r>
-    </w:p>
-    <w:p>
-      <w:pPr>
-        <w:pStyle w:val="BodyText"/>
-      </w:pPr>
-      <w:r>
-        <w:t xml:space="preserve">Christmas is a hybrid. Markets provide the goods. Family logic distributes them. Voluntary norms govern participation. And it works. It works because each habitat is doing what it does well.</w:t>
-      </w:r>
-    </w:p>
-    <w:p>
-      <w:pPr>
-        <w:pStyle w:val="BodyText"/>
-      </w:pPr>
-      <w:r>
-        <w:rPr>
-          <w:b/>
-          <w:bCs/>
-        </w:rPr>
-        <w:t xml:space="preserve">Think about the holiday gatherings you’ve been part of. Can you see the hybrids now?</w:t>
-      </w:r>
-      <w:r>
-        <w:t xml:space="preserve"> </w:t>
-      </w:r>
-      <w:r>
-        <w:t xml:space="preserve">The meal purchased through markets but served through family logic. The house maintained through individual property ownership but opened to guests through voluntary hospitality. The gifts wrapped in market-bought paper distributed according to need and love.</w:t>
-      </w:r>
-    </w:p>
-    <w:p>
-      <w:pPr>
-        <w:pStyle w:val="BodyText"/>
-      </w:pPr>
-      <w:r>
-        <w:t xml:space="preserve">Christmas is a hybrid. So is almost everything else.</w:t>
-      </w:r>
-    </w:p>
-    <w:p>
-      <w:pPr>
-        <w:pStyle w:val="BodyText"/>
-      </w:pPr>
-      <w:r>
-        <w:t xml:space="preserve">Because here’s the truth that the slug line and Christmas both reveal:</w:t>
-      </w:r>
-      <w:r>
-        <w:t xml:space="preserve"> </w:t>
-      </w:r>
-      <w:r>
-        <w:rPr>
-          <w:b/>
-          <w:bCs/>
-        </w:rPr>
-        <w:t xml:space="preserve">pure systems don’t work.</w:t>
-      </w:r>
-      <w:r>
-        <w:t xml:space="preserve"> </w:t>
-      </w:r>
-      <w:r>
-        <w:t xml:space="preserve">Not at the scale of actual human life. Not in the messy reality where multiple kinds of relationships exist simultaneously. Not in institutions that need to coordinate strangers AND maintain intimacy AND pool risk AND respect autonomy all at the same time.</w:t>
-      </w:r>
-    </w:p>
-    <w:p>
-      <w:pPr>
-        <w:pStyle w:val="BodyText"/>
-      </w:pPr>
-      <w:r>
-        <w:t xml:space="preserve">Pure capitalism (everything marketized, everything priced, every relationship transactionalized) is dystopian. It works for coordinating strangers around goods and services, but it destroys intimacy, ignores shared goods, exploits emergencies, and generates externalities it can’t see.</w:t>
-      </w:r>
-    </w:p>
-    <w:p>
-      <w:pPr>
-        <w:pStyle w:val="BodyText"/>
-      </w:pPr>
-      <w:r>
-        <w:t xml:space="preserve">Pure communism (everything distributed from-each-to-each, all resources pooled, all giving uneven) is totalitarian at scale. It works beautifully in families, catastrophically in nations. The One Big Family Fallacy kills when implemented.</w:t>
-      </w:r>
-    </w:p>
-    <w:p>
-      <w:pPr>
-        <w:pStyle w:val="BodyText"/>
-      </w:pPr>
-      <w:r>
-        <w:t xml:space="preserve">Pure socialism (everything collectively pre-funded, everything standardized, everything impartially provided) is stifling. It works for emergencies and risk pooling, but applied to everything it eliminates choice, prevents innovation, and treats all situations as if they’re crises.</w:t>
-      </w:r>
-    </w:p>
-    <w:p>
-      <w:pPr>
-        <w:pStyle w:val="BodyText"/>
-      </w:pPr>
-      <w:r>
-        <w:t xml:space="preserve">Pure anarchy (everything voluntary, everything trust-based, everything reputation-governed) is fragile. It works in chosen networks, but it can’t build roads or coordinate strangers at scale or handle situations where exit isn’t really possible.</w:t>
-      </w:r>
-    </w:p>
-    <w:p>
-      <w:pPr>
-        <w:pStyle w:val="BodyText"/>
-      </w:pPr>
-      <w:r>
-        <w:t xml:space="preserve">Every pure system fails. Every functioning institution is a hybrid.</w:t>
-      </w:r>
-    </w:p>
-    <w:p>
-      <w:pPr>
-        <w:pStyle w:val="BodyText"/>
-      </w:pPr>
-      <w:r>
-        <w:t xml:space="preserve">The question isn’t</w:t>
-      </w:r>
-      <w:r>
-        <w:t xml:space="preserve"> </w:t>
-      </w:r>
-      <w:r>
-        <w:t xml:space="preserve">“which system is right?”</w:t>
-      </w:r>
-      <w:r>
-        <w:t xml:space="preserve"> </w:t>
-      </w:r>
-      <w:r>
-        <w:t xml:space="preserve">The question is</w:t>
-      </w:r>
-      <w:r>
-        <w:t xml:space="preserve"> </w:t>
-      </w:r>
-      <w:r>
-        <w:t xml:space="preserve">“which combination of systems, mixed how, for which purpose?”</w:t>
-      </w:r>
-    </w:p>
-    <w:p>
-      <w:pPr>
-        <w:pStyle w:val="BodyText"/>
-      </w:pPr>
-      <w:r>
-        <w:t xml:space="preserve">That’s the navigation question. And it’s the hardest question. Because getting the mix wrong isn’t just inefficient. It’s destructive.</w:t>
-      </w:r>
-    </w:p>
-    <w:bookmarkEnd w:id="121"/>
-    <w:bookmarkStart w:id="125" w:name="section-2-when-hybrids-work"/>
-    <w:p>
-      <w:pPr>
-        <w:pStyle w:val="Heading2"/>
-      </w:pPr>
-      <w:r>
-        <w:t xml:space="preserve">Section 2: When Hybrids Work</w:t>
-      </w:r>
-    </w:p>
-    <w:p>
-      <w:pPr>
-        <w:pStyle w:val="FirstParagraph"/>
-      </w:pPr>
-      <w:r>
-        <w:t xml:space="preserve">Let’s see what good hybrids look like. What makes them work. What lets multiple habitat logics operate in the same space without destroying each other.</w:t>
-      </w:r>
-    </w:p>
-    <w:bookmarkStart w:id="122" w:name="example-costco"/>
-    <w:p>
-      <w:pPr>
-        <w:pStyle w:val="Heading3"/>
-      </w:pPr>
-      <w:r>
-        <w:t xml:space="preserve">Example: Costco</w:t>
-      </w:r>
-    </w:p>
-    <w:p>
-      <w:pPr>
-        <w:pStyle w:val="FirstParagraph"/>
-      </w:pPr>
-      <w:r>
-        <w:t xml:space="preserve">Costco is a business. It’s capitalist infrastructure. It sells goods for profit. It competes in markets. It’s not a nonprofit, not a cooperative, not a mutual aid society. It’s a corporation.</w:t>
-      </w:r>
-    </w:p>
-    <w:p>
-      <w:pPr>
-        <w:pStyle w:val="BodyText"/>
-      </w:pPr>
-      <w:r>
-        <w:t xml:space="preserve">But watch how it actually operates:</w:t>
-      </w:r>
-    </w:p>
-    <w:p>
-      <w:pPr>
-        <w:pStyle w:val="BodyText"/>
-      </w:pPr>
-      <w:r>
-        <w:rPr>
-          <w:b/>
-          <w:bCs/>
-        </w:rPr>
-        <w:t xml:space="preserve">The employment is quasi-family.</w:t>
-      </w:r>
-      <w:r>
-        <w:t xml:space="preserve"> </w:t>
-      </w:r>
-      <w:r>
-        <w:t xml:space="preserve">Costco pays above minimum wage. Offers healthcare. Provides retirement benefits. Promotes from within. Treats employees like long-term members of an organization, not disposable labor. That’s not pure market logic (pure market logic says</w:t>
-      </w:r>
-      <w:r>
-        <w:t xml:space="preserve"> </w:t>
-      </w:r>
-      <w:r>
-        <w:t xml:space="preserve">“pay the minimum wage the market will bear and churn through workers”</w:t>
-      </w:r>
-      <w:r>
-        <w:t xml:space="preserve">). Costco is mixing family-style loyalty and investment with market operations.</w:t>
-      </w:r>
-    </w:p>
-    <w:p>
-      <w:pPr>
-        <w:pStyle w:val="BodyText"/>
-      </w:pPr>
-      <w:r>
-        <w:rPr>
-          <w:b/>
-          <w:bCs/>
-        </w:rPr>
-        <w:t xml:space="preserve">The membership is quasi-voluntary network.</w:t>
-      </w:r>
-      <w:r>
-        <w:t xml:space="preserve"> </w:t>
-      </w:r>
-      <w:r>
-        <w:t xml:space="preserve">You pay to join. You’re part of a club. There are norms: you bag your own groceries, you accept bulk sizes, you tolerate industrial warehouse aesthetics. If you violate the norms egregiously (fraud, abuse), you lose your membership. That’s reputation governance. That’s voluntary-network logic operating inside market infrastructure.</w:t>
-      </w:r>
-    </w:p>
-    <w:p>
-      <w:pPr>
-        <w:pStyle w:val="BodyText"/>
-      </w:pPr>
-      <w:r>
-        <w:rPr>
-          <w:b/>
-          <w:bCs/>
-        </w:rPr>
-        <w:t xml:space="preserve">The quality guarantee is socialism-adjacent.</w:t>
-      </w:r>
-      <w:r>
-        <w:t xml:space="preserve"> </w:t>
-      </w:r>
-      <w:r>
-        <w:t xml:space="preserve">Return anything, anytime, for any reason. No questions. No means-testing. No negotiation. That’s impartial service. That’s</w:t>
-      </w:r>
-      <w:r>
-        <w:t xml:space="preserve"> </w:t>
-      </w:r>
-      <w:r>
-        <w:t xml:space="preserve">“we will stand behind this product, whoever you are, whatever your reason.”</w:t>
-      </w:r>
-      <w:r>
-        <w:t xml:space="preserve"> </w:t>
-      </w:r>
-      <w:r>
-        <w:t xml:space="preserve">That’s close to the</w:t>
-      </w:r>
-      <w:r>
-        <w:t xml:space="preserve"> </w:t>
-      </w:r>
-      <w:r>
-        <w:t xml:space="preserve">“we will come”</w:t>
-      </w:r>
-      <w:r>
-        <w:t xml:space="preserve"> </w:t>
-      </w:r>
-      <w:r>
-        <w:t xml:space="preserve">logic of the fire department.</w:t>
-      </w:r>
-    </w:p>
-    <w:p>
-      <w:pPr>
-        <w:pStyle w:val="BodyText"/>
-      </w:pPr>
-      <w:r>
-        <w:t xml:space="preserve">It’s a hybrid. Market provides the efficiency and surplus generation. Family-style employment creates loyalty and reduces turnover. Voluntary membership creates buy-in and norms. Socialist-style guarantees create trust.</w:t>
-      </w:r>
-    </w:p>
-    <w:p>
-      <w:pPr>
-        <w:pStyle w:val="BodyText"/>
-      </w:pPr>
-      <w:r>
-        <w:t xml:space="preserve">And it works. Costco is profitable, employees stay long-term, customers are loyal, the business thrives. Not despite being a hybrid, but because it’s a well-constructed hybrid.</w:t>
-      </w:r>
-    </w:p>
-    <w:bookmarkEnd w:id="122"/>
-    <w:bookmarkStart w:id="123" w:name="example-community-colleges"/>
-    <w:p>
-      <w:pPr>
-        <w:pStyle w:val="Heading3"/>
-      </w:pPr>
-      <w:r>
-        <w:t xml:space="preserve">Example: Community Colleges</w:t>
-      </w:r>
-    </w:p>
-    <w:p>
-      <w:pPr>
-        <w:pStyle w:val="FirstParagraph"/>
-      </w:pPr>
-      <w:r>
-        <w:t xml:space="preserve">Community colleges are public institutions. They’re funded by tax dollars. They’re part of the safety commons: pre-funded education infrastructure available to everyone.</w:t>
-      </w:r>
-    </w:p>
-    <w:p>
-      <w:pPr>
-        <w:pStyle w:val="BodyText"/>
-      </w:pPr>
-      <w:r>
-        <w:t xml:space="preserve">But watch how they actually operate:</w:t>
-      </w:r>
-    </w:p>
-    <w:p>
-      <w:pPr>
-        <w:pStyle w:val="BodyText"/>
-      </w:pPr>
-      <w:r>
-        <w:rPr>
-          <w:b/>
-          <w:bCs/>
-        </w:rPr>
-        <w:t xml:space="preserve">The funding is socialist.</w:t>
-      </w:r>
-      <w:r>
-        <w:t xml:space="preserve"> </w:t>
-      </w:r>
-      <w:r>
-        <w:t xml:space="preserve">Tax dollars subsidize tuition. The goal is accessibility. The mission is serving students who can’t afford private universities. That’s collective pre-funding for a public good.</w:t>
-      </w:r>
-    </w:p>
-    <w:p>
-      <w:pPr>
-        <w:pStyle w:val="BodyText"/>
-      </w:pPr>
-      <w:r>
-        <w:rPr>
-          <w:b/>
-          <w:bCs/>
-        </w:rPr>
-        <w:t xml:space="preserve">The enrollment is market-adjacent.</w:t>
-      </w:r>
-      <w:r>
-        <w:t xml:space="preserve"> </w:t>
-      </w:r>
-      <w:r>
-        <w:t xml:space="preserve">Students choose to attend. They’re not assigned. They’re not compelled. They shop for programs, compare options, make individual decisions based on individual goals. That’s market-style choice.</w:t>
-      </w:r>
-    </w:p>
-    <w:p>
-      <w:pPr>
-        <w:pStyle w:val="BodyText"/>
-      </w:pPr>
-      <w:r>
-        <w:rPr>
-          <w:b/>
-          <w:bCs/>
-        </w:rPr>
-        <w:t xml:space="preserve">The teaching often includes family-style mentorship.</w:t>
-      </w:r>
-      <w:r>
-        <w:t xml:space="preserve"> </w:t>
-      </w:r>
-      <w:r>
-        <w:t xml:space="preserve">Professors invest in individual students. Office hours aren’t transactional. Advising isn’t standardized. The best community college teachers treat students like family: seeing potential, investing time, caring about outcomes beyond grades. That’s from-each-to-each logic operating within public institutions.</w:t>
-      </w:r>
-    </w:p>
-    <w:p>
-      <w:pPr>
-        <w:pStyle w:val="BodyText"/>
-      </w:pPr>
-      <w:r>
-        <w:rPr>
-          <w:b/>
-          <w:bCs/>
-        </w:rPr>
-        <w:t xml:space="preserve">The student body often self-organizes as voluntary networks.</w:t>
-      </w:r>
-      <w:r>
-        <w:t xml:space="preserve"> </w:t>
-      </w:r>
-      <w:r>
-        <w:t xml:space="preserve">Study groups form spontaneously. Students help each other without being told. Informal networks provide support that administration doesn’t and can’t provide. That’s anarchist governance filling the gaps.</w:t>
-      </w:r>
-    </w:p>
-    <w:p>
-      <w:pPr>
-        <w:pStyle w:val="BodyText"/>
-      </w:pPr>
-      <w:r>
-        <w:t xml:space="preserve">It’s a hybrid. Socialist funding provides access. Market-style choice drives enrollment. Family-style mentorship creates transformation. Voluntary networks extend support. And when it works (when community colleges are properly funded and staffed), it works extraordinarily well.</w:t>
-      </w:r>
-    </w:p>
-    <w:bookmarkEnd w:id="123"/>
-    <w:bookmarkStart w:id="124" w:name="example-volunteer-fire-departments"/>
-    <w:p>
-      <w:pPr>
-        <w:pStyle w:val="Heading3"/>
-      </w:pPr>
-      <w:r>
-        <w:t xml:space="preserve">Example: Volunteer Fire Departments</w:t>
-      </w:r>
-    </w:p>
-    <w:p>
-      <w:pPr>
-        <w:pStyle w:val="FirstParagraph"/>
-      </w:pPr>
-      <w:r>
-        <w:t xml:space="preserve">Most rural and suburban areas in the US don’t have professional fire departments. They have volunteer fire departments: people who live in the community, train as firefighters, and respond to emergencies without being paid.</w:t>
-      </w:r>
-    </w:p>
-    <w:p>
-      <w:pPr>
-        <w:pStyle w:val="BodyText"/>
-      </w:pPr>
-      <w:r>
-        <w:t xml:space="preserve">Watch the hybrid:</w:t>
-      </w:r>
-    </w:p>
-    <w:p>
-      <w:pPr>
-        <w:pStyle w:val="BodyText"/>
-      </w:pPr>
-      <w:r>
-        <w:rPr>
-          <w:b/>
-          <w:bCs/>
-        </w:rPr>
-        <w:t xml:space="preserve">The equipment is socialist.</w:t>
-      </w:r>
-      <w:r>
-        <w:t xml:space="preserve"> </w:t>
-      </w:r>
-      <w:r>
-        <w:t xml:space="preserve">Fire trucks purchased collectively. Training paid for by tax dollars. Stations maintained by municipal budgets. That’s collective pre-funding of emergency infrastructure.</w:t>
-      </w:r>
-    </w:p>
-    <w:p>
-      <w:pPr>
-        <w:pStyle w:val="BodyText"/>
-      </w:pPr>
-      <w:r>
-        <w:rPr>
-          <w:b/>
-          <w:bCs/>
-        </w:rPr>
-        <w:t xml:space="preserve">The labor is anarchist.</w:t>
-      </w:r>
-      <w:r>
-        <w:t xml:space="preserve"> </w:t>
-      </w:r>
-      <w:r>
-        <w:t xml:space="preserve">Volunteers choose to participate. Nobody forces them. They show up because they care about their community, because they want to contribute, because they value the identity of being a volunteer firefighter. That’s voluntary coordination.</w:t>
-      </w:r>
-    </w:p>
-    <w:p>
-      <w:pPr>
-        <w:pStyle w:val="BodyText"/>
-      </w:pPr>
-      <w:r>
-        <w:rPr>
-          <w:b/>
-          <w:bCs/>
-        </w:rPr>
-        <w:t xml:space="preserve">The operation is socialist.</w:t>
-      </w:r>
-      <w:r>
-        <w:t xml:space="preserve"> </w:t>
-      </w:r>
-      <w:r>
-        <w:t xml:space="preserve">When they respond to your house fire, they don’t ask your income. They don’t check if you’ve been a good neighbor. They just come. Impartially. That’s</w:t>
-      </w:r>
-      <w:r>
-        <w:t xml:space="preserve"> </w:t>
-      </w:r>
-      <w:r>
-        <w:t xml:space="preserve">“we will come, whoever you are.”</w:t>
-      </w:r>
-    </w:p>
-    <w:p>
-      <w:pPr>
-        <w:pStyle w:val="BodyText"/>
-      </w:pPr>
-      <w:r>
-        <w:rPr>
-          <w:b/>
-          <w:bCs/>
-        </w:rPr>
-        <w:t xml:space="preserve">The community support is family-ish.</w:t>
-      </w:r>
-      <w:r>
-        <w:t xml:space="preserve"> </w:t>
-      </w:r>
-      <w:r>
-        <w:t xml:space="preserve">Small towns know their volunteer firefighters. Cook dinners for them. Show up at fundraisers. Treat them like family even if they’re not blood relatives. That’s from-each-to-each logic extended to chosen community members.</w:t>
-      </w:r>
-    </w:p>
-    <w:p>
-      <w:pPr>
-        <w:pStyle w:val="BodyText"/>
-      </w:pPr>
-      <w:r>
-        <w:t xml:space="preserve">It’s a hybrid. Socialist funding provides equipment. Anarchist labor provides service. Socialist mission ensures impartiality. Family-style community support sustains the volunteers. And it works. Volunteer fire departments protect millions of people.</w:t>
-      </w:r>
-    </w:p>
-    <w:p>
-      <w:pPr>
-        <w:pStyle w:val="BodyText"/>
-      </w:pPr>
-      <w:r>
-        <w:t xml:space="preserve">Good hybrids work because they let each habitat do what it does best. They don’t force one logic to dominate. They don’t pretend to be pure. They just mix intelligently. Market where markets work, family where intimacy works, safety where coordination works, voluntary where choice works.</w:t>
-      </w:r>
-    </w:p>
-    <w:p>
-      <w:pPr>
-        <w:pStyle w:val="BodyText"/>
-      </w:pPr>
-      <w:r>
-        <w:t xml:space="preserve">The mastery isn’t choosing one system. The mastery is mixing systems well.</w:t>
-      </w:r>
-    </w:p>
-    <w:bookmarkEnd w:id="124"/>
-    <w:bookmarkEnd w:id="125"/>
-    <w:bookmarkStart w:id="129" w:name="section-3-when-hybrids-fail"/>
-    <w:p>
-      <w:pPr>
-        <w:pStyle w:val="Heading2"/>
-      </w:pPr>
-      <w:r>
-        <w:t xml:space="preserve">Section 3: When Hybrids Fail</w:t>
-      </w:r>
-    </w:p>
-    <w:p>
-      <w:pPr>
-        <w:pStyle w:val="FirstParagraph"/>
-      </w:pPr>
-      <w:r>
-        <w:t xml:space="preserve">But hybrids can fail too. Spectacularly. And the failures follow patterns.</w:t>
-      </w:r>
-    </w:p>
-    <w:bookmarkStart w:id="126" w:name="failure-mode-1-grammar-mismatch"/>
-    <w:p>
-      <w:pPr>
-        <w:pStyle w:val="Heading3"/>
-      </w:pPr>
-      <w:r>
-        <w:t xml:space="preserve">Failure Mode 1: Grammar Mismatch</w:t>
-      </w:r>
-    </w:p>
-    <w:p>
-      <w:pPr>
-        <w:pStyle w:val="FirstParagraph"/>
-      </w:pPr>
-      <w:r>
-        <w:t xml:space="preserve">Two people are in the same conversation, operating in different habitats, and they don’t realize it.</w:t>
-      </w:r>
-    </w:p>
-    <w:p>
-      <w:pPr>
-        <w:pStyle w:val="BodyText"/>
-      </w:pPr>
-      <w:r>
-        <w:rPr>
-          <w:b/>
-          <w:bCs/>
-        </w:rPr>
-        <w:t xml:space="preserve">Example: Business Partners Who Were Friends</w:t>
-      </w:r>
-    </w:p>
-    <w:p>
-      <w:pPr>
-        <w:pStyle w:val="BodyText"/>
-      </w:pPr>
-      <w:r>
-        <w:t xml:space="preserve">You start a business with a friend. At first, it’s great. You’re mixing friendship and market logic (voluntary cooperation plus profit motive). But then money gets tight. Decisions need to be made. And suddenly you’re in a grammar mismatch:</w:t>
-      </w:r>
-    </w:p>
-    <w:p>
-      <w:pPr>
-        <w:pStyle w:val="BodyText"/>
-      </w:pPr>
-      <w:r>
-        <w:rPr>
-          <w:i/>
-          <w:iCs/>
-        </w:rPr>
-        <w:t xml:space="preserve">You:</w:t>
-      </w:r>
-      <w:r>
-        <w:t xml:space="preserve"> </w:t>
-      </w:r>
-      <w:r>
-        <w:t xml:space="preserve">“Why are you charging the company for mileage? We’re friends! I thought we were in this together.”</w:t>
-      </w:r>
-    </w:p>
-    <w:p>
-      <w:pPr>
-        <w:pStyle w:val="BodyText"/>
-      </w:pPr>
-      <w:r>
-        <w:rPr>
-          <w:i/>
-          <w:iCs/>
-        </w:rPr>
-        <w:t xml:space="preserve">Them:</w:t>
-      </w:r>
-      <w:r>
-        <w:t xml:space="preserve"> </w:t>
-      </w:r>
-      <w:r>
-        <w:t xml:space="preserve">“This is a business. I’m contributing my time and I need to cover my costs. That’s how businesses work.”</w:t>
-      </w:r>
-    </w:p>
-    <w:p>
-      <w:pPr>
-        <w:pStyle w:val="BodyText"/>
-      </w:pPr>
-      <w:r>
-        <w:rPr>
-          <w:i/>
-          <w:iCs/>
-        </w:rPr>
-        <w:t xml:space="preserve">You:</w:t>
-      </w:r>
-      <w:r>
-        <w:t xml:space="preserve"> </w:t>
-      </w:r>
-      <w:r>
-        <w:t xml:space="preserve">“But we’re</w:t>
-      </w:r>
-      <w:r>
-        <w:t xml:space="preserve"> </w:t>
-      </w:r>
-      <w:r>
-        <w:rPr>
-          <w:i/>
-          <w:iCs/>
-        </w:rPr>
-        <w:t xml:space="preserve">friends.</w:t>
-      </w:r>
-      <w:r>
-        <w:t xml:space="preserve"> </w:t>
-      </w:r>
-      <w:r>
-        <w:t xml:space="preserve">We don’t invoice each other.”</w:t>
-      </w:r>
-    </w:p>
-    <w:p>
-      <w:pPr>
-        <w:pStyle w:val="BodyText"/>
-      </w:pPr>
-      <w:r>
-        <w:rPr>
-          <w:i/>
-          <w:iCs/>
-        </w:rPr>
-        <w:t xml:space="preserve">Them:</w:t>
-      </w:r>
-      <w:r>
-        <w:t xml:space="preserve"> </w:t>
-      </w:r>
-      <w:r>
-        <w:t xml:space="preserve">“We’re business</w:t>
-      </w:r>
-      <w:r>
-        <w:t xml:space="preserve"> </w:t>
-      </w:r>
-      <w:r>
-        <w:rPr>
-          <w:i/>
-          <w:iCs/>
-        </w:rPr>
-        <w:t xml:space="preserve">partners.</w:t>
-      </w:r>
-      <w:r>
-        <w:t xml:space="preserve"> </w:t>
-      </w:r>
-      <w:r>
-        <w:t xml:space="preserve">That’s different.”</w:t>
-      </w:r>
-    </w:p>
-    <w:p>
-      <w:pPr>
-        <w:pStyle w:val="BodyText"/>
-      </w:pPr>
-      <w:r>
-        <w:t xml:space="preserve">Neither of you is wrong. You’re operating in different habitats. You’re expecting friendship grammar: uneven books, generosity without tracking, trust without contracts. They’re operating in market grammar: explicit transactions, costs covered, agreements honored. Two grammars, one conversation, nobody hearing each other.</w:t>
-      </w:r>
-    </w:p>
-    <w:p>
-      <w:pPr>
-        <w:pStyle w:val="BodyText"/>
-      </w:pPr>
-      <w:r>
-        <w:t xml:space="preserve">This is grammar mismatch: when people in the same situation are using different habitat logics without realizing it. Not because either logic is wrong. Because context hasn’t been clarified. Because the hybrid hasn’t been made explicit. Because nobody said</w:t>
-      </w:r>
-      <w:r>
-        <w:t xml:space="preserve"> </w:t>
-      </w:r>
-      <w:r>
-        <w:t xml:space="preserve">“in this space, we’re operating as a business, not as friends, and that means different rules.”</w:t>
-      </w:r>
-    </w:p>
-    <w:p>
-      <w:pPr>
-        <w:pStyle w:val="BodyText"/>
-      </w:pPr>
-      <w:r>
-        <w:rPr>
-          <w:b/>
-          <w:bCs/>
-        </w:rPr>
-        <w:t xml:space="preserve">Half of organizational dysfunction is grammar mismatch.</w:t>
-      </w:r>
-      <w:r>
-        <w:t xml:space="preserve"> </w:t>
-      </w:r>
-      <w:r>
-        <w:t xml:space="preserve">Two people having the same conversation in different habitats, talking past each other, each thinking the other is violating norms, when really they’re just using different frameworks.</w:t>
-      </w:r>
-    </w:p>
-    <w:p>
-      <w:pPr>
-        <w:pStyle w:val="BodyText"/>
-      </w:pPr>
-      <w:r>
-        <w:rPr>
-          <w:b/>
-          <w:bCs/>
-        </w:rPr>
-        <w:t xml:space="preserve">Think about a frustrating conversation you’ve had (one that felt off, where you couldn’t understand why the other person wasn’t getting it). Were you speaking different grammars?</w:t>
-      </w:r>
-      <w:r>
-        <w:t xml:space="preserve"> </w:t>
-      </w:r>
-      <w:r>
-        <w:t xml:space="preserve">Were you operating in family logic while they were in market logic? Were you expecting voluntary-network trust while they were expecting transactional clarity? Were you in different habitats without realizing it?</w:t>
-      </w:r>
-    </w:p>
-    <w:p>
-      <w:pPr>
-        <w:pStyle w:val="BodyText"/>
-      </w:pPr>
-      <w:r>
-        <w:t xml:space="preserve">Grammar mismatch is diagnosable. Once you can see habitats, you can see when people are operating in different ones. And once you can see it, you can name it. And once you can name it, you can fix it. Not by proving one person wrong, but by clarifying which habitat you’re actually in.</w:t>
-      </w:r>
-    </w:p>
-    <w:bookmarkEnd w:id="126"/>
-    <w:bookmarkStart w:id="127" w:name="X67daec926bc03a54f028e2745ec75bd14d18d6a"/>
-    <w:p>
-      <w:pPr>
-        <w:pStyle w:val="Heading3"/>
-      </w:pPr>
-      <w:r>
-        <w:t xml:space="preserve">Failure Mode 2: Category Error (Wrong Tool, Wrong Moment)</w:t>
-      </w:r>
-    </w:p>
-    <w:p>
-      <w:pPr>
-        <w:pStyle w:val="FirstParagraph"/>
-      </w:pPr>
-      <w:r>
-        <w:t xml:space="preserve">This is when you import a habitat logic into a space where it doesn’t belong. When you use the wrong tool for the moment.</w:t>
-      </w:r>
-    </w:p>
-    <w:p>
-      <w:pPr>
-        <w:pStyle w:val="BodyText"/>
-      </w:pPr>
-      <w:r>
-        <w:rPr>
-          <w:b/>
-          <w:bCs/>
-        </w:rPr>
-        <w:t xml:space="preserve">Example: Paying in the Slug Line</w:t>
-      </w:r>
-    </w:p>
-    <w:p>
-      <w:pPr>
-        <w:pStyle w:val="BodyText"/>
-      </w:pPr>
-      <w:r>
-        <w:t xml:space="preserve">Imagine you’re new to the slug line. You don’t know the norms yet. Someone picks you up. Twenty minutes later, you arrive at your destination. You reach for your wallet.</w:t>
-      </w:r>
-    </w:p>
-    <w:p>
-      <w:pPr>
-        <w:pStyle w:val="BodyText"/>
-      </w:pPr>
-      <w:r>
-        <w:t xml:space="preserve">“Here’s five bucks. Thanks for the ride.”</w:t>
-      </w:r>
-    </w:p>
-    <w:p>
-      <w:pPr>
-        <w:pStyle w:val="BodyText"/>
-      </w:pPr>
-      <w:r>
-        <w:t xml:space="preserve">Watch what would happen. The driver wouldn’t just decline the money. They’d look at you like you’d violated something. Like you’d misunderstood the entire system. Like you’d introduced the wrong grammar into a space that runs on different logic.</w:t>
-      </w:r>
-    </w:p>
-    <w:p>
-      <w:pPr>
-        <w:pStyle w:val="BodyText"/>
-      </w:pPr>
-      <w:r>
-        <w:rPr>
-          <w:b/>
-          <w:bCs/>
-        </w:rPr>
-        <w:t xml:space="preserve">It would feel wrong.</w:t>
-      </w:r>
-      <w:r>
-        <w:t xml:space="preserve"> </w:t>
-      </w:r>
-      <w:r>
-        <w:t xml:space="preserve">Not because money is bad. Not because payment is immoral. But because you’re importing market grammar into a space running on voluntary trust. The slug line works because it’s NOT a transaction. The moment you try to pay, you’re converting it into a taxi service. You’re changing the relationship. You’re breaking the hybrid.</w:t>
-      </w:r>
-    </w:p>
-    <w:p>
-      <w:pPr>
-        <w:pStyle w:val="BodyText"/>
-      </w:pPr>
-      <w:r>
-        <w:t xml:space="preserve">The line doesn’t get in.</w:t>
-      </w:r>
-    </w:p>
-    <w:p>
-      <w:pPr>
-        <w:pStyle w:val="BodyText"/>
-      </w:pPr>
-      <w:r>
-        <w:t xml:space="preserve">That’s category error: using a habitat logic in a context where it doesn’t fit. Market logic is great in markets. But in the slug line? Wrong tool. Family logic is beautiful in families. But in nations? Wrong scale. Voluntary networks are essential for chosen relationships. But for emergency response at population scale? Wrong tool.</w:t>
-      </w:r>
-    </w:p>
-    <w:p>
-      <w:pPr>
-        <w:pStyle w:val="BodyText"/>
-      </w:pPr>
-      <w:r>
-        <w:rPr>
-          <w:b/>
-          <w:bCs/>
-        </w:rPr>
-        <w:t xml:space="preserve">Category errors feel viscerally wrong.</w:t>
-      </w:r>
-      <w:r>
-        <w:t xml:space="preserve"> </w:t>
-      </w:r>
-      <w:r>
-        <w:t xml:space="preserve">When someone tries to pay you for helping them move, it feels wrong. When a business treats employees like disposable commodities, it feels wrong. When a government treats citizens like children, it feels wrong. When a friend group develops official bylaws and performance reviews, it feels wrong.</w:t>
-      </w:r>
-    </w:p>
-    <w:p>
-      <w:pPr>
-        <w:pStyle w:val="BodyText"/>
-      </w:pPr>
-      <w:r>
-        <w:t xml:space="preserve">Not because those tools are inherently bad. Because they’re the wrong tools for that moment. Because context matters. Because the question isn’t</w:t>
-      </w:r>
-      <w:r>
-        <w:t xml:space="preserve"> </w:t>
-      </w:r>
-      <w:r>
-        <w:t xml:space="preserve">“which habitat logic is right?”</w:t>
-      </w:r>
-      <w:r>
-        <w:t xml:space="preserve"> </w:t>
-      </w:r>
-      <w:r>
-        <w:t xml:space="preserve">but</w:t>
-      </w:r>
-      <w:r>
-        <w:t xml:space="preserve"> </w:t>
-      </w:r>
-      <w:r>
-        <w:t xml:space="preserve">“which habitat logic fits this situation?”</w:t>
-      </w:r>
-    </w:p>
-    <w:bookmarkEnd w:id="127"/>
-    <w:bookmarkStart w:id="128" w:name="X81eb06c18957f86f2dcfbc770ec1274df4a9209"/>
-    <w:p>
-      <w:pPr>
-        <w:pStyle w:val="Heading3"/>
-      </w:pPr>
-      <w:r>
-        <w:t xml:space="preserve">Failure Mode 3: When the Engine Eats the House</w:t>
-      </w:r>
-    </w:p>
-    <w:p>
-      <w:pPr>
-        <w:pStyle w:val="FirstParagraph"/>
-      </w:pPr>
-      <w:r>
-        <w:t xml:space="preserve">This is the failure mode we named in Chapter 5: when market logic escapes its habitat and invades everywhere. When everything becomes transactional. When price replaces all other forms of relationship. When the engine (which should be powering the house) starts consuming it.</w:t>
-      </w:r>
-    </w:p>
-    <w:p>
-      <w:pPr>
-        <w:pStyle w:val="BodyText"/>
-      </w:pPr>
-      <w:r>
-        <w:rPr>
-          <w:b/>
-          <w:bCs/>
-        </w:rPr>
-        <w:t xml:space="preserve">Example: Four-Year-Old Performance Reviews</w:t>
-      </w:r>
-    </w:p>
-    <w:p>
-      <w:pPr>
-        <w:pStyle w:val="BodyText"/>
-      </w:pPr>
-      <w:r>
-        <w:t xml:space="preserve">Remember this from Chapter 1? A parent giving their four-year-old a quarterly performance review, identifying areas for improvement, setting developmental milestones, creating an improvement plan?</w:t>
-      </w:r>
-    </w:p>
-    <w:p>
-      <w:pPr>
-        <w:pStyle w:val="BodyText"/>
-      </w:pPr>
-      <w:r>
-        <w:t xml:space="preserve">The wrongness is immediate. Not because performance feedback is bad (it’s great in workplaces). Not because development matters (it does for kids). But because you’re importing market/productivity grammar into family. You’re treating a four-year-old like an employee. You’re destroying intimacy with transaction.</w:t>
-      </w:r>
-    </w:p>
-    <w:p>
-      <w:pPr>
-        <w:pStyle w:val="BodyText"/>
-      </w:pPr>
-      <w:r>
-        <w:t xml:space="preserve">That’s engine-eats-house. That’s market logic metastasizing beyond its bounds. That’s the hybrid failing because one habitat has been allowed to dominate everything.</w:t>
-      </w:r>
-    </w:p>
-    <w:p>
-      <w:pPr>
-        <w:pStyle w:val="BodyText"/>
-      </w:pPr>
-      <w:r>
-        <w:t xml:space="preserve">And it happens constantly. Schools treating education like product delivery and students like customers. Healthcare treating patients like consumers shopping for care. Friendships tracking reciprocity like a ledger. Parenting optimized for measurable outcomes. Every time you see something that feels hollow, transactional, stripped of meaning, check if market logic has invaded a space where it doesn’t belong.</w:t>
-      </w:r>
-    </w:p>
-    <w:p>
-      <w:pPr>
-        <w:pStyle w:val="BodyText"/>
-      </w:pPr>
-      <w:r>
-        <w:t xml:space="preserve">The fix isn’t eliminating markets. Markets are essential. The fix is boundaries. The fix is knowing which tool fits which space. The fix is not letting the engine escape its habitat.</w:t>
-      </w:r>
-    </w:p>
-    <w:bookmarkEnd w:id="128"/>
-    <w:bookmarkEnd w:id="129"/>
-    <w:bookmarkStart w:id="134" w:name="section-4-diagnostic-questions"/>
-    <w:p>
-      <w:pPr>
-        <w:pStyle w:val="Heading2"/>
-      </w:pPr>
-      <w:r>
-        <w:t xml:space="preserve">Section 4: Diagnostic Questions</w:t>
-      </w:r>
-    </w:p>
-    <w:p>
-      <w:pPr>
-        <w:pStyle w:val="FirstParagraph"/>
-      </w:pPr>
-      <w:r>
-        <w:t xml:space="preserve">So how do you navigate hybrids? How do you know which tool fits which moment? How do you diagnose what’s going wrong when a hybrid starts failing?</w:t>
-      </w:r>
-    </w:p>
-    <w:p>
-      <w:pPr>
-        <w:pStyle w:val="BodyText"/>
-      </w:pPr>
-      <w:r>
-        <w:t xml:space="preserve">Start with these questions:</w:t>
-      </w:r>
-    </w:p>
-    <w:bookmarkStart w:id="130" w:name="what-habitats-are-touching-here"/>
-    <w:p>
-      <w:pPr>
-        <w:pStyle w:val="Heading3"/>
-      </w:pPr>
-      <w:r>
-        <w:t xml:space="preserve">1. What habitats are touching here?</w:t>
-      </w:r>
-    </w:p>
-    <w:p>
-      <w:pPr>
-        <w:pStyle w:val="FirstParagraph"/>
-      </w:pPr>
-      <w:r>
-        <w:t xml:space="preserve">Look at the situation you’re in. Which of the four systems are operating?</w:t>
-      </w:r>
-    </w:p>
-    <w:p>
-      <w:pPr>
-        <w:pStyle w:val="BodyText"/>
-      </w:pPr>
-      <w:r>
-        <w:rPr>
-          <w:b/>
-          <w:bCs/>
-        </w:rPr>
-        <w:t xml:space="preserve">Think about your workplace.</w:t>
-      </w:r>
-      <w:r>
-        <w:t xml:space="preserve"> </w:t>
-      </w:r>
-      <w:r>
-        <w:t xml:space="preserve">Is it pure market? Or are there moments of family-style care? Voluntary collaboration? Collective infrastructure? Most workplaces are hybrids. They just don’t name it. But if you can see which habitats are present, you can see which logics are supposed to operate where.</w:t>
-      </w:r>
-    </w:p>
-    <w:p>
-      <w:pPr>
-        <w:pStyle w:val="BodyText"/>
-      </w:pPr>
-      <w:r>
-        <w:t xml:space="preserve">Are you frustrated because you’re expecting friendship treatment in a transactional relationship? Are you resentful because market logic is being applied where care should operate? Are you confused because two habitat logics are giving you conflicting guidance?</w:t>
-      </w:r>
-    </w:p>
-    <w:p>
-      <w:pPr>
-        <w:pStyle w:val="BodyText"/>
-      </w:pPr>
-      <w:r>
-        <w:t xml:space="preserve">Name the habitats. See where they’re touching. Half the confusion disappears.</w:t>
-      </w:r>
-    </w:p>
-    <w:bookmarkEnd w:id="130"/>
-    <w:bookmarkStart w:id="131" w:name="which-logic-fits-this-moment"/>
-    <w:p>
-      <w:pPr>
-        <w:pStyle w:val="Heading3"/>
-      </w:pPr>
-      <w:r>
-        <w:t xml:space="preserve">2. Which logic fits this moment?</w:t>
-      </w:r>
-    </w:p>
-    <w:p>
-      <w:pPr>
-        <w:pStyle w:val="FirstParagraph"/>
-      </w:pPr>
-      <w:r>
-        <w:t xml:space="preserve">You’re in a situation with multiple people. Someone needs to make a decision or take an action. Which habitat logic applies</w:t>
-      </w:r>
-      <w:r>
-        <w:t xml:space="preserve"> </w:t>
-      </w:r>
-      <w:r>
-        <w:rPr>
-          <w:i/>
-          <w:iCs/>
-        </w:rPr>
-        <w:t xml:space="preserve">right now</w:t>
-      </w:r>
-      <w:r>
-        <w:t xml:space="preserve">?</w:t>
-      </w:r>
-    </w:p>
-    <w:p>
-      <w:pPr>
-        <w:pStyle w:val="BodyText"/>
-      </w:pPr>
-      <w:r>
-        <w:t xml:space="preserve">Is this a moment for family-style generosity? For market-style negotiation? For safety-style impartiality? For voluntary-style trust?</w:t>
-      </w:r>
-    </w:p>
-    <w:p>
-      <w:pPr>
-        <w:pStyle w:val="BodyText"/>
-      </w:pPr>
-      <w:r>
-        <w:rPr>
-          <w:b/>
-          <w:bCs/>
-        </w:rPr>
-        <w:t xml:space="preserve">Example: A colleague asks for help on a project.</w:t>
-      </w:r>
-      <w:r>
-        <w:t xml:space="preserve"> </w:t>
-      </w:r>
-      <w:r>
-        <w:t xml:space="preserve">Is this a market transaction (you help because you expect reciprocity or payment)? A family-style gift (you help because you care about them)? A voluntary contribution (you help because you believe in the project)? Or a professional obligation (you help because that’s your job)?</w:t>
-      </w:r>
-    </w:p>
-    <w:p>
-      <w:pPr>
-        <w:pStyle w:val="BodyText"/>
-      </w:pPr>
-      <w:r>
-        <w:t xml:space="preserve">The answer determines the appropriate response. And the answer depends on context: your relationship, the project, the norms of your workplace, what’s been established before.</w:t>
-      </w:r>
-    </w:p>
-    <w:p>
-      <w:pPr>
-        <w:pStyle w:val="BodyText"/>
-      </w:pPr>
-      <w:r>
-        <w:t xml:space="preserve">The wrong answer isn’t immoral. It’s just mismatched. If you respond with market logic when they were expecting friendship generosity, you’ve created a grammar mismatch. If you give family-style generosity when they were offering a market transaction, you’ve created obligation they didn’t ask for.</w:t>
-      </w:r>
-    </w:p>
-    <w:p>
-      <w:pPr>
-        <w:pStyle w:val="BodyText"/>
-      </w:pPr>
-      <w:r>
-        <w:t xml:space="preserve">Which logic fits</w:t>
-      </w:r>
-      <w:r>
-        <w:t xml:space="preserve"> </w:t>
-      </w:r>
-      <w:r>
-        <w:rPr>
-          <w:i/>
-          <w:iCs/>
-        </w:rPr>
-        <w:t xml:space="preserve">this</w:t>
-      </w:r>
-      <w:r>
-        <w:t xml:space="preserve"> </w:t>
-      </w:r>
-      <w:r>
-        <w:t xml:space="preserve">moment?</w:t>
-      </w:r>
-    </w:p>
-    <w:bookmarkEnd w:id="131"/>
-    <w:bookmarkStart w:id="132" w:name="is-this-a-good-hybrid-or-a-failing-one"/>
-    <w:p>
-      <w:pPr>
-        <w:pStyle w:val="Heading3"/>
-      </w:pPr>
-      <w:r>
-        <w:t xml:space="preserve">3. Is this a good hybrid or a failing one?</w:t>
-      </w:r>
-    </w:p>
-    <w:p>
-      <w:pPr>
-        <w:pStyle w:val="FirstParagraph"/>
-      </w:pPr>
-      <w:r>
-        <w:t xml:space="preserve">Not all hybrids work. Some create dysfunction. The question is: is the mixing intentional or accidental? Is each habitat doing what it does well, or is one habitat colonizing the others?</w:t>
-      </w:r>
-    </w:p>
-    <w:p>
-      <w:pPr>
-        <w:pStyle w:val="BodyText"/>
-      </w:pPr>
-      <w:r>
-        <w:rPr>
-          <w:b/>
-          <w:bCs/>
-        </w:rPr>
-        <w:t xml:space="preserve">Good hybrid:</w:t>
-      </w:r>
-      <w:r>
-        <w:t xml:space="preserve"> </w:t>
-      </w:r>
-      <w:r>
-        <w:t xml:space="preserve">Each habitat contributes its strength. Market generates surplus, family distributes with care, safety provides infrastructure, voluntary fills the gaps. The slug line. Costco. Volunteer fire departments.</w:t>
-      </w:r>
-    </w:p>
-    <w:p>
-      <w:pPr>
-        <w:pStyle w:val="BodyText"/>
-      </w:pPr>
-      <w:r>
-        <w:rPr>
-          <w:b/>
-          <w:bCs/>
-        </w:rPr>
-        <w:t xml:space="preserve">Failing hybrid:</w:t>
-      </w:r>
-      <w:r>
-        <w:t xml:space="preserve"> </w:t>
-      </w:r>
-      <w:r>
-        <w:t xml:space="preserve">One habitat dominates everything. Market invades family (four-year-old performance reviews). Family logic applied at nation scale (paternalism, nepotism). Safety logic applied to everything (treating every situation like an emergency). Voluntary networks forced to operate at scales where trust breaks down.</w:t>
-      </w:r>
-    </w:p>
-    <w:p>
-      <w:pPr>
-        <w:pStyle w:val="BodyText"/>
-      </w:pPr>
-      <w:r>
-        <w:t xml:space="preserve">Can you see which habitats are present and which one is overreaching? That’s the diagnosis. That’s how you spot what’s going wrong.</w:t>
-      </w:r>
-    </w:p>
-    <w:bookmarkEnd w:id="132"/>
-    <w:bookmarkStart w:id="133" w:name="what-happens-if-im-using-the-wrong-tool"/>
-    <w:p>
-      <w:pPr>
-        <w:pStyle w:val="Heading3"/>
-      </w:pPr>
-      <w:r>
-        <w:t xml:space="preserve">4. What happens if I’m using the wrong tool?</w:t>
-      </w:r>
-    </w:p>
-    <w:p>
-      <w:pPr>
-        <w:pStyle w:val="FirstParagraph"/>
-      </w:pPr>
-      <w:r>
-        <w:t xml:space="preserve">Before you speak, before you act, ask: which habitat logic am I about to deploy? And is that the right one for this context?</w:t>
-      </w:r>
-    </w:p>
-    <w:p>
-      <w:pPr>
-        <w:pStyle w:val="BodyText"/>
-      </w:pPr>
-      <w:r>
-        <w:t xml:space="preserve">If you’re about to offer payment in a friendship space, pause. If you’re about to expect family-style generosity in a transactional relationship, pause. If you’re about to apply market efficiency logic to intimate care, pause.</w:t>
-      </w:r>
-    </w:p>
-    <w:p>
-      <w:pPr>
-        <w:pStyle w:val="BodyText"/>
-      </w:pPr>
-      <w:r>
-        <w:t xml:space="preserve">The wrong tool doesn’t just fail to work. It damages the space. Offering payment in the slug line doesn’t just get declined, it makes future participation weird. Treating employees like disposable labor doesn’t just reduce efficiency, it destroys loyalty. Expecting friends to operate like business partners doesn’t just create confusion, it kills the friendship.</w:t>
-      </w:r>
-    </w:p>
-    <w:p>
-      <w:pPr>
-        <w:pStyle w:val="BodyText"/>
-      </w:pPr>
-      <w:r>
-        <w:t xml:space="preserve">Which tool am I pulling out? Is it the right one for this moment?</w:t>
-      </w:r>
-    </w:p>
-    <w:bookmarkEnd w:id="133"/>
-    <w:bookmarkEnd w:id="134"/>
-    <w:bookmarkStart w:id="135" w:name="phase-3-seeing-hybrids-everywhere"/>
-    <w:p>
-      <w:pPr>
-        <w:pStyle w:val="Heading2"/>
-      </w:pPr>
-      <w:r>
-        <w:t xml:space="preserve">Phase 3: Seeing Hybrids Everywhere</w:t>
-      </w:r>
-    </w:p>
-    <w:p>
-      <w:pPr>
-        <w:pStyle w:val="FirstParagraph"/>
-      </w:pPr>
-      <w:r>
-        <w:t xml:space="preserve">You can see them now. The hybrids you’re already in. The mixed systems operating all around you.</w:t>
-      </w:r>
-    </w:p>
-    <w:p>
-      <w:pPr>
-        <w:pStyle w:val="BodyText"/>
-      </w:pPr>
-      <w:r>
-        <w:t xml:space="preserve">Your job is probably a hybrid: market transaction for labor, but hopefully some care and loyalty mixed in, maybe some voluntary collaboration on the side, infrastructure provided by systems you don’t control. Your neighborhood is a hybrid: property owned individually, streets maintained collectively, relationships formed voluntarily, emergencies handled by municipality. Your family is a hybrid: from-each-to-each logic as the core, but interfacing with markets for goods, relying on safety commons for protection, operating through voluntary continuation (you can’t force adult children to stay close).</w:t>
-      </w:r>
-    </w:p>
-    <w:p>
-      <w:pPr>
-        <w:pStyle w:val="BodyText"/>
-      </w:pPr>
-      <w:r>
-        <w:t xml:space="preserve">Everything is hybrid. Pure systems exist only in theory and in catastrophic failures. The real world is mixed, messy, and functional exactly because it’s mixed.</w:t>
-      </w:r>
-    </w:p>
-    <w:p>
-      <w:pPr>
-        <w:pStyle w:val="BodyText"/>
-      </w:pPr>
-      <w:r>
-        <w:rPr>
-          <w:b/>
-          <w:bCs/>
-        </w:rPr>
-        <w:t xml:space="preserve">The question is never</w:t>
-      </w:r>
-      <w:r>
-        <w:rPr>
-          <w:b/>
-          <w:bCs/>
-        </w:rPr>
-        <w:t xml:space="preserve"> </w:t>
-      </w:r>
-      <w:r>
-        <w:rPr>
-          <w:b/>
-          <w:bCs/>
-        </w:rPr>
-        <w:t xml:space="preserve">“which ideology wins?”</w:t>
-      </w:r>
-      <w:r>
-        <w:t xml:space="preserve"> </w:t>
-      </w:r>
-      <w:r>
-        <w:t xml:space="preserve">The question is always</w:t>
-      </w:r>
-      <w:r>
-        <w:t xml:space="preserve"> </w:t>
-      </w:r>
-      <w:r>
-        <w:t xml:space="preserve">“which tool fits this moment?”</w:t>
-      </w:r>
-      <w:r>
-        <w:t xml:space="preserve"> </w:t>
-      </w:r>
-      <w:r>
-        <w:t xml:space="preserve">And that’s navigation.</w:t>
-      </w:r>
-    </w:p>
-    <w:p>
-      <w:pPr>
-        <w:pStyle w:val="BodyText"/>
-      </w:pPr>
-      <w:r>
-        <w:t xml:space="preserve">You know The Ring now. You can see all four habitats. You can spot when they’re touching. You can diagnose grammar mismatches and category errors and engine-eating-house failures. You can ask the diagnostic questions. You can see hybrids operating.</w:t>
-      </w:r>
-    </w:p>
-    <w:p>
-      <w:pPr>
-        <w:pStyle w:val="BodyText"/>
-      </w:pPr>
-      <w:r>
-        <w:t xml:space="preserve">But seeing isn’t the same as choosing. Recognition isn’t the same as intentional navigation. And that’s what comes next.</w:t>
-      </w:r>
-    </w:p>
-    <w:p>
-      <w:pPr>
-        <w:pStyle w:val="BodyText"/>
-      </w:pPr>
-      <w:r>
-        <w:t xml:space="preserve">Because there’s a tool for this. A decision framework. A compass that helps you choose which habitat logic to deploy in real time. A way to turn recognition into action.</w:t>
-      </w:r>
-    </w:p>
-    <w:p>
-      <w:pPr>
-        <w:pStyle w:val="BodyText"/>
-      </w:pPr>
-      <w:r>
-        <w:t xml:space="preserve">You’ve learned to see. Now it’s time to learn to steer.</w:t>
+        <w:t xml:space="preserve">We’ve completed The Ring. All four habitats visible. All four systems understood. All four ways humans coordinate at different scales, with different tools, for different purposes.</w:t>
+      </w:r>
+    </w:p>
+    <w:p>
+      <w:pPr>
+        <w:pStyle w:val="BodyText"/>
+      </w:pPr>
+      <w:r>
+        <w:t xml:space="preserve">This is the capstone of understanding. The completion of the framework. The moment when you can see the structure that was always there but never had language for. The moment when you stop seeing political positions as team jerseys and start seeing them as tools for different scales.</w:t>
+      </w:r>
+    </w:p>
+    <w:p>
+      <w:pPr>
+        <w:pStyle w:val="BodyText"/>
+      </w:pPr>
+      <w:r>
+        <w:t xml:space="preserve">You’re not going to stop participating in family just because you understand the scale errors of treating nations like families. You’re not going to stop funding fire departments just because you understand that not everything should be the safety commons. You’re not going to stop working in markets just because you understand their blind spots. You’re not going to stop coordinating voluntarily with friends just because you understand the limits of pure anarchy.</w:t>
+      </w:r>
+    </w:p>
+    <w:p>
+      <w:pPr>
+        <w:pStyle w:val="BodyText"/>
+      </w:pPr>
+      <w:r>
+        <w:t xml:space="preserve">You’re just going to do all of them more deliberately. More consciously. With more clarity about which tool belongs where. With more ability to recognize when a system is being stretched beyond its habitat. With more capacity to name what’s happening when someone tries to force market logic into family or family logic into nations or safety-commons logic into voluntary networks.</w:t>
+      </w:r>
+    </w:p>
+    <w:p>
+      <w:pPr>
+        <w:pStyle w:val="BodyText"/>
+      </w:pPr>
+      <w:r>
+        <w:t xml:space="preserve">And you’re going to notice something else: the flow between them. Markets generate the surplus that becomes excess. That excess can flow through friendship networks, among other places. Friendship backstops the safety systems. Safety protects the families. Families raise the workers who participate in markets. The Ring isn’t just four separate systems. It’s four systems that feed each other, that depend on each other, that complete each other.</w:t>
+      </w:r>
+    </w:p>
+    <w:p>
+      <w:pPr>
+        <w:pStyle w:val="BodyText"/>
+      </w:pPr>
+      <w:r>
+        <w:t xml:space="preserve">What defines each habitat is its governance mechanism. What flows through each habitat is a different question. We’ll explore that flow, especially the obligation that comes with excess, in Chapter 9.</w:t>
+      </w:r>
+    </w:p>
+    <w:p>
+      <w:pPr>
+        <w:pStyle w:val="BodyText"/>
+      </w:pPr>
+      <w:r>
+        <w:t xml:space="preserve">The Ring doesn’t tell you how to live. It tells you how you’re already living. It gives you language for what you’ve been doing your whole life. It makes visible the structure you’ve been navigating without a map.</w:t>
+      </w:r>
+    </w:p>
+    <w:p>
+      <w:pPr>
+        <w:pStyle w:val="BodyText"/>
+      </w:pPr>
+      <w:r>
+        <w:t xml:space="preserve">And now that you have the map, now that you can see all four habitats, we can move to the hard part: what happens when they touch?</w:t>
+      </w:r>
+    </w:p>
+    <w:p>
+      <w:pPr>
+        <w:pStyle w:val="BodyText"/>
+      </w:pPr>
+      <w:r>
+        <w:t xml:space="preserve">Because they don’t just sit separately. They don’t stay in neat boxes. They interpenetrate. They overlap. They create hybrids. They generate conflicts. They produce situations where two logics meet and you have to choose which one applies.</w:t>
+      </w:r>
+    </w:p>
+    <w:p>
+      <w:pPr>
+        <w:pStyle w:val="BodyText"/>
+      </w:pPr>
+      <w:r>
+        <w:t xml:space="preserve">That’s navigation. That’s the work. That’s what the rest of the book is about.</w:t>
+      </w:r>
+    </w:p>
+    <w:p>
+      <w:pPr>
+        <w:pStyle w:val="BodyText"/>
+      </w:pPr>
+      <w:r>
+        <w:t xml:space="preserve">But first, you needed to see The Ring complete. To know that you’re not confused. To know that navigating multiple systems isn’t weakness. To know that using different tools for different scales is exactly what functional humans do.</w:t>
+      </w:r>
+    </w:p>
+    <w:p>
+      <w:pPr>
+        <w:pStyle w:val="BodyText"/>
+      </w:pPr>
+      <w:r>
+        <w:t xml:space="preserve">Now you know. The Ring is complete. You can see all four.</w:t>
+      </w:r>
+    </w:p>
+    <w:p>
+      <w:pPr>
+        <w:pStyle w:val="BodyText"/>
+      </w:pPr>
+      <w:r>
+        <w:t xml:space="preserve">Time to learn how to navigate when they touch.</w:t>
       </w:r>
     </w:p>
     <w:p>
@@ -16000,24 +14572,15 @@
         </w:pict>
       </w:r>
     </w:p>
-    <w:bookmarkEnd w:id="135"/>
-    <w:bookmarkEnd w:id="136"/>
-    <w:bookmarkStart w:id="166" w:name="chapter-8-the-ring-compass"/>
+    <w:bookmarkEnd w:id="120"/>
+    <w:bookmarkEnd w:id="121"/>
+    <w:bookmarkStart w:id="137" w:name="chapter-7-when-systems-touch"/>
     <w:p>
       <w:pPr>
         <w:pStyle w:val="Heading1"/>
       </w:pPr>
       <w:r>
-        <w:t xml:space="preserve">CHAPTER 8: The Ring Compass</w:t>
-      </w:r>
-    </w:p>
-    <w:bookmarkStart w:id="137" w:name="section-1-the-category-error"/>
-    <w:p>
-      <w:pPr>
-        <w:pStyle w:val="Heading2"/>
-      </w:pPr>
-      <w:r>
-        <w:t xml:space="preserve">Section 1: The Category Error</w:t>
+        <w:t xml:space="preserve">CHAPTER 7: When Systems Touch</w:t>
       </w:r>
     </w:p>
     <w:p>
@@ -16025,193 +14588,141 @@
         <w:pStyle w:val="FirstParagraph"/>
       </w:pPr>
       <w:r>
-        <w:t xml:space="preserve">You’re in the slug line. Pentagon City. 5:47 AM. Three-person carpool forming for the HOV lanes. Same ritual you saw in the Prologue, but now you understand what you’re looking at.</w:t>
-      </w:r>
-    </w:p>
-    <w:p>
-      <w:pPr>
-        <w:pStyle w:val="BodyText"/>
-      </w:pPr>
-      <w:r>
-        <w:t xml:space="preserve">The ride goes smoothly. Twenty minutes. Two strangers and you, coordinating without speaking much. The unwritten rules operating flawlessly. HOV lanes saving forty minutes. Everyone benefiting.</w:t>
-      </w:r>
-    </w:p>
-    <w:p>
-      <w:pPr>
-        <w:pStyle w:val="BodyText"/>
-      </w:pPr>
-      <w:r>
-        <w:t xml:space="preserve">You arrive at the Pentagon. Time to get out.</w:t>
-      </w:r>
-    </w:p>
-    <w:p>
-      <w:pPr>
-        <w:pStyle w:val="BodyText"/>
-      </w:pPr>
-      <w:r>
-        <w:t xml:space="preserve">You reach for your wallet. Pull out a ten-dollar bill.</w:t>
-      </w:r>
-    </w:p>
-    <w:p>
-      <w:pPr>
-        <w:pStyle w:val="BodyText"/>
-      </w:pPr>
-      <w:r>
-        <w:t xml:space="preserve">“Five bucks each? For the ride?”</w:t>
-      </w:r>
-    </w:p>
-    <w:p>
-      <w:pPr>
-        <w:pStyle w:val="BodyText"/>
-      </w:pPr>
-      <w:r>
-        <w:t xml:space="preserve">Watch what happens. The driver doesn’t get angry. They don’t accept the money, either. Their face changes. Not offense exactly, but confusion. Something shifted. Something broke.</w:t>
-      </w:r>
-    </w:p>
-    <w:p>
-      <w:pPr>
-        <w:pStyle w:val="BodyText"/>
-      </w:pPr>
-      <w:r>
-        <w:t xml:space="preserve">You feel it too, immediately. That was wrong.</w:t>
-      </w:r>
-    </w:p>
-    <w:p>
-      <w:pPr>
-        <w:pStyle w:val="BodyText"/>
-      </w:pPr>
-      <w:r>
-        <w:t xml:space="preserve">Not because money is bad. Not because the driver doesn’t like money. But because you just imported the wrong grammar. The slug line runs on voluntary trust, not market exchange. You tried to convert a gift into a transaction. You tried to invoice intimacy. The line doesn’t get in. That’s market logic trying to purchase what operates on different rules.</w:t>
-      </w:r>
-    </w:p>
-    <w:p>
-      <w:pPr>
-        <w:pStyle w:val="BodyText"/>
-      </w:pPr>
-      <w:r>
-        <w:rPr>
-          <w:b/>
-          <w:bCs/>
-        </w:rPr>
-        <w:t xml:space="preserve">You felt that wrongness before you understood it.</w:t>
-      </w:r>
-      <w:r>
-        <w:t xml:space="preserve"> </w:t>
-      </w:r>
-      <w:r>
-        <w:t xml:space="preserve">The money would have been perfectly right in a different context (paying a taxi driver, tipping a rideshare, settling up for gas with a friend). But here? Category error. Wrong tool, wrong moment.</w:t>
-      </w:r>
-    </w:p>
-    <w:p>
-      <w:pPr>
-        <w:pStyle w:val="BodyText"/>
-      </w:pPr>
-      <w:r>
-        <w:t xml:space="preserve">What you needed was a compass. Something to tell you which grammar applied. Something to help you see which habitat you were in before you acted.</w:t>
-      </w:r>
-    </w:p>
-    <w:p>
-      <w:pPr>
-        <w:pStyle w:val="BodyText"/>
-      </w:pPr>
-      <w:r>
-        <w:t xml:space="preserve">This is why you need navigation tools. Not because the habitats are complicated (you know them now). Not because hybrids are rare (they’re everywhere). But because you’re moving between habitats constantly, and the switch isn’t always obvious. And using the wrong grammar damages the space.</w:t>
-      </w:r>
-    </w:p>
-    <w:p>
-      <w:pPr>
-        <w:pStyle w:val="BodyText"/>
-      </w:pPr>
-      <w:r>
-        <w:t xml:space="preserve">Let me show you another one.</w:t>
-      </w:r>
-    </w:p>
-    <w:bookmarkEnd w:id="137"/>
-    <w:bookmarkStart w:id="138" w:name="section-2-the-hospital-waiting-room"/>
-    <w:p>
-      <w:pPr>
-        <w:pStyle w:val="Heading2"/>
-      </w:pPr>
-      <w:r>
-        <w:t xml:space="preserve">Section 2: The Hospital Waiting Room</w:t>
-      </w:r>
-    </w:p>
-    <w:p>
-      <w:pPr>
-        <w:pStyle w:val="FirstParagraph"/>
-      </w:pPr>
-      <w:r>
-        <w:t xml:space="preserve">You’re in the emergency room with a family member. 2:30 AM. They’re in pain. You’re scared. The wait is two hours and counting.</w:t>
-      </w:r>
-    </w:p>
-    <w:p>
-      <w:pPr>
-        <w:pStyle w:val="BodyText"/>
-      </w:pPr>
-      <w:r>
-        <w:t xml:space="preserve">You approach the front desk. You need reassurance. You need connection. You need someone to see that this person you love is suffering and you’re terrified and could they please just give you some information, some hope, some sense that someone cares?</w:t>
-      </w:r>
-    </w:p>
-    <w:p>
-      <w:pPr>
-        <w:pStyle w:val="BodyText"/>
-      </w:pPr>
-      <w:r>
-        <w:t xml:space="preserve">The person at the desk is professional. Polite. Efficient.</w:t>
-      </w:r>
-      <w:r>
-        <w:t xml:space="preserve"> </w:t>
-      </w:r>
-      <w:r>
-        <w:t xml:space="preserve">“We’re triaging based on severity. The doctor will see you when it’s your turn. We can’t give you an estimated time. Please have a seat.”</w:t>
-      </w:r>
-    </w:p>
-    <w:p>
-      <w:pPr>
-        <w:pStyle w:val="BodyText"/>
-      </w:pPr>
-      <w:r>
-        <w:t xml:space="preserve">It feels cold. It feels wrong. You want them to care. You want family-level response: intimacy, reassurance, someone treating your person as if they matter most. But what you’re getting is safety-commons logic: impartial, standardized, population-scale triage.</w:t>
-      </w:r>
-    </w:p>
-    <w:p>
-      <w:pPr>
-        <w:pStyle w:val="BodyText"/>
-      </w:pPr>
-      <w:r>
-        <w:t xml:space="preserve">And here’s the thing:</w:t>
-      </w:r>
-      <w:r>
-        <w:t xml:space="preserve"> </w:t>
-      </w:r>
-      <w:r>
-        <w:rPr>
-          <w:b/>
-          <w:bCs/>
-        </w:rPr>
-        <w:t xml:space="preserve">both of you are right.</w:t>
-      </w:r>
-      <w:r>
-        <w:t xml:space="preserve"> </w:t>
-      </w:r>
-      <w:r>
-        <w:t xml:space="preserve">You’re right to want care. They’re right to provide impartial service. The mismatch isn’t a failure. It’s a collision of two habitat logics operating in the same space.</w:t>
-      </w:r>
-    </w:p>
-    <w:p>
-      <w:pPr>
-        <w:pStyle w:val="BodyText"/>
-      </w:pPr>
-      <w:r>
-        <w:t xml:space="preserve">You’re in safety habitat. The emergency room serves hundreds of people. It pools risk. It can’t provide family-level intimacy to everyone (that doesn’t scale). Its job is to triage fairly, serve whoever needs it most, maintain standards across thousands of cases. That’s what impartial means. That’s what the safety commons does.</w:t>
-      </w:r>
-    </w:p>
-    <w:p>
-      <w:pPr>
-        <w:pStyle w:val="BodyText"/>
-      </w:pPr>
-      <w:r>
-        <w:t xml:space="preserve">Your emotional need is family habitat. You want someone to care about</w:t>
+        <w:t xml:space="preserve">Remember the slug line? The informal carpool system at Pentagon City where strangers stand in line at 5:47 AM offering rides to other strangers, forming three-person carpools to access the HOV lanes, all without anyone in charge and without anyone getting paid?</w:t>
+      </w:r>
+    </w:p>
+    <w:p>
+      <w:pPr>
+        <w:pStyle w:val="BodyText"/>
+      </w:pPr>
+      <w:r>
+        <w:t xml:space="preserve">You saw it at the beginning of this book before you had language for it. You felt something about the Green Acura driver who kept showing up even during the</w:t>
+      </w:r>
+      <w:r>
+        <w:t xml:space="preserve"> </w:t>
+      </w:r>
+      <w:r>
+        <w:t xml:space="preserve">“witching hour”</w:t>
+      </w:r>
+      <w:r>
+        <w:t xml:space="preserve"> </w:t>
+      </w:r>
+      <w:r>
+        <w:t xml:space="preserve">when traffic was light and pickups didn’t actually save time. It felt like generosity. Like kindness. Like something that didn’t fit normal economic logic.</w:t>
+      </w:r>
+    </w:p>
+    <w:p>
+      <w:pPr>
+        <w:pStyle w:val="BodyText"/>
+      </w:pPr>
+      <w:r>
+        <w:t xml:space="preserve">Now let’s look at it again. Now that you can see.</w:t>
+      </w:r>
+    </w:p>
+    <w:p>
+      <w:pPr>
+        <w:pStyle w:val="BodyText"/>
+      </w:pPr>
+      <w:r>
+        <w:t xml:space="preserve">The slug line is embarrassing to ideologues because it won’t stay put. You can’t claim it for your team because it refuses to play for only one team. Watch what happens when you try:</w:t>
+      </w:r>
+    </w:p>
+    <w:p>
+      <w:pPr>
+        <w:pStyle w:val="BodyText"/>
+      </w:pPr>
+      <w:r>
+        <w:rPr>
+          <w:b/>
+          <w:bCs/>
+        </w:rPr>
+        <w:t xml:space="preserve">Is it capitalism?</w:t>
+      </w:r>
+      <w:r>
+        <w:t xml:space="preserve"> </w:t>
+      </w:r>
+      <w:r>
+        <w:t xml:space="preserve">No. There’s no price. Nobody pays. Nobody charges. The entire system runs without money changing hands. The fundamental mechanism of market coordination (price signals) is absent. You can’t call this capitalism.</w:t>
+      </w:r>
+    </w:p>
+    <w:p>
+      <w:pPr>
+        <w:pStyle w:val="BodyText"/>
+      </w:pPr>
+      <w:r>
+        <w:rPr>
+          <w:b/>
+          <w:bCs/>
+        </w:rPr>
+        <w:t xml:space="preserve">Is it socialism?</w:t>
+      </w:r>
+      <w:r>
+        <w:t xml:space="preserve"> </w:t>
+      </w:r>
+      <w:r>
+        <w:t xml:space="preserve">No. There’s no government running it. No municipal agency designed it. No tax dollars maintain it. No central planner coordinates the routes or the timing or the participants. The safety commons isn’t operating the slug line. It’s just providing the HOV lanes and the roads. The line itself? Pure spontaneous coordination. You can’t call this socialism.</w:t>
+      </w:r>
+    </w:p>
+    <w:p>
+      <w:pPr>
+        <w:pStyle w:val="BodyText"/>
+      </w:pPr>
+      <w:r>
+        <w:rPr>
+          <w:b/>
+          <w:bCs/>
+        </w:rPr>
+        <w:t xml:space="preserve">Is it communism?</w:t>
+      </w:r>
+      <w:r>
+        <w:t xml:space="preserve"> </w:t>
+      </w:r>
+      <w:r>
+        <w:t xml:space="preserve">No. These are strangers. You don’t know the people you’re riding with. There’s no intimacy, no deep knowledge, no from-each-according-to-ability / to-each-according-to-need logic operating across decades. You’re not raising each other’s kids or caring for each other’s elderly. You’re just sharing a twenty-minute commute with people whose names you might not even know. You can’t call this communism.</w:t>
+      </w:r>
+    </w:p>
+    <w:p>
+      <w:pPr>
+        <w:pStyle w:val="BodyText"/>
+      </w:pPr>
+      <w:r>
+        <w:rPr>
+          <w:b/>
+          <w:bCs/>
+        </w:rPr>
+        <w:t xml:space="preserve">Is it anarchy?</w:t>
+      </w:r>
+      <w:r>
+        <w:t xml:space="preserve"> </w:t>
+      </w:r>
+      <w:r>
+        <w:t xml:space="preserve">Sort of, but not entirely. It’s voluntary. It runs on trust and reputation and the possibility of exit. Nobody forces you to participate. If someone violates the norms, they get dropped from the network. That’s voluntary-network logic. That’s anarchist governance. But here’s the problem: the whole thing depends on public infrastructure. On government-maintained roads. On HOV lanes created by public policy. The anarchy is real, but it’s nested inside other systems. You can’t claim it’s pure anarchy.</w:t>
+      </w:r>
+    </w:p>
+    <w:p>
+      <w:pPr>
+        <w:pStyle w:val="BodyText"/>
+      </w:pPr>
+      <w:r>
+        <w:t xml:space="preserve">So what is it?</w:t>
+      </w:r>
+    </w:p>
+    <w:p>
+      <w:pPr>
+        <w:pStyle w:val="BodyText"/>
+      </w:pPr>
+      <w:r>
+        <w:rPr>
+          <w:b/>
+          <w:bCs/>
+        </w:rPr>
+        <w:t xml:space="preserve">It’s all four at once.</w:t>
+      </w:r>
+      <w:r>
+        <w:t xml:space="preserve"> </w:t>
+      </w:r>
+      <w:r>
+        <w:t xml:space="preserve">It’s a hybrid. And it’s a</w:t>
       </w:r>
       <w:r>
         <w:t xml:space="preserve"> </w:t>
@@ -16221,6 +14732,1760 @@
           <w:i/>
           <w:iCs/>
         </w:rPr>
+        <w:t xml:space="preserve">good</w:t>
+      </w:r>
+      <w:r>
+        <w:t xml:space="preserve"> </w:t>
+      </w:r>
+      <w:r>
+        <w:t xml:space="preserve">hybrid, not despite mixing systems, but because it mixes them well.</w:t>
+      </w:r>
+    </w:p>
+    <w:p>
+      <w:pPr>
+        <w:pStyle w:val="BodyText"/>
+      </w:pPr>
+      <w:r>
+        <w:t xml:space="preserve">Let’s see how:</w:t>
+      </w:r>
+    </w:p>
+    <w:p>
+      <w:pPr>
+        <w:pStyle w:val="BodyText"/>
+      </w:pPr>
+      <w:r>
+        <w:rPr>
+          <w:b/>
+          <w:bCs/>
+        </w:rPr>
+        <w:t xml:space="preserve">The roads are socialism.</w:t>
+      </w:r>
+      <w:r>
+        <w:t xml:space="preserve"> </w:t>
+      </w:r>
+      <w:r>
+        <w:t xml:space="preserve">They’re pre-funded by taxes. Maintained collectively. Available to everyone impartially. Nobody negotiates access to I-395. Nobody shops for road providers. Nobody checks your income before you merge onto the highway. That’s municipal infrastructure. That’s the safety commons operating exactly as it should: shared need, pooled resources, impartial access, standardized service.</w:t>
+      </w:r>
+    </w:p>
+    <w:p>
+      <w:pPr>
+        <w:pStyle w:val="BodyText"/>
+      </w:pPr>
+      <w:r>
+        <w:rPr>
+          <w:b/>
+          <w:bCs/>
+        </w:rPr>
+        <w:t xml:space="preserve">The HOV policy is socialism.</w:t>
+      </w:r>
+      <w:r>
+        <w:t xml:space="preserve"> </w:t>
+      </w:r>
+      <w:r>
+        <w:t xml:space="preserve">It’s a collective decision made through public process and enforced by law. The three-person requirement isn’t negotiable. It’s not market-priced. It’s not family-decided. It’s not voluntary. It’s policy. It’s the government using rules to solve a coordination problem: reducing traffic congestion by incentivizing carpooling. That’s public governance.</w:t>
+      </w:r>
+    </w:p>
+    <w:p>
+      <w:pPr>
+        <w:pStyle w:val="BodyText"/>
+      </w:pPr>
+      <w:r>
+        <w:rPr>
+          <w:b/>
+          <w:bCs/>
+        </w:rPr>
+        <w:t xml:space="preserve">Individual participation is capitalism.</w:t>
+      </w:r>
+      <w:r>
+        <w:t xml:space="preserve"> </w:t>
+      </w:r>
+      <w:r>
+        <w:t xml:space="preserve">You show up because it saves you time. You save maybe forty minutes each way. That’s your individual incentive. You’re making a rational choice based on personal benefit. Nobody’s forcing you to participate. You’re trading standing in line for faster commute time. That’s market logic: individual choice based on individual benefit. The gas savings are capitalism too. You’re reducing your transportation costs through a system that rewards efficiency.</w:t>
+      </w:r>
+    </w:p>
+    <w:p>
+      <w:pPr>
+        <w:pStyle w:val="BodyText"/>
+      </w:pPr>
+      <w:r>
+        <w:rPr>
+          <w:b/>
+          <w:bCs/>
+        </w:rPr>
+        <w:t xml:space="preserve">The norms are anarchy.</w:t>
+      </w:r>
+      <w:r>
+        <w:t xml:space="preserve"> </w:t>
+      </w:r>
+      <w:r>
+        <w:t xml:space="preserve">Nobody enforces the three-person rule in the line itself (the participants enforce it through reputation). If someone tries to game the system, they get dropped. If someone’s rude or unsafe, they stop getting picked up. Trust and reputation govern who participates and who doesn’t. Exit is always possible (if the line stops working for you, you just drive alone or take the Metro). Voluntary coordination. Emergent order. Anarchist governance.</w:t>
+      </w:r>
+    </w:p>
+    <w:p>
+      <w:pPr>
+        <w:pStyle w:val="BodyText"/>
+      </w:pPr>
+      <w:r>
+        <w:rPr>
+          <w:b/>
+          <w:bCs/>
+        </w:rPr>
+        <w:t xml:space="preserve">And the Green Acura driver? That’s communism.</w:t>
+      </w:r>
+      <w:r>
+        <w:t xml:space="preserve"> </w:t>
+      </w:r>
+      <w:r>
+        <w:t xml:space="preserve">That’s from-each-according-to-ability. That’s generosity without transaction. That’s someone showing up even when the incentive is thin because showing up is what they do. They have the capacity (a car, the time, the route), so they give it. No invoice. No expectation of direct reciprocity. Just: this is available, people need it, I’m here. That’s family logic operating with strangers. That’s the Green Acura mystery solved: some people carry family logic into the world. They operate from-each-to-each even when the system doesn’t require it. Even when they could just skip the witching hour. They show up anyway.</w:t>
+      </w:r>
+    </w:p>
+    <w:p>
+      <w:pPr>
+        <w:pStyle w:val="BodyText"/>
+      </w:pPr>
+      <w:r>
+        <w:t xml:space="preserve">The slug line works because it’s a good hybrid. Because each habitat contributes what it’s good at. Socialism provides the infrastructure and the policy framework. Capitalism drives individual participation through incentive. Anarchy governs the norms and maintains order without force. And occasional acts of communism (the Green Acura driver, the person who takes two passengers even when they only need one for HOV access) add grace to the system.</w:t>
+      </w:r>
+    </w:p>
+    <w:p>
+      <w:pPr>
+        <w:pStyle w:val="BodyText"/>
+      </w:pPr>
+      <w:r>
+        <w:t xml:space="preserve">None of those pieces alone would work. Just capitalism? You’d have people negotiating prices in real time, transactions creating delay, surge pricing during rush hour. It would collapse the speed benefit. Just socialism? You’d need central coordination of every carpool, bureaucracy determining who rides with whom, enforcement of pickups and drop-offs. It would be rigid and inefficient. Just communism? You’d need intimacy that doesn’t exist with strangers. Just anarchy? You’d lack the infrastructure that makes the whole thing possible.</w:t>
+      </w:r>
+    </w:p>
+    <w:p>
+      <w:pPr>
+        <w:pStyle w:val="BodyText"/>
+      </w:pPr>
+      <w:r>
+        <w:t xml:space="preserve">But all four together? You get a system that works. That moves thousands of people every day. That generates surplus for participants (faster commutes) and for society (reduced congestion). That runs itself without command. That holds together through mixed logics operating in harmony.</w:t>
+      </w:r>
+    </w:p>
+    <w:p>
+      <w:pPr>
+        <w:pStyle w:val="BodyText"/>
+      </w:pPr>
+      <w:r>
+        <w:t xml:space="preserve">The slug line is a hybrid. And hybrids are everywhere.</w:t>
+      </w:r>
+    </w:p>
+    <w:bookmarkStart w:id="122" w:name="section-1-communist-christmas"/>
+    <w:p>
+      <w:pPr>
+        <w:pStyle w:val="Heading2"/>
+      </w:pPr>
+      <w:r>
+        <w:t xml:space="preserve">Section 1: Communist Christmas</w:t>
+      </w:r>
+    </w:p>
+    <w:p>
+      <w:pPr>
+        <w:pStyle w:val="FirstParagraph"/>
+      </w:pPr>
+      <w:r>
+        <w:t xml:space="preserve">Think about how gift-giving actually works in most families at Christmas.</w:t>
+      </w:r>
+    </w:p>
+    <w:p>
+      <w:pPr>
+        <w:pStyle w:val="BodyText"/>
+      </w:pPr>
+      <w:r>
+        <w:t xml:space="preserve">The presents are purchased through markets. Capitalism generates the surplus that makes gift-buying possible. Someone works, earns money, goes to a store (or Amazon), and trades money for goods. That’s market coordination. Specialists produced those goods (toy makers, book publishers, clothing manufacturers) and sold them through price signals. The entire supply chain that delivers presents under the tree is capitalist infrastructure.</w:t>
+      </w:r>
+    </w:p>
+    <w:p>
+      <w:pPr>
+        <w:pStyle w:val="BodyText"/>
+      </w:pPr>
+      <w:r>
+        <w:t xml:space="preserve">But the distribution? That’s completely different logic.</w:t>
+      </w:r>
+    </w:p>
+    <w:p>
+      <w:pPr>
+        <w:pStyle w:val="BodyText"/>
+      </w:pPr>
+      <w:r>
+        <w:t xml:space="preserve">The presents aren’t allocated by price. They’re not auctioned to the highest bidder. They’re not means-tested. They’re not earned through contribution. They’re distributed according to family logic: from each according to their ability, to each according to their need. Parents buy presents for kids who can’t afford to reciprocate. Grandparents buy presents for grandchildren who won’t be able to pay them back for decades. Siblings buy for each other in gloriously uneven ways (someone spends $200 on a gift, someone else spends $30), and nobody’s tracking the imbalance because that’s not how family works.</w:t>
+      </w:r>
+    </w:p>
+    <w:p>
+      <w:pPr>
+        <w:pStyle w:val="BodyText"/>
+      </w:pPr>
+      <w:r>
+        <w:t xml:space="preserve">Nobody’s keeping score. Nobody expects equivalent return. The accounting books are uneven (wildly, deliberately uneven), and everybody’s fine with it. That’s from-each-to-each. That’s communism operating in its proper habitat: intimate relationships where love governs giving.</w:t>
+      </w:r>
+    </w:p>
+    <w:p>
+      <w:pPr>
+        <w:pStyle w:val="BodyText"/>
+      </w:pPr>
+      <w:r>
+        <w:t xml:space="preserve">And the norms? Voluntary. You can’t force someone to participate in Christmas. You can’t compel gift-giving. If someone opts out, they just stop participating. Exit is possible. Reputation governs (if someone consistently shows up empty-handed after receiving gifts year after year, their reputation shifts). But there’s no law. No enforcement. Just the soft governance of family expectations and social norms. That’s anarchist governance.</w:t>
+      </w:r>
+    </w:p>
+    <w:p>
+      <w:pPr>
+        <w:pStyle w:val="BodyText"/>
+      </w:pPr>
+      <w:r>
+        <w:t xml:space="preserve">Christmas is a hybrid. Markets provide the goods. Family logic distributes them. Voluntary norms govern participation. And it works. It works because each habitat is doing what it does well.</w:t>
+      </w:r>
+    </w:p>
+    <w:p>
+      <w:pPr>
+        <w:pStyle w:val="BodyText"/>
+      </w:pPr>
+      <w:r>
+        <w:rPr>
+          <w:b/>
+          <w:bCs/>
+        </w:rPr>
+        <w:t xml:space="preserve">Think about the holiday gatherings you’ve been part of. Can you see the hybrids now?</w:t>
+      </w:r>
+      <w:r>
+        <w:t xml:space="preserve"> </w:t>
+      </w:r>
+      <w:r>
+        <w:t xml:space="preserve">The meal purchased through markets but served through family logic. The house maintained through individual property ownership but opened to guests through voluntary hospitality. The gifts wrapped in market-bought paper distributed according to need and love.</w:t>
+      </w:r>
+    </w:p>
+    <w:p>
+      <w:pPr>
+        <w:pStyle w:val="BodyText"/>
+      </w:pPr>
+      <w:r>
+        <w:t xml:space="preserve">Christmas is a hybrid. So is almost everything else.</w:t>
+      </w:r>
+    </w:p>
+    <w:p>
+      <w:pPr>
+        <w:pStyle w:val="BodyText"/>
+      </w:pPr>
+      <w:r>
+        <w:t xml:space="preserve">Because here’s the truth that the slug line and Christmas both reveal:</w:t>
+      </w:r>
+      <w:r>
+        <w:t xml:space="preserve"> </w:t>
+      </w:r>
+      <w:r>
+        <w:rPr>
+          <w:b/>
+          <w:bCs/>
+        </w:rPr>
+        <w:t xml:space="preserve">pure systems don’t work.</w:t>
+      </w:r>
+      <w:r>
+        <w:t xml:space="preserve"> </w:t>
+      </w:r>
+      <w:r>
+        <w:t xml:space="preserve">Not at the scale of actual human life. Not in the messy reality where multiple kinds of relationships exist simultaneously. Not in institutions that need to coordinate strangers AND maintain intimacy AND pool risk AND respect autonomy all at the same time.</w:t>
+      </w:r>
+    </w:p>
+    <w:p>
+      <w:pPr>
+        <w:pStyle w:val="BodyText"/>
+      </w:pPr>
+      <w:r>
+        <w:t xml:space="preserve">Pure capitalism (everything marketized, everything priced, every relationship transactionalized) is dystopian. It works for coordinating strangers around goods and services, but it destroys intimacy, ignores shared goods, exploits emergencies, and generates externalities it can’t see.</w:t>
+      </w:r>
+    </w:p>
+    <w:p>
+      <w:pPr>
+        <w:pStyle w:val="BodyText"/>
+      </w:pPr>
+      <w:r>
+        <w:t xml:space="preserve">Pure communism (everything distributed from-each-to-each, all resources pooled, all giving uneven) is totalitarian at scale. It works beautifully in families, catastrophically in nations. The One Big Family Fallacy kills when implemented.</w:t>
+      </w:r>
+    </w:p>
+    <w:p>
+      <w:pPr>
+        <w:pStyle w:val="BodyText"/>
+      </w:pPr>
+      <w:r>
+        <w:t xml:space="preserve">Pure socialism (everything collectively pre-funded, everything standardized, everything impartially provided) is stifling. It works for emergencies and risk pooling, but applied to everything it eliminates choice, prevents innovation, and treats all situations as if they’re crises.</w:t>
+      </w:r>
+    </w:p>
+    <w:p>
+      <w:pPr>
+        <w:pStyle w:val="BodyText"/>
+      </w:pPr>
+      <w:r>
+        <w:t xml:space="preserve">Pure anarchy (everything voluntary, everything trust-based, everything reputation-governed) is fragile. It works in chosen networks, but it can’t build roads or coordinate strangers at scale or handle situations where exit isn’t really possible.</w:t>
+      </w:r>
+    </w:p>
+    <w:p>
+      <w:pPr>
+        <w:pStyle w:val="BodyText"/>
+      </w:pPr>
+      <w:r>
+        <w:t xml:space="preserve">Every pure system fails. Every functioning institution is a hybrid.</w:t>
+      </w:r>
+    </w:p>
+    <w:p>
+      <w:pPr>
+        <w:pStyle w:val="BodyText"/>
+      </w:pPr>
+      <w:r>
+        <w:t xml:space="preserve">The question isn’t</w:t>
+      </w:r>
+      <w:r>
+        <w:t xml:space="preserve"> </w:t>
+      </w:r>
+      <w:r>
+        <w:t xml:space="preserve">“which system is right?”</w:t>
+      </w:r>
+      <w:r>
+        <w:t xml:space="preserve"> </w:t>
+      </w:r>
+      <w:r>
+        <w:t xml:space="preserve">The question is</w:t>
+      </w:r>
+      <w:r>
+        <w:t xml:space="preserve"> </w:t>
+      </w:r>
+      <w:r>
+        <w:t xml:space="preserve">“which combination of systems, mixed how, for which purpose?”</w:t>
+      </w:r>
+    </w:p>
+    <w:p>
+      <w:pPr>
+        <w:pStyle w:val="BodyText"/>
+      </w:pPr>
+      <w:r>
+        <w:t xml:space="preserve">That’s the navigation question. And it’s the hardest question. Because getting the mix wrong isn’t just inefficient. It’s destructive.</w:t>
+      </w:r>
+    </w:p>
+    <w:bookmarkEnd w:id="122"/>
+    <w:bookmarkStart w:id="126" w:name="section-2-when-hybrids-work"/>
+    <w:p>
+      <w:pPr>
+        <w:pStyle w:val="Heading2"/>
+      </w:pPr>
+      <w:r>
+        <w:t xml:space="preserve">Section 2: When Hybrids Work</w:t>
+      </w:r>
+    </w:p>
+    <w:p>
+      <w:pPr>
+        <w:pStyle w:val="FirstParagraph"/>
+      </w:pPr>
+      <w:r>
+        <w:t xml:space="preserve">Let’s see what good hybrids look like. What makes them work. What lets multiple habitat logics operate in the same space without destroying each other.</w:t>
+      </w:r>
+    </w:p>
+    <w:bookmarkStart w:id="123" w:name="example-costco"/>
+    <w:p>
+      <w:pPr>
+        <w:pStyle w:val="Heading3"/>
+      </w:pPr>
+      <w:r>
+        <w:t xml:space="preserve">Example: Costco</w:t>
+      </w:r>
+    </w:p>
+    <w:p>
+      <w:pPr>
+        <w:pStyle w:val="FirstParagraph"/>
+      </w:pPr>
+      <w:r>
+        <w:t xml:space="preserve">Costco is a business. It’s capitalist infrastructure. It sells goods for profit. It competes in markets. It’s not a nonprofit, not a cooperative, not a mutual aid society. It’s a corporation.</w:t>
+      </w:r>
+    </w:p>
+    <w:p>
+      <w:pPr>
+        <w:pStyle w:val="BodyText"/>
+      </w:pPr>
+      <w:r>
+        <w:t xml:space="preserve">But watch how it actually operates:</w:t>
+      </w:r>
+    </w:p>
+    <w:p>
+      <w:pPr>
+        <w:pStyle w:val="BodyText"/>
+      </w:pPr>
+      <w:r>
+        <w:rPr>
+          <w:b/>
+          <w:bCs/>
+        </w:rPr>
+        <w:t xml:space="preserve">The employment is quasi-family.</w:t>
+      </w:r>
+      <w:r>
+        <w:t xml:space="preserve"> </w:t>
+      </w:r>
+      <w:r>
+        <w:t xml:space="preserve">Costco pays above minimum wage. Offers healthcare. Provides retirement benefits. Promotes from within. Treats employees like long-term members of an organization, not disposable labor. That’s not pure market logic (pure market logic says</w:t>
+      </w:r>
+      <w:r>
+        <w:t xml:space="preserve"> </w:t>
+      </w:r>
+      <w:r>
+        <w:t xml:space="preserve">“pay the minimum wage the market will bear and churn through workers”</w:t>
+      </w:r>
+      <w:r>
+        <w:t xml:space="preserve">). Costco is mixing family-style loyalty and investment with market operations.</w:t>
+      </w:r>
+    </w:p>
+    <w:p>
+      <w:pPr>
+        <w:pStyle w:val="BodyText"/>
+      </w:pPr>
+      <w:r>
+        <w:rPr>
+          <w:b/>
+          <w:bCs/>
+        </w:rPr>
+        <w:t xml:space="preserve">The membership is quasi-voluntary network.</w:t>
+      </w:r>
+      <w:r>
+        <w:t xml:space="preserve"> </w:t>
+      </w:r>
+      <w:r>
+        <w:t xml:space="preserve">You pay to join. You’re part of a club. There are norms: you bag your own groceries, you accept bulk sizes, you tolerate industrial warehouse aesthetics. If you violate the norms egregiously (fraud, abuse), you lose your membership. That’s reputation governance. That’s voluntary-network logic operating inside market infrastructure.</w:t>
+      </w:r>
+    </w:p>
+    <w:p>
+      <w:pPr>
+        <w:pStyle w:val="BodyText"/>
+      </w:pPr>
+      <w:r>
+        <w:rPr>
+          <w:b/>
+          <w:bCs/>
+        </w:rPr>
+        <w:t xml:space="preserve">The quality guarantee is socialism-adjacent.</w:t>
+      </w:r>
+      <w:r>
+        <w:t xml:space="preserve"> </w:t>
+      </w:r>
+      <w:r>
+        <w:t xml:space="preserve">Return anything, anytime, for any reason. No questions. No means-testing. No negotiation. That’s impartial service. That’s</w:t>
+      </w:r>
+      <w:r>
+        <w:t xml:space="preserve"> </w:t>
+      </w:r>
+      <w:r>
+        <w:t xml:space="preserve">“we will stand behind this product, whoever you are, whatever your reason.”</w:t>
+      </w:r>
+      <w:r>
+        <w:t xml:space="preserve"> </w:t>
+      </w:r>
+      <w:r>
+        <w:t xml:space="preserve">That’s close to the</w:t>
+      </w:r>
+      <w:r>
+        <w:t xml:space="preserve"> </w:t>
+      </w:r>
+      <w:r>
+        <w:t xml:space="preserve">“we will come”</w:t>
+      </w:r>
+      <w:r>
+        <w:t xml:space="preserve"> </w:t>
+      </w:r>
+      <w:r>
+        <w:t xml:space="preserve">logic of the fire department.</w:t>
+      </w:r>
+    </w:p>
+    <w:p>
+      <w:pPr>
+        <w:pStyle w:val="BodyText"/>
+      </w:pPr>
+      <w:r>
+        <w:t xml:space="preserve">It’s a hybrid. Market provides the efficiency and surplus generation. Family-style employment creates loyalty and reduces turnover. Voluntary membership creates buy-in and norms. Socialist-style guarantees create trust.</w:t>
+      </w:r>
+    </w:p>
+    <w:p>
+      <w:pPr>
+        <w:pStyle w:val="BodyText"/>
+      </w:pPr>
+      <w:r>
+        <w:t xml:space="preserve">And it works. Costco is profitable, employees stay long-term, customers are loyal, the business thrives. Not despite being a hybrid, but because it’s a well-constructed hybrid.</w:t>
+      </w:r>
+    </w:p>
+    <w:bookmarkEnd w:id="123"/>
+    <w:bookmarkStart w:id="124" w:name="example-community-colleges"/>
+    <w:p>
+      <w:pPr>
+        <w:pStyle w:val="Heading3"/>
+      </w:pPr>
+      <w:r>
+        <w:t xml:space="preserve">Example: Community Colleges</w:t>
+      </w:r>
+    </w:p>
+    <w:p>
+      <w:pPr>
+        <w:pStyle w:val="FirstParagraph"/>
+      </w:pPr>
+      <w:r>
+        <w:t xml:space="preserve">Community colleges are public institutions. They’re funded by tax dollars. They’re part of the safety commons: pre-funded education infrastructure available to everyone.</w:t>
+      </w:r>
+    </w:p>
+    <w:p>
+      <w:pPr>
+        <w:pStyle w:val="BodyText"/>
+      </w:pPr>
+      <w:r>
+        <w:t xml:space="preserve">But watch how they actually operate:</w:t>
+      </w:r>
+    </w:p>
+    <w:p>
+      <w:pPr>
+        <w:pStyle w:val="BodyText"/>
+      </w:pPr>
+      <w:r>
+        <w:rPr>
+          <w:b/>
+          <w:bCs/>
+        </w:rPr>
+        <w:t xml:space="preserve">The funding is socialist.</w:t>
+      </w:r>
+      <w:r>
+        <w:t xml:space="preserve"> </w:t>
+      </w:r>
+      <w:r>
+        <w:t xml:space="preserve">Tax dollars subsidize tuition. The goal is accessibility. The mission is serving students who can’t afford private universities. That’s collective pre-funding for a public good.</w:t>
+      </w:r>
+    </w:p>
+    <w:p>
+      <w:pPr>
+        <w:pStyle w:val="BodyText"/>
+      </w:pPr>
+      <w:r>
+        <w:rPr>
+          <w:b/>
+          <w:bCs/>
+        </w:rPr>
+        <w:t xml:space="preserve">The enrollment is market-adjacent.</w:t>
+      </w:r>
+      <w:r>
+        <w:t xml:space="preserve"> </w:t>
+      </w:r>
+      <w:r>
+        <w:t xml:space="preserve">Students choose to attend. They’re not assigned. They’re not compelled. They shop for programs, compare options, make individual decisions based on individual goals. That’s market-style choice.</w:t>
+      </w:r>
+    </w:p>
+    <w:p>
+      <w:pPr>
+        <w:pStyle w:val="BodyText"/>
+      </w:pPr>
+      <w:r>
+        <w:rPr>
+          <w:b/>
+          <w:bCs/>
+        </w:rPr>
+        <w:t xml:space="preserve">The teaching often includes family-style mentorship.</w:t>
+      </w:r>
+      <w:r>
+        <w:t xml:space="preserve"> </w:t>
+      </w:r>
+      <w:r>
+        <w:t xml:space="preserve">Professors invest in individual students. Office hours aren’t transactional. Advising isn’t standardized. The best community college teachers treat students like family: seeing potential, investing time, caring about outcomes beyond grades. That’s from-each-to-each logic operating within public institutions.</w:t>
+      </w:r>
+    </w:p>
+    <w:p>
+      <w:pPr>
+        <w:pStyle w:val="BodyText"/>
+      </w:pPr>
+      <w:r>
+        <w:rPr>
+          <w:b/>
+          <w:bCs/>
+        </w:rPr>
+        <w:t xml:space="preserve">The student body often self-organizes as voluntary networks.</w:t>
+      </w:r>
+      <w:r>
+        <w:t xml:space="preserve"> </w:t>
+      </w:r>
+      <w:r>
+        <w:t xml:space="preserve">Study groups form spontaneously. Students help each other without being told. Informal networks provide support that administration doesn’t and can’t provide. That’s anarchist governance filling the gaps.</w:t>
+      </w:r>
+    </w:p>
+    <w:p>
+      <w:pPr>
+        <w:pStyle w:val="BodyText"/>
+      </w:pPr>
+      <w:r>
+        <w:t xml:space="preserve">It’s a hybrid. Socialist funding provides access. Market-style choice drives enrollment. Family-style mentorship creates transformation. Voluntary networks extend support. And when it works (when community colleges are properly funded and staffed), it works extraordinarily well.</w:t>
+      </w:r>
+    </w:p>
+    <w:bookmarkEnd w:id="124"/>
+    <w:bookmarkStart w:id="125" w:name="example-volunteer-fire-departments"/>
+    <w:p>
+      <w:pPr>
+        <w:pStyle w:val="Heading3"/>
+      </w:pPr>
+      <w:r>
+        <w:t xml:space="preserve">Example: Volunteer Fire Departments</w:t>
+      </w:r>
+    </w:p>
+    <w:p>
+      <w:pPr>
+        <w:pStyle w:val="FirstParagraph"/>
+      </w:pPr>
+      <w:r>
+        <w:t xml:space="preserve">Most rural and suburban areas in the US don’t have professional fire departments. They have volunteer fire departments: people who live in the community, train as firefighters, and respond to emergencies without being paid.</w:t>
+      </w:r>
+    </w:p>
+    <w:p>
+      <w:pPr>
+        <w:pStyle w:val="BodyText"/>
+      </w:pPr>
+      <w:r>
+        <w:t xml:space="preserve">Watch the hybrid:</w:t>
+      </w:r>
+    </w:p>
+    <w:p>
+      <w:pPr>
+        <w:pStyle w:val="BodyText"/>
+      </w:pPr>
+      <w:r>
+        <w:rPr>
+          <w:b/>
+          <w:bCs/>
+        </w:rPr>
+        <w:t xml:space="preserve">The equipment is socialist.</w:t>
+      </w:r>
+      <w:r>
+        <w:t xml:space="preserve"> </w:t>
+      </w:r>
+      <w:r>
+        <w:t xml:space="preserve">Fire trucks purchased collectively. Training paid for by tax dollars. Stations maintained by municipal budgets. That’s collective pre-funding of emergency infrastructure.</w:t>
+      </w:r>
+    </w:p>
+    <w:p>
+      <w:pPr>
+        <w:pStyle w:val="BodyText"/>
+      </w:pPr>
+      <w:r>
+        <w:rPr>
+          <w:b/>
+          <w:bCs/>
+        </w:rPr>
+        <w:t xml:space="preserve">The labor is anarchist.</w:t>
+      </w:r>
+      <w:r>
+        <w:t xml:space="preserve"> </w:t>
+      </w:r>
+      <w:r>
+        <w:t xml:space="preserve">Volunteers choose to participate. Nobody forces them. They show up because they care about their community, because they want to contribute, because they value the identity of being a volunteer firefighter. That’s voluntary coordination.</w:t>
+      </w:r>
+    </w:p>
+    <w:p>
+      <w:pPr>
+        <w:pStyle w:val="BodyText"/>
+      </w:pPr>
+      <w:r>
+        <w:rPr>
+          <w:b/>
+          <w:bCs/>
+        </w:rPr>
+        <w:t xml:space="preserve">The operation is socialist.</w:t>
+      </w:r>
+      <w:r>
+        <w:t xml:space="preserve"> </w:t>
+      </w:r>
+      <w:r>
+        <w:t xml:space="preserve">When they respond to your house fire, they don’t ask your income. They don’t check if you’ve been a good neighbor. They just come. Impartially. That’s</w:t>
+      </w:r>
+      <w:r>
+        <w:t xml:space="preserve"> </w:t>
+      </w:r>
+      <w:r>
+        <w:t xml:space="preserve">“we will come, whoever you are.”</w:t>
+      </w:r>
+    </w:p>
+    <w:p>
+      <w:pPr>
+        <w:pStyle w:val="BodyText"/>
+      </w:pPr>
+      <w:r>
+        <w:rPr>
+          <w:b/>
+          <w:bCs/>
+        </w:rPr>
+        <w:t xml:space="preserve">The community support is family-ish.</w:t>
+      </w:r>
+      <w:r>
+        <w:t xml:space="preserve"> </w:t>
+      </w:r>
+      <w:r>
+        <w:t xml:space="preserve">Small towns know their volunteer firefighters. Cook dinners for them. Show up at fundraisers. Treat them like family even if they’re not blood relatives. That’s from-each-to-each logic extended to chosen community members.</w:t>
+      </w:r>
+    </w:p>
+    <w:p>
+      <w:pPr>
+        <w:pStyle w:val="BodyText"/>
+      </w:pPr>
+      <w:r>
+        <w:t xml:space="preserve">It’s a hybrid. Socialist funding provides equipment. Anarchist labor provides service. Socialist mission ensures impartiality. Family-style community support sustains the volunteers. And it works. Volunteer fire departments protect millions of people.</w:t>
+      </w:r>
+    </w:p>
+    <w:p>
+      <w:pPr>
+        <w:pStyle w:val="BodyText"/>
+      </w:pPr>
+      <w:r>
+        <w:t xml:space="preserve">Good hybrids work because they let each habitat do what it does best. They don’t force one logic to dominate. They don’t pretend to be pure. They just mix intelligently. Market where markets work, family where intimacy works, safety where coordination works, voluntary where choice works.</w:t>
+      </w:r>
+    </w:p>
+    <w:p>
+      <w:pPr>
+        <w:pStyle w:val="BodyText"/>
+      </w:pPr>
+      <w:r>
+        <w:t xml:space="preserve">The mastery isn’t choosing one system. The mastery is mixing systems well.</w:t>
+      </w:r>
+    </w:p>
+    <w:bookmarkEnd w:id="125"/>
+    <w:bookmarkEnd w:id="126"/>
+    <w:bookmarkStart w:id="130" w:name="section-3-when-hybrids-fail"/>
+    <w:p>
+      <w:pPr>
+        <w:pStyle w:val="Heading2"/>
+      </w:pPr>
+      <w:r>
+        <w:t xml:space="preserve">Section 3: When Hybrids Fail</w:t>
+      </w:r>
+    </w:p>
+    <w:p>
+      <w:pPr>
+        <w:pStyle w:val="FirstParagraph"/>
+      </w:pPr>
+      <w:r>
+        <w:t xml:space="preserve">But hybrids can fail too. Spectacularly. And the failures follow patterns.</w:t>
+      </w:r>
+    </w:p>
+    <w:bookmarkStart w:id="127" w:name="failure-mode-1-grammar-mismatch"/>
+    <w:p>
+      <w:pPr>
+        <w:pStyle w:val="Heading3"/>
+      </w:pPr>
+      <w:r>
+        <w:t xml:space="preserve">Failure Mode 1: Grammar Mismatch</w:t>
+      </w:r>
+    </w:p>
+    <w:p>
+      <w:pPr>
+        <w:pStyle w:val="FirstParagraph"/>
+      </w:pPr>
+      <w:r>
+        <w:t xml:space="preserve">Two people are in the same conversation, operating in different habitats, and they don’t realize it.</w:t>
+      </w:r>
+    </w:p>
+    <w:p>
+      <w:pPr>
+        <w:pStyle w:val="BodyText"/>
+      </w:pPr>
+      <w:r>
+        <w:rPr>
+          <w:b/>
+          <w:bCs/>
+        </w:rPr>
+        <w:t xml:space="preserve">Example: Business Partners Who Were Friends</w:t>
+      </w:r>
+    </w:p>
+    <w:p>
+      <w:pPr>
+        <w:pStyle w:val="BodyText"/>
+      </w:pPr>
+      <w:r>
+        <w:t xml:space="preserve">You start a business with a friend. At first, it’s great. You’re mixing friendship and market logic (voluntary cooperation plus profit motive). But then money gets tight. Decisions need to be made. And suddenly you’re in a grammar mismatch:</w:t>
+      </w:r>
+    </w:p>
+    <w:p>
+      <w:pPr>
+        <w:pStyle w:val="BodyText"/>
+      </w:pPr>
+      <w:r>
+        <w:rPr>
+          <w:i/>
+          <w:iCs/>
+        </w:rPr>
+        <w:t xml:space="preserve">You:</w:t>
+      </w:r>
+      <w:r>
+        <w:t xml:space="preserve"> </w:t>
+      </w:r>
+      <w:r>
+        <w:t xml:space="preserve">“Why are you charging the company for mileage? We’re friends! I thought we were in this together.”</w:t>
+      </w:r>
+    </w:p>
+    <w:p>
+      <w:pPr>
+        <w:pStyle w:val="BodyText"/>
+      </w:pPr>
+      <w:r>
+        <w:rPr>
+          <w:i/>
+          <w:iCs/>
+        </w:rPr>
+        <w:t xml:space="preserve">Them:</w:t>
+      </w:r>
+      <w:r>
+        <w:t xml:space="preserve"> </w:t>
+      </w:r>
+      <w:r>
+        <w:t xml:space="preserve">“This is a business. I’m contributing my time and I need to cover my costs. That’s how businesses work.”</w:t>
+      </w:r>
+    </w:p>
+    <w:p>
+      <w:pPr>
+        <w:pStyle w:val="BodyText"/>
+      </w:pPr>
+      <w:r>
+        <w:rPr>
+          <w:i/>
+          <w:iCs/>
+        </w:rPr>
+        <w:t xml:space="preserve">You:</w:t>
+      </w:r>
+      <w:r>
+        <w:t xml:space="preserve"> </w:t>
+      </w:r>
+      <w:r>
+        <w:t xml:space="preserve">“But we’re</w:t>
+      </w:r>
+      <w:r>
+        <w:t xml:space="preserve"> </w:t>
+      </w:r>
+      <w:r>
+        <w:rPr>
+          <w:i/>
+          <w:iCs/>
+        </w:rPr>
+        <w:t xml:space="preserve">friends.</w:t>
+      </w:r>
+      <w:r>
+        <w:t xml:space="preserve"> </w:t>
+      </w:r>
+      <w:r>
+        <w:t xml:space="preserve">We don’t invoice each other.”</w:t>
+      </w:r>
+    </w:p>
+    <w:p>
+      <w:pPr>
+        <w:pStyle w:val="BodyText"/>
+      </w:pPr>
+      <w:r>
+        <w:rPr>
+          <w:i/>
+          <w:iCs/>
+        </w:rPr>
+        <w:t xml:space="preserve">Them:</w:t>
+      </w:r>
+      <w:r>
+        <w:t xml:space="preserve"> </w:t>
+      </w:r>
+      <w:r>
+        <w:t xml:space="preserve">“We’re business</w:t>
+      </w:r>
+      <w:r>
+        <w:t xml:space="preserve"> </w:t>
+      </w:r>
+      <w:r>
+        <w:rPr>
+          <w:i/>
+          <w:iCs/>
+        </w:rPr>
+        <w:t xml:space="preserve">partners.</w:t>
+      </w:r>
+      <w:r>
+        <w:t xml:space="preserve"> </w:t>
+      </w:r>
+      <w:r>
+        <w:t xml:space="preserve">That’s different.”</w:t>
+      </w:r>
+    </w:p>
+    <w:p>
+      <w:pPr>
+        <w:pStyle w:val="BodyText"/>
+      </w:pPr>
+      <w:r>
+        <w:t xml:space="preserve">Neither of you is wrong. You’re operating in different habitats. You’re expecting friendship grammar: uneven books, generosity without tracking, trust without contracts. They’re operating in market grammar: explicit transactions, costs covered, agreements honored. Two grammars, one conversation, nobody hearing each other.</w:t>
+      </w:r>
+    </w:p>
+    <w:p>
+      <w:pPr>
+        <w:pStyle w:val="BodyText"/>
+      </w:pPr>
+      <w:r>
+        <w:t xml:space="preserve">This is grammar mismatch: when people in the same situation are using different habitat logics without realizing it. Not because either logic is wrong. Because context hasn’t been clarified. Because the hybrid hasn’t been made explicit. Because nobody said</w:t>
+      </w:r>
+      <w:r>
+        <w:t xml:space="preserve"> </w:t>
+      </w:r>
+      <w:r>
+        <w:t xml:space="preserve">“in this space, we’re operating as a business, not as friends, and that means different rules.”</w:t>
+      </w:r>
+    </w:p>
+    <w:p>
+      <w:pPr>
+        <w:pStyle w:val="BodyText"/>
+      </w:pPr>
+      <w:r>
+        <w:rPr>
+          <w:b/>
+          <w:bCs/>
+        </w:rPr>
+        <w:t xml:space="preserve">Half of organizational dysfunction is grammar mismatch.</w:t>
+      </w:r>
+      <w:r>
+        <w:t xml:space="preserve"> </w:t>
+      </w:r>
+      <w:r>
+        <w:t xml:space="preserve">Two people having the same conversation in different habitats, talking past each other, each thinking the other is violating norms, when really they’re just using different frameworks.</w:t>
+      </w:r>
+    </w:p>
+    <w:p>
+      <w:pPr>
+        <w:pStyle w:val="BodyText"/>
+      </w:pPr>
+      <w:r>
+        <w:rPr>
+          <w:b/>
+          <w:bCs/>
+        </w:rPr>
+        <w:t xml:space="preserve">Think about a frustrating conversation you’ve had (one that felt off, where you couldn’t understand why the other person wasn’t getting it). Were you speaking different grammars?</w:t>
+      </w:r>
+      <w:r>
+        <w:t xml:space="preserve"> </w:t>
+      </w:r>
+      <w:r>
+        <w:t xml:space="preserve">Were you operating in family logic while they were in market logic? Were you expecting voluntary-network trust while they were expecting transactional clarity? Were you in different habitats without realizing it?</w:t>
+      </w:r>
+    </w:p>
+    <w:p>
+      <w:pPr>
+        <w:pStyle w:val="BodyText"/>
+      </w:pPr>
+      <w:r>
+        <w:t xml:space="preserve">Grammar mismatch is diagnosable. Once you can see habitats, you can see when people are operating in different ones. And once you can see it, you can name it. And once you can name it, you can fix it. Not by proving one person wrong, but by clarifying which habitat you’re actually in.</w:t>
+      </w:r>
+    </w:p>
+    <w:bookmarkEnd w:id="127"/>
+    <w:bookmarkStart w:id="128" w:name="X67daec926bc03a54f028e2745ec75bd14d18d6a"/>
+    <w:p>
+      <w:pPr>
+        <w:pStyle w:val="Heading3"/>
+      </w:pPr>
+      <w:r>
+        <w:t xml:space="preserve">Failure Mode 2: Category Error (Wrong Tool, Wrong Moment)</w:t>
+      </w:r>
+    </w:p>
+    <w:p>
+      <w:pPr>
+        <w:pStyle w:val="FirstParagraph"/>
+      </w:pPr>
+      <w:r>
+        <w:t xml:space="preserve">This is when you import a habitat logic into a space where it doesn’t belong. When you use the wrong tool for the moment.</w:t>
+      </w:r>
+    </w:p>
+    <w:p>
+      <w:pPr>
+        <w:pStyle w:val="BodyText"/>
+      </w:pPr>
+      <w:r>
+        <w:rPr>
+          <w:b/>
+          <w:bCs/>
+        </w:rPr>
+        <w:t xml:space="preserve">Example: Paying in the Slug Line</w:t>
+      </w:r>
+    </w:p>
+    <w:p>
+      <w:pPr>
+        <w:pStyle w:val="BodyText"/>
+      </w:pPr>
+      <w:r>
+        <w:t xml:space="preserve">Imagine you’re new to the slug line. You don’t know the norms yet. Someone picks you up. Twenty minutes later, you arrive at your destination. You reach for your wallet.</w:t>
+      </w:r>
+    </w:p>
+    <w:p>
+      <w:pPr>
+        <w:pStyle w:val="BodyText"/>
+      </w:pPr>
+      <w:r>
+        <w:t xml:space="preserve">“Here’s five bucks. Thanks for the ride.”</w:t>
+      </w:r>
+    </w:p>
+    <w:p>
+      <w:pPr>
+        <w:pStyle w:val="BodyText"/>
+      </w:pPr>
+      <w:r>
+        <w:t xml:space="preserve">Watch what would happen. The driver wouldn’t just decline the money. They’d look at you like you’d violated something. Like you’d misunderstood the entire system. Like you’d introduced the wrong grammar into a space that runs on different logic.</w:t>
+      </w:r>
+    </w:p>
+    <w:p>
+      <w:pPr>
+        <w:pStyle w:val="BodyText"/>
+      </w:pPr>
+      <w:r>
+        <w:rPr>
+          <w:b/>
+          <w:bCs/>
+        </w:rPr>
+        <w:t xml:space="preserve">It would feel wrong.</w:t>
+      </w:r>
+      <w:r>
+        <w:t xml:space="preserve"> </w:t>
+      </w:r>
+      <w:r>
+        <w:t xml:space="preserve">Not because money is bad. Not because payment is immoral. But because you’re importing market grammar into a space running on voluntary trust. The slug line works because it’s NOT a transaction. The moment you try to pay, you’re converting it into a taxi service. You’re changing the relationship. You’re breaking the hybrid.</w:t>
+      </w:r>
+    </w:p>
+    <w:p>
+      <w:pPr>
+        <w:pStyle w:val="BodyText"/>
+      </w:pPr>
+      <w:r>
+        <w:t xml:space="preserve">The line doesn’t get in.</w:t>
+      </w:r>
+    </w:p>
+    <w:p>
+      <w:pPr>
+        <w:pStyle w:val="BodyText"/>
+      </w:pPr>
+      <w:r>
+        <w:t xml:space="preserve">That’s category error: using a habitat logic in a context where it doesn’t fit. Market logic is great in markets. But in the slug line? Wrong tool. Family logic is beautiful in families. But in nations? Wrong scale. Voluntary networks are essential for chosen relationships. But for emergency response at population scale? Wrong tool.</w:t>
+      </w:r>
+    </w:p>
+    <w:p>
+      <w:pPr>
+        <w:pStyle w:val="BodyText"/>
+      </w:pPr>
+      <w:r>
+        <w:rPr>
+          <w:b/>
+          <w:bCs/>
+        </w:rPr>
+        <w:t xml:space="preserve">Category errors feel viscerally wrong.</w:t>
+      </w:r>
+      <w:r>
+        <w:t xml:space="preserve"> </w:t>
+      </w:r>
+      <w:r>
+        <w:t xml:space="preserve">When someone tries to pay you for helping them move, it feels wrong. When a business treats employees like disposable commodities, it feels wrong. When a government treats citizens like children, it feels wrong. When a friend group develops official bylaws and performance reviews, it feels wrong.</w:t>
+      </w:r>
+    </w:p>
+    <w:p>
+      <w:pPr>
+        <w:pStyle w:val="BodyText"/>
+      </w:pPr>
+      <w:r>
+        <w:t xml:space="preserve">Not because those tools are inherently bad. Because they’re the wrong tools for that moment. Because context matters. Because the question isn’t</w:t>
+      </w:r>
+      <w:r>
+        <w:t xml:space="preserve"> </w:t>
+      </w:r>
+      <w:r>
+        <w:t xml:space="preserve">“which habitat logic is right?”</w:t>
+      </w:r>
+      <w:r>
+        <w:t xml:space="preserve"> </w:t>
+      </w:r>
+      <w:r>
+        <w:t xml:space="preserve">but</w:t>
+      </w:r>
+      <w:r>
+        <w:t xml:space="preserve"> </w:t>
+      </w:r>
+      <w:r>
+        <w:t xml:space="preserve">“which habitat logic fits this situation?”</w:t>
+      </w:r>
+    </w:p>
+    <w:bookmarkEnd w:id="128"/>
+    <w:bookmarkStart w:id="129" w:name="X81eb06c18957f86f2dcfbc770ec1274df4a9209"/>
+    <w:p>
+      <w:pPr>
+        <w:pStyle w:val="Heading3"/>
+      </w:pPr>
+      <w:r>
+        <w:t xml:space="preserve">Failure Mode 3: When the Engine Eats the House</w:t>
+      </w:r>
+    </w:p>
+    <w:p>
+      <w:pPr>
+        <w:pStyle w:val="FirstParagraph"/>
+      </w:pPr>
+      <w:r>
+        <w:t xml:space="preserve">This is the failure mode we named in Chapter 5: when market logic escapes its habitat and invades everywhere. When everything becomes transactional. When price replaces all other forms of relationship. When the engine (which should be powering the house) starts consuming it.</w:t>
+      </w:r>
+    </w:p>
+    <w:p>
+      <w:pPr>
+        <w:pStyle w:val="BodyText"/>
+      </w:pPr>
+      <w:r>
+        <w:rPr>
+          <w:b/>
+          <w:bCs/>
+        </w:rPr>
+        <w:t xml:space="preserve">Example: Four-Year-Old Performance Reviews</w:t>
+      </w:r>
+    </w:p>
+    <w:p>
+      <w:pPr>
+        <w:pStyle w:val="BodyText"/>
+      </w:pPr>
+      <w:r>
+        <w:t xml:space="preserve">Remember this from Chapter 1? A parent giving their four-year-old a quarterly performance review, identifying areas for improvement, setting developmental milestones, creating an improvement plan?</w:t>
+      </w:r>
+    </w:p>
+    <w:p>
+      <w:pPr>
+        <w:pStyle w:val="BodyText"/>
+      </w:pPr>
+      <w:r>
+        <w:t xml:space="preserve">The wrongness is immediate. Not because performance feedback is bad (it’s great in workplaces). Not because development matters (it does for kids). But because you’re importing market/productivity grammar into family. You’re treating a four-year-old like an employee. You’re destroying intimacy with transaction.</w:t>
+      </w:r>
+    </w:p>
+    <w:p>
+      <w:pPr>
+        <w:pStyle w:val="BodyText"/>
+      </w:pPr>
+      <w:r>
+        <w:t xml:space="preserve">That’s engine-eats-house. That’s market logic metastasizing beyond its bounds. That’s the hybrid failing because one habitat has been allowed to dominate everything.</w:t>
+      </w:r>
+    </w:p>
+    <w:p>
+      <w:pPr>
+        <w:pStyle w:val="BodyText"/>
+      </w:pPr>
+      <w:r>
+        <w:t xml:space="preserve">And it happens constantly. Schools treating education like product delivery and students like customers. Healthcare treating patients like consumers shopping for care. Friendships tracking reciprocity like a ledger. Parenting optimized for measurable outcomes. Every time you see something that feels hollow, transactional, stripped of meaning, check if market logic has invaded a space where it doesn’t belong.</w:t>
+      </w:r>
+    </w:p>
+    <w:p>
+      <w:pPr>
+        <w:pStyle w:val="BodyText"/>
+      </w:pPr>
+      <w:r>
+        <w:t xml:space="preserve">The fix isn’t eliminating markets. Markets are essential. The fix is boundaries. The fix is knowing which tool fits which space. The fix is not letting the engine escape its habitat.</w:t>
+      </w:r>
+    </w:p>
+    <w:bookmarkEnd w:id="129"/>
+    <w:bookmarkEnd w:id="130"/>
+    <w:bookmarkStart w:id="135" w:name="section-4-diagnostic-questions"/>
+    <w:p>
+      <w:pPr>
+        <w:pStyle w:val="Heading2"/>
+      </w:pPr>
+      <w:r>
+        <w:t xml:space="preserve">Section 4: Diagnostic Questions</w:t>
+      </w:r>
+    </w:p>
+    <w:p>
+      <w:pPr>
+        <w:pStyle w:val="FirstParagraph"/>
+      </w:pPr>
+      <w:r>
+        <w:t xml:space="preserve">So how do you navigate hybrids? How do you know which tool fits which moment? How do you diagnose what’s going wrong when a hybrid starts failing?</w:t>
+      </w:r>
+    </w:p>
+    <w:p>
+      <w:pPr>
+        <w:pStyle w:val="BodyText"/>
+      </w:pPr>
+      <w:r>
+        <w:t xml:space="preserve">Start with these questions:</w:t>
+      </w:r>
+    </w:p>
+    <w:bookmarkStart w:id="131" w:name="what-habitats-are-touching-here"/>
+    <w:p>
+      <w:pPr>
+        <w:pStyle w:val="Heading3"/>
+      </w:pPr>
+      <w:r>
+        <w:t xml:space="preserve">1. What habitats are touching here?</w:t>
+      </w:r>
+    </w:p>
+    <w:p>
+      <w:pPr>
+        <w:pStyle w:val="FirstParagraph"/>
+      </w:pPr>
+      <w:r>
+        <w:t xml:space="preserve">Look at the situation you’re in. Which of the four systems are operating?</w:t>
+      </w:r>
+    </w:p>
+    <w:p>
+      <w:pPr>
+        <w:pStyle w:val="BodyText"/>
+      </w:pPr>
+      <w:r>
+        <w:rPr>
+          <w:b/>
+          <w:bCs/>
+        </w:rPr>
+        <w:t xml:space="preserve">Think about your workplace.</w:t>
+      </w:r>
+      <w:r>
+        <w:t xml:space="preserve"> </w:t>
+      </w:r>
+      <w:r>
+        <w:t xml:space="preserve">Is it pure market? Or are there moments of family-style care? Voluntary collaboration? Collective infrastructure? Most workplaces are hybrids. They just don’t name it. But if you can see which habitats are present, you can see which logics are supposed to operate where.</w:t>
+      </w:r>
+    </w:p>
+    <w:p>
+      <w:pPr>
+        <w:pStyle w:val="BodyText"/>
+      </w:pPr>
+      <w:r>
+        <w:t xml:space="preserve">Are you frustrated because you’re expecting friendship treatment in a transactional relationship? Are you resentful because market logic is being applied where care should operate? Are you confused because two habitat logics are giving you conflicting guidance?</w:t>
+      </w:r>
+    </w:p>
+    <w:p>
+      <w:pPr>
+        <w:pStyle w:val="BodyText"/>
+      </w:pPr>
+      <w:r>
+        <w:t xml:space="preserve">Name the habitats. See where they’re touching. Half the confusion disappears.</w:t>
+      </w:r>
+    </w:p>
+    <w:bookmarkEnd w:id="131"/>
+    <w:bookmarkStart w:id="132" w:name="which-logic-fits-this-moment"/>
+    <w:p>
+      <w:pPr>
+        <w:pStyle w:val="Heading3"/>
+      </w:pPr>
+      <w:r>
+        <w:t xml:space="preserve">2. Which logic fits this moment?</w:t>
+      </w:r>
+    </w:p>
+    <w:p>
+      <w:pPr>
+        <w:pStyle w:val="FirstParagraph"/>
+      </w:pPr>
+      <w:r>
+        <w:t xml:space="preserve">You’re in a situation with multiple people. Someone needs to make a decision or take an action. Which habitat logic applies</w:t>
+      </w:r>
+      <w:r>
+        <w:t xml:space="preserve"> </w:t>
+      </w:r>
+      <w:r>
+        <w:rPr>
+          <w:i/>
+          <w:iCs/>
+        </w:rPr>
+        <w:t xml:space="preserve">right now</w:t>
+      </w:r>
+      <w:r>
+        <w:t xml:space="preserve">?</w:t>
+      </w:r>
+    </w:p>
+    <w:p>
+      <w:pPr>
+        <w:pStyle w:val="BodyText"/>
+      </w:pPr>
+      <w:r>
+        <w:t xml:space="preserve">Is this a moment for family-style generosity? For market-style negotiation? For safety-style impartiality? For voluntary-style trust?</w:t>
+      </w:r>
+    </w:p>
+    <w:p>
+      <w:pPr>
+        <w:pStyle w:val="BodyText"/>
+      </w:pPr>
+      <w:r>
+        <w:rPr>
+          <w:b/>
+          <w:bCs/>
+        </w:rPr>
+        <w:t xml:space="preserve">Example: A colleague asks for help on a project.</w:t>
+      </w:r>
+      <w:r>
+        <w:t xml:space="preserve"> </w:t>
+      </w:r>
+      <w:r>
+        <w:t xml:space="preserve">Is this a market transaction (you help because you expect reciprocity or payment)? A family-style gift (you help because you care about them)? A voluntary contribution (you help because you believe in the project)? Or a professional obligation (you help because that’s your job)?</w:t>
+      </w:r>
+    </w:p>
+    <w:p>
+      <w:pPr>
+        <w:pStyle w:val="BodyText"/>
+      </w:pPr>
+      <w:r>
+        <w:t xml:space="preserve">The answer determines the appropriate response. And the answer depends on context: your relationship, the project, the norms of your workplace, what’s been established before.</w:t>
+      </w:r>
+    </w:p>
+    <w:p>
+      <w:pPr>
+        <w:pStyle w:val="BodyText"/>
+      </w:pPr>
+      <w:r>
+        <w:t xml:space="preserve">The wrong answer isn’t immoral. It’s just mismatched. If you respond with market logic when they were expecting friendship generosity, you’ve created a grammar mismatch. If you give family-style generosity when they were offering a market transaction, you’ve created obligation they didn’t ask for.</w:t>
+      </w:r>
+    </w:p>
+    <w:p>
+      <w:pPr>
+        <w:pStyle w:val="BodyText"/>
+      </w:pPr>
+      <w:r>
+        <w:t xml:space="preserve">Which logic fits</w:t>
+      </w:r>
+      <w:r>
+        <w:t xml:space="preserve"> </w:t>
+      </w:r>
+      <w:r>
+        <w:rPr>
+          <w:i/>
+          <w:iCs/>
+        </w:rPr>
+        <w:t xml:space="preserve">this</w:t>
+      </w:r>
+      <w:r>
+        <w:t xml:space="preserve"> </w:t>
+      </w:r>
+      <w:r>
+        <w:t xml:space="preserve">moment?</w:t>
+      </w:r>
+    </w:p>
+    <w:bookmarkEnd w:id="132"/>
+    <w:bookmarkStart w:id="133" w:name="is-this-a-good-hybrid-or-a-failing-one"/>
+    <w:p>
+      <w:pPr>
+        <w:pStyle w:val="Heading3"/>
+      </w:pPr>
+      <w:r>
+        <w:t xml:space="preserve">3. Is this a good hybrid or a failing one?</w:t>
+      </w:r>
+    </w:p>
+    <w:p>
+      <w:pPr>
+        <w:pStyle w:val="FirstParagraph"/>
+      </w:pPr>
+      <w:r>
+        <w:t xml:space="preserve">Not all hybrids work. Some create dysfunction. The question is: is the mixing intentional or accidental? Is each habitat doing what it does well, or is one habitat colonizing the others?</w:t>
+      </w:r>
+    </w:p>
+    <w:p>
+      <w:pPr>
+        <w:pStyle w:val="BodyText"/>
+      </w:pPr>
+      <w:r>
+        <w:rPr>
+          <w:b/>
+          <w:bCs/>
+        </w:rPr>
+        <w:t xml:space="preserve">Good hybrid:</w:t>
+      </w:r>
+      <w:r>
+        <w:t xml:space="preserve"> </w:t>
+      </w:r>
+      <w:r>
+        <w:t xml:space="preserve">Each habitat contributes its strength. Market generates surplus, family distributes with care, safety provides infrastructure, voluntary fills the gaps. The slug line. Costco. Volunteer fire departments.</w:t>
+      </w:r>
+    </w:p>
+    <w:p>
+      <w:pPr>
+        <w:pStyle w:val="BodyText"/>
+      </w:pPr>
+      <w:r>
+        <w:rPr>
+          <w:b/>
+          <w:bCs/>
+        </w:rPr>
+        <w:t xml:space="preserve">Failing hybrid:</w:t>
+      </w:r>
+      <w:r>
+        <w:t xml:space="preserve"> </w:t>
+      </w:r>
+      <w:r>
+        <w:t xml:space="preserve">One habitat dominates everything. Market invades family (four-year-old performance reviews). Family logic applied at nation scale (paternalism, nepotism). Safety logic applied to everything (treating every situation like an emergency). Voluntary networks forced to operate at scales where trust breaks down.</w:t>
+      </w:r>
+    </w:p>
+    <w:p>
+      <w:pPr>
+        <w:pStyle w:val="BodyText"/>
+      </w:pPr>
+      <w:r>
+        <w:t xml:space="preserve">Can you see which habitats are present and which one is overreaching? That’s the diagnosis. That’s how you spot what’s going wrong.</w:t>
+      </w:r>
+    </w:p>
+    <w:bookmarkEnd w:id="133"/>
+    <w:bookmarkStart w:id="134" w:name="what-happens-if-im-using-the-wrong-tool"/>
+    <w:p>
+      <w:pPr>
+        <w:pStyle w:val="Heading3"/>
+      </w:pPr>
+      <w:r>
+        <w:t xml:space="preserve">4. What happens if I’m using the wrong tool?</w:t>
+      </w:r>
+    </w:p>
+    <w:p>
+      <w:pPr>
+        <w:pStyle w:val="FirstParagraph"/>
+      </w:pPr>
+      <w:r>
+        <w:t xml:space="preserve">Before you speak, before you act, ask: which habitat logic am I about to deploy? And is that the right one for this context?</w:t>
+      </w:r>
+    </w:p>
+    <w:p>
+      <w:pPr>
+        <w:pStyle w:val="BodyText"/>
+      </w:pPr>
+      <w:r>
+        <w:t xml:space="preserve">If you’re about to offer payment in a friendship space, pause. If you’re about to expect family-style generosity in a transactional relationship, pause. If you’re about to apply market efficiency logic to intimate care, pause.</w:t>
+      </w:r>
+    </w:p>
+    <w:p>
+      <w:pPr>
+        <w:pStyle w:val="BodyText"/>
+      </w:pPr>
+      <w:r>
+        <w:t xml:space="preserve">The wrong tool doesn’t just fail to work. It damages the space. Offering payment in the slug line doesn’t just get declined, it makes future participation weird. Treating employees like disposable labor doesn’t just reduce efficiency, it destroys loyalty. Expecting friends to operate like business partners doesn’t just create confusion, it kills the friendship.</w:t>
+      </w:r>
+    </w:p>
+    <w:p>
+      <w:pPr>
+        <w:pStyle w:val="BodyText"/>
+      </w:pPr>
+      <w:r>
+        <w:t xml:space="preserve">Which tool am I pulling out? Is it the right one for this moment?</w:t>
+      </w:r>
+    </w:p>
+    <w:bookmarkEnd w:id="134"/>
+    <w:bookmarkEnd w:id="135"/>
+    <w:bookmarkStart w:id="136" w:name="phase-3-seeing-hybrids-everywhere"/>
+    <w:p>
+      <w:pPr>
+        <w:pStyle w:val="Heading2"/>
+      </w:pPr>
+      <w:r>
+        <w:t xml:space="preserve">Phase 3: Seeing Hybrids Everywhere</w:t>
+      </w:r>
+    </w:p>
+    <w:p>
+      <w:pPr>
+        <w:pStyle w:val="FirstParagraph"/>
+      </w:pPr>
+      <w:r>
+        <w:t xml:space="preserve">You can see them now. The hybrids you’re already in. The mixed systems operating all around you.</w:t>
+      </w:r>
+    </w:p>
+    <w:p>
+      <w:pPr>
+        <w:pStyle w:val="BodyText"/>
+      </w:pPr>
+      <w:r>
+        <w:t xml:space="preserve">Your job is probably a hybrid: market transaction for labor, but hopefully some care and loyalty mixed in, maybe some voluntary collaboration on the side, infrastructure provided by systems you don’t control. Your neighborhood is a hybrid: property owned individually, streets maintained collectively, relationships formed voluntarily, emergencies handled by municipality. Your family is a hybrid: from-each-to-each logic as the core, but interfacing with markets for goods, relying on safety commons for protection, operating through voluntary continuation (you can’t force adult children to stay close).</w:t>
+      </w:r>
+    </w:p>
+    <w:p>
+      <w:pPr>
+        <w:pStyle w:val="BodyText"/>
+      </w:pPr>
+      <w:r>
+        <w:t xml:space="preserve">Everything is hybrid. Pure systems exist only in theory and in catastrophic failures. The real world is mixed, messy, and functional exactly because it’s mixed.</w:t>
+      </w:r>
+    </w:p>
+    <w:p>
+      <w:pPr>
+        <w:pStyle w:val="BodyText"/>
+      </w:pPr>
+      <w:r>
+        <w:rPr>
+          <w:b/>
+          <w:bCs/>
+        </w:rPr>
+        <w:t xml:space="preserve">The question is never</w:t>
+      </w:r>
+      <w:r>
+        <w:rPr>
+          <w:b/>
+          <w:bCs/>
+        </w:rPr>
+        <w:t xml:space="preserve"> </w:t>
+      </w:r>
+      <w:r>
+        <w:rPr>
+          <w:b/>
+          <w:bCs/>
+        </w:rPr>
+        <w:t xml:space="preserve">“which ideology wins?”</w:t>
+      </w:r>
+      <w:r>
+        <w:t xml:space="preserve"> </w:t>
+      </w:r>
+      <w:r>
+        <w:t xml:space="preserve">The question is always</w:t>
+      </w:r>
+      <w:r>
+        <w:t xml:space="preserve"> </w:t>
+      </w:r>
+      <w:r>
+        <w:t xml:space="preserve">“which tool fits this moment?”</w:t>
+      </w:r>
+      <w:r>
+        <w:t xml:space="preserve"> </w:t>
+      </w:r>
+      <w:r>
+        <w:t xml:space="preserve">And that’s navigation.</w:t>
+      </w:r>
+    </w:p>
+    <w:p>
+      <w:pPr>
+        <w:pStyle w:val="BodyText"/>
+      </w:pPr>
+      <w:r>
+        <w:t xml:space="preserve">You know The Ring now. You can see all four habitats. You can spot when they’re touching. You can diagnose grammar mismatches and category errors and engine-eating-house failures. You can ask the diagnostic questions. You can see hybrids operating.</w:t>
+      </w:r>
+    </w:p>
+    <w:p>
+      <w:pPr>
+        <w:pStyle w:val="BodyText"/>
+      </w:pPr>
+      <w:r>
+        <w:t xml:space="preserve">But seeing isn’t the same as choosing. Recognition isn’t the same as intentional navigation. And that’s what comes next.</w:t>
+      </w:r>
+    </w:p>
+    <w:p>
+      <w:pPr>
+        <w:pStyle w:val="BodyText"/>
+      </w:pPr>
+      <w:r>
+        <w:t xml:space="preserve">Because there’s a tool for this. A decision framework. A compass that helps you choose which habitat logic to deploy in real time. A way to turn recognition into action.</w:t>
+      </w:r>
+    </w:p>
+    <w:p>
+      <w:pPr>
+        <w:pStyle w:val="BodyText"/>
+      </w:pPr>
+      <w:r>
+        <w:t xml:space="preserve">You’ve learned to see. Now it’s time to learn to steer.</w:t>
+      </w:r>
+    </w:p>
+    <w:p>
+      <w:r>
+        <w:pict>
+          <v:rect style="width:0;height:1.5pt" o:hralign="center" o:hrstd="t" o:hr="t"/>
+        </w:pict>
+      </w:r>
+    </w:p>
+    <w:bookmarkEnd w:id="136"/>
+    <w:bookmarkEnd w:id="137"/>
+    <w:bookmarkStart w:id="167" w:name="chapter-8-the-ring-compass"/>
+    <w:p>
+      <w:pPr>
+        <w:pStyle w:val="Heading1"/>
+      </w:pPr>
+      <w:r>
+        <w:t xml:space="preserve">CHAPTER 8: The Ring Compass</w:t>
+      </w:r>
+    </w:p>
+    <w:bookmarkStart w:id="138" w:name="section-1-the-category-error"/>
+    <w:p>
+      <w:pPr>
+        <w:pStyle w:val="Heading2"/>
+      </w:pPr>
+      <w:r>
+        <w:t xml:space="preserve">Section 1: The Category Error</w:t>
+      </w:r>
+    </w:p>
+    <w:p>
+      <w:pPr>
+        <w:pStyle w:val="FirstParagraph"/>
+      </w:pPr>
+      <w:r>
+        <w:t xml:space="preserve">You’re in the slug line. Pentagon City. 5:47 AM. Three-person carpool forming for the HOV lanes. Same ritual you saw in the Prologue, but now you understand what you’re looking at.</w:t>
+      </w:r>
+    </w:p>
+    <w:p>
+      <w:pPr>
+        <w:pStyle w:val="BodyText"/>
+      </w:pPr>
+      <w:r>
+        <w:t xml:space="preserve">The ride goes smoothly. Twenty minutes. Two strangers and you, coordinating without speaking much. The unwritten rules operating flawlessly. HOV lanes saving forty minutes. Everyone benefiting.</w:t>
+      </w:r>
+    </w:p>
+    <w:p>
+      <w:pPr>
+        <w:pStyle w:val="BodyText"/>
+      </w:pPr>
+      <w:r>
+        <w:t xml:space="preserve">You arrive at the Pentagon. Time to get out.</w:t>
+      </w:r>
+    </w:p>
+    <w:p>
+      <w:pPr>
+        <w:pStyle w:val="BodyText"/>
+      </w:pPr>
+      <w:r>
+        <w:t xml:space="preserve">You reach for your wallet. Pull out a ten-dollar bill.</w:t>
+      </w:r>
+    </w:p>
+    <w:p>
+      <w:pPr>
+        <w:pStyle w:val="BodyText"/>
+      </w:pPr>
+      <w:r>
+        <w:t xml:space="preserve">“Five bucks each? For the ride?”</w:t>
+      </w:r>
+    </w:p>
+    <w:p>
+      <w:pPr>
+        <w:pStyle w:val="BodyText"/>
+      </w:pPr>
+      <w:r>
+        <w:t xml:space="preserve">Watch what happens. The driver doesn’t get angry. They don’t accept the money, either. Their face changes. Not offense exactly, but confusion. Something shifted. Something broke.</w:t>
+      </w:r>
+    </w:p>
+    <w:p>
+      <w:pPr>
+        <w:pStyle w:val="BodyText"/>
+      </w:pPr>
+      <w:r>
+        <w:t xml:space="preserve">You feel it too, immediately. That was wrong.</w:t>
+      </w:r>
+    </w:p>
+    <w:p>
+      <w:pPr>
+        <w:pStyle w:val="BodyText"/>
+      </w:pPr>
+      <w:r>
+        <w:t xml:space="preserve">Not because money is bad. Not because the driver doesn’t like money. But because you just imported the wrong grammar. The slug line runs on voluntary trust, not market exchange. You tried to convert a gift into a transaction. You tried to invoice intimacy. The line doesn’t get in. That’s market logic trying to purchase what operates on different rules.</w:t>
+      </w:r>
+    </w:p>
+    <w:p>
+      <w:pPr>
+        <w:pStyle w:val="BodyText"/>
+      </w:pPr>
+      <w:r>
+        <w:rPr>
+          <w:b/>
+          <w:bCs/>
+        </w:rPr>
+        <w:t xml:space="preserve">You felt that wrongness before you understood it.</w:t>
+      </w:r>
+      <w:r>
+        <w:t xml:space="preserve"> </w:t>
+      </w:r>
+      <w:r>
+        <w:t xml:space="preserve">The money would have been perfectly right in a different context (paying a taxi driver, tipping a rideshare, settling up for gas with a friend). But here? Category error. Wrong tool, wrong moment.</w:t>
+      </w:r>
+    </w:p>
+    <w:p>
+      <w:pPr>
+        <w:pStyle w:val="BodyText"/>
+      </w:pPr>
+      <w:r>
+        <w:t xml:space="preserve">What you needed was a compass. Something to tell you which grammar applied. Something to help you see which habitat you were in before you acted.</w:t>
+      </w:r>
+    </w:p>
+    <w:p>
+      <w:pPr>
+        <w:pStyle w:val="BodyText"/>
+      </w:pPr>
+      <w:r>
+        <w:t xml:space="preserve">This is why you need navigation tools. Not because the habitats are complicated (you know them now). Not because hybrids are rare (they’re everywhere). But because you’re moving between habitats constantly, and the switch isn’t always obvious. And using the wrong grammar damages the space.</w:t>
+      </w:r>
+    </w:p>
+    <w:p>
+      <w:pPr>
+        <w:pStyle w:val="BodyText"/>
+      </w:pPr>
+      <w:r>
+        <w:t xml:space="preserve">Let me show you another one.</w:t>
+      </w:r>
+    </w:p>
+    <w:bookmarkEnd w:id="138"/>
+    <w:bookmarkStart w:id="139" w:name="section-2-the-hospital-waiting-room"/>
+    <w:p>
+      <w:pPr>
+        <w:pStyle w:val="Heading2"/>
+      </w:pPr>
+      <w:r>
+        <w:t xml:space="preserve">Section 2: The Hospital Waiting Room</w:t>
+      </w:r>
+    </w:p>
+    <w:p>
+      <w:pPr>
+        <w:pStyle w:val="FirstParagraph"/>
+      </w:pPr>
+      <w:r>
+        <w:t xml:space="preserve">You’re in the emergency room with a family member. 2:30 AM. They’re in pain. You’re scared. The wait is two hours and counting.</w:t>
+      </w:r>
+    </w:p>
+    <w:p>
+      <w:pPr>
+        <w:pStyle w:val="BodyText"/>
+      </w:pPr>
+      <w:r>
+        <w:t xml:space="preserve">You approach the front desk. You need reassurance. You need connection. You need someone to see that this person you love is suffering and you’re terrified and could they please just give you some information, some hope, some sense that someone cares?</w:t>
+      </w:r>
+    </w:p>
+    <w:p>
+      <w:pPr>
+        <w:pStyle w:val="BodyText"/>
+      </w:pPr>
+      <w:r>
+        <w:t xml:space="preserve">The person at the desk is professional. Polite. Efficient.</w:t>
+      </w:r>
+      <w:r>
+        <w:t xml:space="preserve"> </w:t>
+      </w:r>
+      <w:r>
+        <w:t xml:space="preserve">“We’re triaging based on severity. The doctor will see you when it’s your turn. We can’t give you an estimated time. Please have a seat.”</w:t>
+      </w:r>
+    </w:p>
+    <w:p>
+      <w:pPr>
+        <w:pStyle w:val="BodyText"/>
+      </w:pPr>
+      <w:r>
+        <w:t xml:space="preserve">It feels cold. It feels wrong. You want them to care. You want family-level response: intimacy, reassurance, someone treating your person as if they matter most. But what you’re getting is safety-commons logic: impartial, standardized, population-scale triage.</w:t>
+      </w:r>
+    </w:p>
+    <w:p>
+      <w:pPr>
+        <w:pStyle w:val="BodyText"/>
+      </w:pPr>
+      <w:r>
+        <w:t xml:space="preserve">And here’s the thing:</w:t>
+      </w:r>
+      <w:r>
+        <w:t xml:space="preserve"> </w:t>
+      </w:r>
+      <w:r>
+        <w:rPr>
+          <w:b/>
+          <w:bCs/>
+        </w:rPr>
+        <w:t xml:space="preserve">both of you are right.</w:t>
+      </w:r>
+      <w:r>
+        <w:t xml:space="preserve"> </w:t>
+      </w:r>
+      <w:r>
+        <w:t xml:space="preserve">You’re right to want care. They’re right to provide impartial service. The mismatch isn’t a failure. It’s a collision of two habitat logics operating in the same space.</w:t>
+      </w:r>
+    </w:p>
+    <w:p>
+      <w:pPr>
+        <w:pStyle w:val="BodyText"/>
+      </w:pPr>
+      <w:r>
+        <w:t xml:space="preserve">You’re in safety habitat. The emergency room serves hundreds of people. It pools risk. It can’t provide family-level intimacy to everyone (that doesn’t scale). Its job is to triage fairly, serve whoever needs it most, maintain standards across thousands of cases. That’s what impartial means. That’s what the safety commons does.</w:t>
+      </w:r>
+    </w:p>
+    <w:p>
+      <w:pPr>
+        <w:pStyle w:val="BodyText"/>
+      </w:pPr>
+      <w:r>
+        <w:t xml:space="preserve">Your emotional need is family habitat. You want someone to care about</w:t>
+      </w:r>
+      <w:r>
+        <w:t xml:space="preserve"> </w:t>
+      </w:r>
+      <w:r>
+        <w:rPr>
+          <w:i/>
+          <w:iCs/>
+        </w:rPr>
         <w:t xml:space="preserve">your</w:t>
       </w:r>
       <w:r>
@@ -16272,8 +16537,8 @@
         <w:t xml:space="preserve">Let’s build the compass.</w:t>
       </w:r>
     </w:p>
-    <w:bookmarkEnd w:id="138"/>
-    <w:bookmarkStart w:id="143" w:name="section-3-the-three-compass-questions"/>
+    <w:bookmarkEnd w:id="139"/>
+    <w:bookmarkStart w:id="144" w:name="section-3-the-three-compass-questions"/>
     <w:p>
       <w:pPr>
         <w:pStyle w:val="Heading2"/>
@@ -16298,7 +16563,7 @@
         <w:t xml:space="preserve">That’s the Ring Compass. Three questions that tell you where you are and which grammar applies.</w:t>
       </w:r>
     </w:p>
-    <w:bookmarkStart w:id="139" w:name="question-1-whos-involved"/>
+    <w:bookmarkStart w:id="140" w:name="question-1-whos-involved"/>
     <w:p>
       <w:pPr>
         <w:pStyle w:val="Heading3"/>
@@ -16493,8 +16758,8 @@
         <w:t xml:space="preserve">Think about a situation you’re currently navigating. Who’s involved? Intimates? Strangers? A population? Chosen friends? Does that tell you something about which grammar might apply?</w:t>
       </w:r>
     </w:p>
-    <w:bookmarkEnd w:id="139"/>
-    <w:bookmarkStart w:id="140" w:name="question-2-whats-at-stake"/>
+    <w:bookmarkEnd w:id="140"/>
+    <w:bookmarkStart w:id="141" w:name="question-2-whats-at-stake"/>
     <w:p>
       <w:pPr>
         <w:pStyle w:val="Heading3"/>
@@ -16689,8 +16954,8 @@
         <w:t xml:space="preserve">In that same situation: what’s at stake? Life and safety? Money and exchange? Trust and reputation? Love and belonging? The answer points toward a habitat.</w:t>
       </w:r>
     </w:p>
-    <w:bookmarkEnd w:id="140"/>
-    <w:bookmarkStart w:id="141" w:name="question-3-can-they-exit"/>
+    <w:bookmarkEnd w:id="141"/>
+    <w:bookmarkStart w:id="142" w:name="question-3-can-they-exit"/>
     <w:p>
       <w:pPr>
         <w:pStyle w:val="Heading3"/>
@@ -16869,8 +17134,8 @@
         <w:t xml:space="preserve">Can the people in your situation leave easily? If exit is blocked, you’re probably not in market or friendship territory. If exit is easy, you’re probably not in family or safety territory.</w:t>
       </w:r>
     </w:p>
-    <w:bookmarkEnd w:id="141"/>
-    <w:bookmarkStart w:id="142" w:name="why-three-questions"/>
+    <w:bookmarkEnd w:id="142"/>
+    <w:bookmarkStart w:id="143" w:name="why-three-questions"/>
     <w:p>
       <w:pPr>
         <w:pStyle w:val="Heading3"/>
@@ -16939,9 +17204,9 @@
         <w:t xml:space="preserve">You’re not writing a dissertation. You’re trying to figure out which tool to use in the next thirty seconds.</w:t>
       </w:r>
     </w:p>
-    <w:bookmarkEnd w:id="142"/>
     <w:bookmarkEnd w:id="143"/>
-    <w:bookmarkStart w:id="145" w:name="section-4-reading-the-compass"/>
+    <w:bookmarkEnd w:id="144"/>
+    <w:bookmarkStart w:id="146" w:name="section-4-reading-the-compass"/>
     <w:p>
       <w:pPr>
         <w:pStyle w:val="Heading2"/>
@@ -17111,7 +17376,7 @@
         <w:t xml:space="preserve">Your instincts are calibrated for one habitat (usually your native one, the place where you feel most comfortable). But instincts lie when you’re in unfamiliar territory. The compass gives you instruments when visibility is low.</w:t>
       </w:r>
     </w:p>
-    <w:bookmarkStart w:id="144" w:name="the-limits"/>
+    <w:bookmarkStart w:id="145" w:name="the-limits"/>
     <w:p>
       <w:pPr>
         <w:pStyle w:val="Heading3"/>
@@ -17154,9 +17419,9 @@
         <w:t xml:space="preserve">But seeing the options is half the work. Once you know which habitats are present, you can choose your grammar intentionally. You can switch when the stakes change. You can navigate consciously instead of stumbling between systems without realizing it.</w:t>
       </w:r>
     </w:p>
-    <w:bookmarkEnd w:id="144"/>
     <w:bookmarkEnd w:id="145"/>
-    <w:bookmarkStart w:id="148" w:name="section-5-recognition-to-navigation"/>
+    <w:bookmarkEnd w:id="146"/>
+    <w:bookmarkStart w:id="149" w:name="section-5-recognition-to-navigation"/>
     <w:p>
       <w:pPr>
         <w:pStyle w:val="Heading2"/>
@@ -17403,7 +17668,7 @@
         <w:t xml:space="preserve">You’re flying the plane, not just watching the instruments. You’re steering, not just observing.</w:t>
       </w:r>
     </w:p>
-    <w:bookmarkStart w:id="146" w:name="maturity-means-knowing-when-to-switch"/>
+    <w:bookmarkStart w:id="147" w:name="maturity-means-knowing-when-to-switch"/>
     <w:p>
       <w:pPr>
         <w:pStyle w:val="Heading3"/>
@@ -17510,8 +17775,8 @@
         <w:t xml:space="preserve">Maturity isn’t picking one ideology and defending it. Maturity is recognizing context and matching tools to situations.</w:t>
       </w:r>
     </w:p>
-    <w:bookmarkEnd w:id="146"/>
-    <w:bookmarkStart w:id="147" w:name="instrument-flying"/>
+    <w:bookmarkEnd w:id="147"/>
+    <w:bookmarkStart w:id="148" w:name="instrument-flying"/>
     <w:p>
       <w:pPr>
         <w:pStyle w:val="Heading3"/>
@@ -17618,9 +17883,9 @@
         <w:t xml:space="preserve">What’s your native habitat: the one where you feel most comfortable? Family? Market? Do you notice yourself defaulting to that grammar even when it doesn’t fit?</w:t>
       </w:r>
     </w:p>
-    <w:bookmarkEnd w:id="147"/>
     <w:bookmarkEnd w:id="148"/>
-    <w:bookmarkStart w:id="151" w:name="section-6-when-habitats-shift"/>
+    <w:bookmarkEnd w:id="149"/>
+    <w:bookmarkStart w:id="152" w:name="section-6-when-habitats-shift"/>
     <w:p>
       <w:pPr>
         <w:pStyle w:val="Heading2"/>
@@ -17645,7 +17910,7 @@
         <w:t xml:space="preserve">Mature operators see the shift and switch. Immature operators stay locked in the old grammar, creating disasters.</w:t>
       </w:r>
     </w:p>
-    <w:bookmarkStart w:id="149" w:name="the-lawrence-taylor-moment"/>
+    <w:bookmarkStart w:id="150" w:name="the-lawrence-taylor-moment"/>
     <w:p>
       <w:pPr>
         <w:pStyle w:val="Heading3"/>
@@ -17764,8 +18029,8 @@
         <w:t xml:space="preserve">Think of a time when the stakes changed suddenly (a meeting that became a crisis, a game that became an injury, a negotiation that became something personal). Did you see the shift? Did you switch grammars?</w:t>
       </w:r>
     </w:p>
-    <w:bookmarkEnd w:id="149"/>
-    <w:bookmarkStart w:id="150" w:name="what-this-shows"/>
+    <w:bookmarkEnd w:id="150"/>
+    <w:bookmarkStart w:id="151" w:name="what-this-shows"/>
     <w:p>
       <w:pPr>
         <w:pStyle w:val="Heading3"/>
@@ -17826,9 +18091,9 @@
         <w:t xml:space="preserve">When the stakes change, the grammar must change. The compass shows you the shift. Navigation means you actually switch.</w:t>
       </w:r>
     </w:p>
-    <w:bookmarkEnd w:id="150"/>
     <w:bookmarkEnd w:id="151"/>
-    <w:bookmarkStart w:id="157" w:name="section-7-ideological-lock-in"/>
+    <w:bookmarkEnd w:id="152"/>
+    <w:bookmarkStart w:id="158" w:name="section-7-ideological-lock-in"/>
     <w:p>
       <w:pPr>
         <w:pStyle w:val="Heading2"/>
@@ -17845,7 +18110,7 @@
         <w:t xml:space="preserve">Some people refuse to navigate. They pick one tool and force it onto every situation. That’s ideological lock-in. And it creates predictable disasters.</w:t>
       </w:r>
     </w:p>
-    <w:bookmarkStart w:id="152" w:name="market-fundamentalist"/>
+    <w:bookmarkStart w:id="153" w:name="market-fundamentalist"/>
     <w:p>
       <w:pPr>
         <w:pStyle w:val="Heading3"/>
@@ -17926,8 +18191,8 @@
         <w:t xml:space="preserve">Markets invade everywhere. Everything becomes transactional. Love becomes contract. Trust becomes ledger. The engine eats the house.</w:t>
       </w:r>
     </w:p>
-    <w:bookmarkEnd w:id="152"/>
-    <w:bookmarkStart w:id="153" w:name="safety-fundamentalist"/>
+    <w:bookmarkEnd w:id="153"/>
+    <w:bookmarkStart w:id="154" w:name="safety-fundamentalist"/>
     <w:p>
       <w:pPr>
         <w:pStyle w:val="Heading3"/>
@@ -18008,8 +18273,8 @@
         <w:t xml:space="preserve">Safety logic invades everywhere. Everything becomes emergency. Standardization crushes diversity. Efficiency replaces meaning. The fire department runs your love life.</w:t>
       </w:r>
     </w:p>
-    <w:bookmarkEnd w:id="153"/>
-    <w:bookmarkStart w:id="154" w:name="family-fundamentalist"/>
+    <w:bookmarkEnd w:id="154"/>
+    <w:bookmarkStart w:id="155" w:name="family-fundamentalist"/>
     <w:p>
       <w:pPr>
         <w:pStyle w:val="Heading3"/>
@@ -18090,8 +18355,8 @@
         <w:t xml:space="preserve">Family logic invades institutions. Paternalism. Nepotism. Treating adults like children. Expecting intimacy from strangers. The care becomes smothering. The love becomes control.</w:t>
       </w:r>
     </w:p>
-    <w:bookmarkEnd w:id="154"/>
-    <w:bookmarkStart w:id="155" w:name="anarchy-fundamentalist"/>
+    <w:bookmarkEnd w:id="155"/>
+    <w:bookmarkStart w:id="156" w:name="anarchy-fundamentalist"/>
     <w:p>
       <w:pPr>
         <w:pStyle w:val="Heading3"/>
@@ -18184,8 +18449,8 @@
         <w:t xml:space="preserve">Do you recognize any of these patterns in people you know? Do you recognize any of them in yourself (times when you insisted on one grammar where another was needed)?</w:t>
       </w:r>
     </w:p>
-    <w:bookmarkEnd w:id="155"/>
-    <w:bookmarkStart w:id="156" w:name="the-pattern-1"/>
+    <w:bookmarkEnd w:id="156"/>
+    <w:bookmarkStart w:id="157" w:name="the-pattern-1"/>
     <w:p>
       <w:pPr>
         <w:pStyle w:val="Heading3"/>
@@ -18248,9 +18513,9 @@
         <w:t xml:space="preserve">Ideologies lock you to one tool. The Ring gives you four: and the wisdom to choose.</w:t>
       </w:r>
     </w:p>
-    <w:bookmarkEnd w:id="156"/>
     <w:bookmarkEnd w:id="157"/>
-    <w:bookmarkStart w:id="160" w:name="section-8-navigation-principles"/>
+    <w:bookmarkEnd w:id="158"/>
+    <w:bookmarkStart w:id="161" w:name="section-8-navigation-principles"/>
     <w:p>
       <w:pPr>
         <w:pStyle w:val="Heading2"/>
@@ -18267,7 +18532,7 @@
         <w:t xml:space="preserve">Here’s what the compass reveals about how to operate across habitats:</w:t>
       </w:r>
     </w:p>
-    <w:bookmarkStart w:id="158" w:name="the-centralization-sacrifice-principle"/>
+    <w:bookmarkStart w:id="159" w:name="the-centralization-sacrifice-principle"/>
     <w:p>
       <w:pPr>
         <w:pStyle w:val="Heading3"/>
@@ -18344,8 +18609,8 @@
         <w:t xml:space="preserve">Think of a situation that was over-centralized (too much authority for what was at stake). Then think of one that was under-centralized (not enough structure for the stakes). Can you feel the mismatch in both directions?</w:t>
       </w:r>
     </w:p>
-    <w:bookmarkEnd w:id="158"/>
-    <w:bookmarkStart w:id="159" w:name="four-expressions-of-generosity"/>
+    <w:bookmarkEnd w:id="159"/>
+    <w:bookmarkStart w:id="160" w:name="four-expressions-of-generosity"/>
     <w:p>
       <w:pPr>
         <w:pStyle w:val="Heading3"/>
@@ -18569,9 +18834,9 @@
         <w:t xml:space="preserve">The Ring shows you where you are. The compass shows you what generosity looks like here.</w:t>
       </w:r>
     </w:p>
-    <w:bookmarkEnd w:id="159"/>
     <w:bookmarkEnd w:id="160"/>
-    <w:bookmarkStart w:id="164" w:name="section-9-what-you-can-now-do"/>
+    <w:bookmarkEnd w:id="161"/>
+    <w:bookmarkStart w:id="165" w:name="section-9-what-you-can-now-do"/>
     <w:p>
       <w:pPr>
         <w:pStyle w:val="Heading2"/>
@@ -18588,7 +18853,7 @@
         <w:t xml:space="preserve">You have a tool now. Three questions. Four habitats. One compass.</w:t>
       </w:r>
     </w:p>
-    <w:bookmarkStart w:id="161" w:name="you-can-recognize"/>
+    <w:bookmarkStart w:id="162" w:name="you-can-recognize"/>
     <w:p>
       <w:pPr>
         <w:pStyle w:val="Heading3"/>
@@ -18713,8 +18978,8 @@
         <w:t xml:space="preserve">- You’ll recognize it now: in others and in yourself</w:t>
       </w:r>
     </w:p>
-    <w:bookmarkEnd w:id="161"/>
-    <w:bookmarkStart w:id="162" w:name="you-can-navigate"/>
+    <w:bookmarkEnd w:id="162"/>
+    <w:bookmarkStart w:id="163" w:name="you-can-navigate"/>
     <w:p>
       <w:pPr>
         <w:pStyle w:val="Heading3"/>
@@ -18833,8 +19098,8 @@
         <w:t xml:space="preserve">- What would the compass say about which tool applies here?</w:t>
       </w:r>
     </w:p>
-    <w:bookmarkEnd w:id="162"/>
-    <w:bookmarkStart w:id="163" w:name="what-this-reveals"/>
+    <w:bookmarkEnd w:id="163"/>
+    <w:bookmarkStart w:id="164" w:name="what-this-reveals"/>
     <w:p>
       <w:pPr>
         <w:pStyle w:val="Heading3"/>
@@ -18907,9 +19172,9 @@
         <w:t xml:space="preserve">You can navigate The Ring now.</w:t>
       </w:r>
     </w:p>
-    <w:bookmarkEnd w:id="163"/>
     <w:bookmarkEnd w:id="164"/>
-    <w:bookmarkStart w:id="165" w:name="section-10-the-next-question"/>
+    <w:bookmarkEnd w:id="165"/>
+    <w:bookmarkStart w:id="166" w:name="section-10-the-next-question"/>
     <w:p>
       <w:pPr>
         <w:pStyle w:val="Heading2"/>
@@ -18985,9 +19250,9 @@
         </w:pict>
       </w:r>
     </w:p>
-    <w:bookmarkEnd w:id="165"/>
     <w:bookmarkEnd w:id="166"/>
-    <w:bookmarkStart w:id="186" w:name="chapter-9-obligation-to-excess"/>
+    <w:bookmarkEnd w:id="167"/>
+    <w:bookmarkStart w:id="187" w:name="chapter-9-obligation-to-excess"/>
     <w:p>
       <w:pPr>
         <w:pStyle w:val="Heading1"/>
@@ -18996,7 +19261,7 @@
         <w:t xml:space="preserve">CHAPTER 9: Obligation to Excess</w:t>
       </w:r>
     </w:p>
-    <w:bookmarkStart w:id="167" w:name="section-1-malia-the-baker"/>
+    <w:bookmarkStart w:id="168" w:name="section-1-malia-the-baker"/>
     <w:p>
       <w:pPr>
         <w:pStyle w:val="Heading2"/>
@@ -19483,8 +19748,8 @@
         <w:t xml:space="preserve">And once you see it, you’ll start seeing it everywhere.</w:t>
       </w:r>
     </w:p>
-    <w:bookmarkEnd w:id="167"/>
-    <w:bookmarkStart w:id="168" w:name="section-2-the-widows-mite-reframed"/>
+    <w:bookmarkEnd w:id="168"/>
+    <w:bookmarkStart w:id="169" w:name="section-2-the-widows-mite-reframed"/>
     <w:p>
       <w:pPr>
         <w:pStyle w:val="Heading2"/>
@@ -19597,8 +19862,8 @@
         <w:t xml:space="preserve">And what’s left? That’s your excess. That’s where obligation lives.</w:t>
       </w:r>
     </w:p>
-    <w:bookmarkEnd w:id="168"/>
-    <w:bookmarkStart w:id="169" w:name="section-3-recognizing-the-three-piles"/>
+    <w:bookmarkEnd w:id="169"/>
+    <w:bookmarkStart w:id="170" w:name="section-3-recognizing-the-three-piles"/>
     <w:p>
       <w:pPr>
         <w:pStyle w:val="Heading2"/>
@@ -19892,8 +20157,8 @@
         <w:t xml:space="preserve">That’s where obligation lives. That’s what asks something of you.</w:t>
       </w:r>
     </w:p>
-    <w:bookmarkEnd w:id="169"/>
-    <w:bookmarkStart w:id="170" w:name="section-4-from-excess-to-obligation"/>
+    <w:bookmarkEnd w:id="170"/>
+    <w:bookmarkStart w:id="171" w:name="section-4-from-excess-to-obligation"/>
     <w:p>
       <w:pPr>
         <w:pStyle w:val="Heading2"/>
@@ -20052,8 +20317,8 @@
         <w:t xml:space="preserve">discovery or generosity.</w:t>
       </w:r>
     </w:p>
-    <w:bookmarkEnd w:id="170"/>
-    <w:bookmarkStart w:id="172" w:name="section-5-path-a-discovery"/>
+    <w:bookmarkEnd w:id="171"/>
+    <w:bookmarkStart w:id="173" w:name="section-5-path-a-discovery"/>
     <w:p>
       <w:pPr>
         <w:pStyle w:val="Heading2"/>
@@ -20154,7 +20419,7 @@
         <w:t xml:space="preserve">Discovery is generosity to the future.</w:t>
       </w:r>
     </w:p>
-    <w:bookmarkStart w:id="171" w:name="when-discovery-is-right"/>
+    <w:bookmarkStart w:id="172" w:name="when-discovery-is-right"/>
     <w:p>
       <w:pPr>
         <w:pStyle w:val="Heading3"/>
@@ -20219,9 +20484,9 @@
         <w:t xml:space="preserve">spend weekends on cookie recipes. That’s what excess enables: multiple paths at once.</w:t>
       </w:r>
     </w:p>
-    <w:bookmarkEnd w:id="171"/>
     <w:bookmarkEnd w:id="172"/>
-    <w:bookmarkStart w:id="175" w:name="section-6-path-b-generosity"/>
+    <w:bookmarkEnd w:id="173"/>
+    <w:bookmarkStart w:id="176" w:name="section-6-path-b-generosity"/>
     <w:p>
       <w:pPr>
         <w:pStyle w:val="Heading2"/>
@@ -20314,7 +20579,7 @@
         <w:t xml:space="preserve">Generosity is obligation expressed now.</w:t>
       </w:r>
     </w:p>
-    <w:bookmarkStart w:id="173" w:name="when-generosity-is-right"/>
+    <w:bookmarkStart w:id="174" w:name="when-generosity-is-right"/>
     <w:p>
       <w:pPr>
         <w:pStyle w:val="Heading3"/>
@@ -20355,8 +20620,8 @@
         <w:t xml:space="preserve">- You’re not sacrificing necessities (it’s truly discretionary)</w:t>
       </w:r>
     </w:p>
-    <w:bookmarkEnd w:id="173"/>
-    <w:bookmarkStart w:id="174" w:name="the-balance"/>
+    <w:bookmarkEnd w:id="174"/>
+    <w:bookmarkStart w:id="175" w:name="the-balance"/>
     <w:p>
       <w:pPr>
         <w:pStyle w:val="Heading3"/>
@@ -20449,9 +20714,9 @@
         <w:t xml:space="preserve">How do you currently allocate your excess (if you have it)? Is it all discovery? All generosity? Some balance? Is that allocation intentional, or did it just happen?</w:t>
       </w:r>
     </w:p>
-    <w:bookmarkEnd w:id="174"/>
     <w:bookmarkEnd w:id="175"/>
-    <w:bookmarkStart w:id="176" w:name="section-7-sustainable-generosity"/>
+    <w:bookmarkEnd w:id="176"/>
+    <w:bookmarkStart w:id="177" w:name="section-7-sustainable-generosity"/>
     <w:p>
       <w:pPr>
         <w:pStyle w:val="Heading2"/>
@@ -20641,8 +20906,8 @@
         <w:t xml:space="preserve">Not ambition (endless striving for more). Not productivity (extracting maximum output). Excellence. Getting really, really good at something that creates value. The rest follows from that.</w:t>
       </w:r>
     </w:p>
-    <w:bookmarkEnd w:id="176"/>
-    <w:bookmarkStart w:id="180" w:name="section-8-what-happens-when-you-hoard"/>
+    <w:bookmarkEnd w:id="177"/>
+    <w:bookmarkStart w:id="181" w:name="section-8-what-happens-when-you-hoard"/>
     <w:p>
       <w:pPr>
         <w:pStyle w:val="Heading2"/>
@@ -20667,7 +20932,7 @@
         <w:t xml:space="preserve">That’s hoarding. And hoarding is a failure: economically, personally, and systemically.</w:t>
       </w:r>
     </w:p>
-    <w:bookmarkStart w:id="177" w:name="economic-failure"/>
+    <w:bookmarkStart w:id="178" w:name="economic-failure"/>
     <w:p>
       <w:pPr>
         <w:pStyle w:val="Heading3"/>
@@ -20722,8 +20987,8 @@
         <w:t xml:space="preserve">Think about resources you’ve seen hoarded (by individuals, organizations, institutions). What happened to the system around them? Did the hoarding create flourishing or stagnation?</w:t>
       </w:r>
     </w:p>
-    <w:bookmarkEnd w:id="177"/>
-    <w:bookmarkStart w:id="178" w:name="personal-failure"/>
+    <w:bookmarkEnd w:id="178"/>
+    <w:bookmarkStart w:id="179" w:name="personal-failure"/>
     <w:p>
       <w:pPr>
         <w:pStyle w:val="Heading3"/>
@@ -20816,8 +21081,8 @@
         <w:t xml:space="preserve">Have you ever noticed that more buffer doesn’t reduce anxiety about having enough? The goalpost moves. That’s the psychology of hoarding.</w:t>
       </w:r>
     </w:p>
-    <w:bookmarkEnd w:id="178"/>
-    <w:bookmarkStart w:id="179" w:name="system-failure"/>
+    <w:bookmarkEnd w:id="179"/>
+    <w:bookmarkStart w:id="180" w:name="system-failure"/>
     <w:p>
       <w:pPr>
         <w:pStyle w:val="Heading3"/>
@@ -20868,9 +21133,9 @@
         <w:t xml:space="preserve">Taking value from the system (through markets, through employment, through opportunities) but refusing to put value back in. That’s not sustainable. That kills systems.</w:t>
       </w:r>
     </w:p>
-    <w:bookmarkEnd w:id="179"/>
     <w:bookmarkEnd w:id="180"/>
-    <w:bookmarkStart w:id="181" w:name="section-9-jobs-to-be-done"/>
+    <w:bookmarkEnd w:id="181"/>
+    <w:bookmarkStart w:id="182" w:name="section-9-jobs-to-be-done"/>
     <w:p>
       <w:pPr>
         <w:pStyle w:val="Heading2"/>
@@ -20969,8 +21234,8 @@
         <w:t xml:space="preserve">Your job is to use those advantages. To deploy your excess toward the jobs you can see. To fund the discovery you believe in. To give to the needs you recognize. That’s not selfishness. That’s using local knowledge wisely.</w:t>
       </w:r>
     </w:p>
-    <w:bookmarkEnd w:id="181"/>
-    <w:bookmarkStart w:id="182" w:name="section-10-the-call-to-self-discipline"/>
+    <w:bookmarkEnd w:id="182"/>
+    <w:bookmarkStart w:id="183" w:name="section-10-the-call-to-self-discipline"/>
     <w:p>
       <w:pPr>
         <w:pStyle w:val="Heading2"/>
@@ -21073,8 +21338,8 @@
         <w:t xml:space="preserve">Choose one. But choose.</w:t>
       </w:r>
     </w:p>
-    <w:bookmarkEnd w:id="182"/>
-    <w:bookmarkStart w:id="183" w:name="section-11-what-you-can-now-see"/>
+    <w:bookmarkEnd w:id="183"/>
+    <w:bookmarkStart w:id="184" w:name="section-11-what-you-can-now-see"/>
     <w:p>
       <w:pPr>
         <w:pStyle w:val="Heading2"/>
@@ -21288,8 +21553,8 @@
         <w:t xml:space="preserve">Not what you should build. Not what others expect. But what you want. What calls to you. What you believe could matter.</w:t>
       </w:r>
     </w:p>
-    <w:bookmarkEnd w:id="183"/>
-    <w:bookmarkStart w:id="184" w:name="section-12-the-implication"/>
+    <w:bookmarkEnd w:id="184"/>
+    <w:bookmarkStart w:id="185" w:name="section-12-the-implication"/>
     <w:p>
       <w:pPr>
         <w:pStyle w:val="Heading2"/>
@@ -21408,8 +21673,8 @@
         <w:t xml:space="preserve">That’s the choice. And it’s yours to make.</w:t>
       </w:r>
     </w:p>
-    <w:bookmarkEnd w:id="184"/>
-    <w:bookmarkStart w:id="185" w:name="section-13-what-comes-next"/>
+    <w:bookmarkEnd w:id="185"/>
+    <w:bookmarkStart w:id="186" w:name="section-13-what-comes-next"/>
     <w:p>
       <w:pPr>
         <w:pStyle w:val="Heading2"/>
@@ -21465,9 +21730,9 @@
         </w:pict>
       </w:r>
     </w:p>
-    <w:bookmarkEnd w:id="185"/>
     <w:bookmarkEnd w:id="186"/>
-    <w:bookmarkStart w:id="215" w:name="chapter-10-stewardship"/>
+    <w:bookmarkEnd w:id="187"/>
+    <w:bookmarkStart w:id="216" w:name="chapter-10-stewardship"/>
     <w:p>
       <w:pPr>
         <w:pStyle w:val="Heading1"/>
@@ -21476,7 +21741,7 @@
         <w:t xml:space="preserve">CHAPTER 10: Stewardship</w:t>
       </w:r>
     </w:p>
-    <w:bookmarkStart w:id="192" w:name="section-1-matts-week"/>
+    <w:bookmarkStart w:id="193" w:name="section-1-matts-week"/>
     <w:p>
       <w:pPr>
         <w:pStyle w:val="Heading2"/>
@@ -21556,7 +21821,7 @@
         <w:t xml:space="preserve">This week, like most weeks, was packed.</w:t>
       </w:r>
     </w:p>
-    <w:bookmarkStart w:id="187" w:name="monday-the-family-decision"/>
+    <w:bookmarkStart w:id="188" w:name="monday-the-family-decision"/>
     <w:p>
       <w:pPr>
         <w:pStyle w:val="Heading3"/>
@@ -21824,8 +22089,8 @@
         <w:t xml:space="preserve">His sales numbers had tripled after he’d made the shift. Regional leader became national reputation. All because he’d stopped treating every sale like a pure market transaction and started recognizing when he was touching someone’s family.</w:t>
       </w:r>
     </w:p>
-    <w:bookmarkEnd w:id="187"/>
-    <w:bookmarkStart w:id="188" w:name="tuesday-the-commons-problem"/>
+    <w:bookmarkEnd w:id="188"/>
+    <w:bookmarkStart w:id="189" w:name="tuesday-the-commons-problem"/>
     <w:p>
       <w:pPr>
         <w:pStyle w:val="Heading3"/>
@@ -21972,8 +22237,8 @@
         <w:t xml:space="preserve">This was the family time he’d missed for fifteen years. He didn’t miss it anymore.</w:t>
       </w:r>
     </w:p>
-    <w:bookmarkEnd w:id="188"/>
-    <w:bookmarkStart w:id="189" w:name="wednesday-the-scholarship-sale"/>
+    <w:bookmarkEnd w:id="189"/>
+    <w:bookmarkStart w:id="190" w:name="wednesday-the-scholarship-sale"/>
     <w:p>
       <w:pPr>
         <w:pStyle w:val="Heading3"/>
@@ -22138,8 +22403,8 @@
         <w:t xml:space="preserve">But he wasn’t selling boats. He was selling possibilities. And he loved it even more.</w:t>
       </w:r>
     </w:p>
-    <w:bookmarkEnd w:id="189"/>
-    <w:bookmarkStart w:id="190" w:name="friday-the-volunteer-event"/>
+    <w:bookmarkEnd w:id="190"/>
+    <w:bookmarkStart w:id="191" w:name="friday-the-volunteer-event"/>
     <w:p>
       <w:pPr>
         <w:pStyle w:val="Heading3"/>
@@ -22248,8 +22513,8 @@
         <w:t xml:space="preserve">Voluntary. Emergent. Nobody was in charge but somehow it worked. He didn’t need to run it or optimize it or sell it. He just needed to show up and be useful.</w:t>
       </w:r>
     </w:p>
-    <w:bookmarkEnd w:id="190"/>
-    <w:bookmarkStart w:id="191" w:name="sunday-morning"/>
+    <w:bookmarkEnd w:id="191"/>
+    <w:bookmarkStart w:id="192" w:name="sunday-morning"/>
     <w:p>
       <w:pPr>
         <w:pStyle w:val="Heading3"/>
@@ -22503,9 +22768,9 @@
         <w:t xml:space="preserve">Let’s see what that means.</w:t>
       </w:r>
     </w:p>
-    <w:bookmarkEnd w:id="191"/>
     <w:bookmarkEnd w:id="192"/>
-    <w:bookmarkStart w:id="196" w:name="section-2-stewardship-defined"/>
+    <w:bookmarkEnd w:id="193"/>
+    <w:bookmarkStart w:id="197" w:name="section-2-stewardship-defined"/>
     <w:p>
       <w:pPr>
         <w:pStyle w:val="Heading2"/>
@@ -22542,7 +22807,7 @@
         <w:t xml:space="preserve">Your job isn’t to master these systems. It’s to steward them.</w:t>
       </w:r>
     </w:p>
-    <w:bookmarkStart w:id="193" w:name="what-stewardship-is"/>
+    <w:bookmarkStart w:id="194" w:name="what-stewardship-is"/>
     <w:p>
       <w:pPr>
         <w:pStyle w:val="Heading3"/>
@@ -22685,8 +22950,8 @@
         <w:t xml:space="preserve">You don’t control the systems, but you’re not passive within them. You engage. You navigate. You make choices. You just do it with wisdom instead of ideology.</w:t>
       </w:r>
     </w:p>
-    <w:bookmarkEnd w:id="193"/>
-    <w:bookmarkStart w:id="194" w:name="what-stewardship-is-not"/>
+    <w:bookmarkEnd w:id="194"/>
+    <w:bookmarkStart w:id="195" w:name="what-stewardship-is-not"/>
     <w:p>
       <w:pPr>
         <w:pStyle w:val="Heading3"/>
@@ -22857,8 +23122,8 @@
         <w:t xml:space="preserve">You don’t control The Ring. You navigate it. And navigation, done well over time, becomes stewardship.</w:t>
       </w:r>
     </w:p>
-    <w:bookmarkEnd w:id="194"/>
-    <w:bookmarkStart w:id="195" w:name="the-limits-1"/>
+    <w:bookmarkEnd w:id="195"/>
+    <w:bookmarkStart w:id="196" w:name="the-limits-1"/>
     <w:p>
       <w:pPr>
         <w:pStyle w:val="Heading3"/>
@@ -22891,9 +23156,9 @@
         <w:t xml:space="preserve">You won’t navigate perfectly. You’ll force the wrong tool sometimes. You’ll miss habitat shifts. You’ll hoard when you should deploy. The question isn’t whether you’ll be perfect. The question is whether you’ll learn and adjust.</w:t>
       </w:r>
     </w:p>
-    <w:bookmarkEnd w:id="195"/>
     <w:bookmarkEnd w:id="196"/>
-    <w:bookmarkStart w:id="200" w:name="section-3-the-three-phases"/>
+    <w:bookmarkEnd w:id="197"/>
+    <w:bookmarkStart w:id="201" w:name="section-3-the-three-phases"/>
     <w:p>
       <w:pPr>
         <w:pStyle w:val="Heading2"/>
@@ -22910,7 +23175,7 @@
         <w:t xml:space="preserve">You’ve moved through three phases in this book:</w:t>
       </w:r>
     </w:p>
-    <w:bookmarkStart w:id="197" w:name="phase-1-recognition"/>
+    <w:bookmarkStart w:id="198" w:name="phase-1-recognition"/>
     <w:p>
       <w:pPr>
         <w:pStyle w:val="Heading3"/>
@@ -22947,8 +23212,8 @@
         <w:t xml:space="preserve">Recognition lets you see what’s happening.</w:t>
       </w:r>
     </w:p>
-    <w:bookmarkEnd w:id="197"/>
-    <w:bookmarkStart w:id="198" w:name="phase-2-navigation"/>
+    <w:bookmarkEnd w:id="198"/>
+    <w:bookmarkStart w:id="199" w:name="phase-2-navigation"/>
     <w:p>
       <w:pPr>
         <w:pStyle w:val="Heading3"/>
@@ -22985,8 +23250,8 @@
         <w:t xml:space="preserve">Navigation lets you choose consciously.</w:t>
       </w:r>
     </w:p>
-    <w:bookmarkEnd w:id="198"/>
-    <w:bookmarkStart w:id="199" w:name="phase-3-stewardship-this-chapter"/>
+    <w:bookmarkEnd w:id="199"/>
+    <w:bookmarkStart w:id="200" w:name="phase-3-stewardship-this-chapter"/>
     <w:p>
       <w:pPr>
         <w:pStyle w:val="Heading3"/>
@@ -23027,9 +23292,9 @@
         <w:t xml:space="preserve">Where are you in this progression? Can you recognize the four habitats? Can you navigate between them? Are you operating as a steward, or is that still ahead?</w:t>
       </w:r>
     </w:p>
-    <w:bookmarkEnd w:id="199"/>
     <w:bookmarkEnd w:id="200"/>
-    <w:bookmarkStart w:id="206" w:name="Xe6f7d6315ed7d5fb0fc26d113c8b6662f9d8f25"/>
+    <w:bookmarkEnd w:id="201"/>
+    <w:bookmarkStart w:id="207" w:name="Xe6f7d6315ed7d5fb0fc26d113c8b6662f9d8f25"/>
     <w:p>
       <w:pPr>
         <w:pStyle w:val="Heading2"/>
@@ -23046,7 +23311,7 @@
         <w:t xml:space="preserve">What does stewardship look like in a person? What’s the character of someone who navigates The Ring well?</w:t>
       </w:r>
     </w:p>
-    <w:bookmarkStart w:id="201" w:name="wisdom"/>
+    <w:bookmarkStart w:id="202" w:name="wisdom"/>
     <w:p>
       <w:pPr>
         <w:pStyle w:val="Heading3"/>
@@ -23103,8 +23368,8 @@
         <w:t xml:space="preserve">Think of the wisest person you know. Do they insist on one approach to every situation? Or do they adapt fluidly? That fluidity is Ring navigation.</w:t>
       </w:r>
     </w:p>
-    <w:bookmarkEnd w:id="201"/>
-    <w:bookmarkStart w:id="202" w:name="restraint"/>
+    <w:bookmarkEnd w:id="202"/>
+    <w:bookmarkStart w:id="203" w:name="restraint"/>
     <w:p>
       <w:pPr>
         <w:pStyle w:val="Heading3"/>
@@ -23149,8 +23414,8 @@
         <w:t xml:space="preserve">Matt showed restraint when he didn’t upsell the Hendersons. When he didn’t try to control the Habitat fundraiser. When he let Tyler make his own choice about the scholarship. Restraint meant not forcing his will, not optimizing every moment, not treating every interaction like a transaction.</w:t>
       </w:r>
     </w:p>
-    <w:bookmarkEnd w:id="202"/>
-    <w:bookmarkStart w:id="203" w:name="generosity"/>
+    <w:bookmarkEnd w:id="203"/>
+    <w:bookmarkStart w:id="204" w:name="generosity"/>
     <w:p>
       <w:pPr>
         <w:pStyle w:val="Heading3"/>
@@ -23195,8 +23460,8 @@
         <w:t xml:space="preserve">Generosity is excess in motion.</w:t>
       </w:r>
     </w:p>
-    <w:bookmarkEnd w:id="203"/>
-    <w:bookmarkStart w:id="204" w:name="long-term-orientation"/>
+    <w:bookmarkEnd w:id="204"/>
+    <w:bookmarkStart w:id="205" w:name="long-term-orientation"/>
     <w:p>
       <w:pPr>
         <w:pStyle w:val="Heading3"/>
@@ -23241,8 +23506,8 @@
         <w:t xml:space="preserve">This isn’t about patience as virtue. It’s about recognizing that systems unfold slowly. That relationships compound. That the best returns come from consistent navigation over time, not from optimizing single transactions.</w:t>
       </w:r>
     </w:p>
-    <w:bookmarkEnd w:id="204"/>
-    <w:bookmarkStart w:id="205" w:name="excellence-across-habitats"/>
+    <w:bookmarkEnd w:id="205"/>
+    <w:bookmarkStart w:id="206" w:name="excellence-across-habitats"/>
     <w:p>
       <w:pPr>
         <w:pStyle w:val="Heading3"/>
@@ -23422,9 +23687,9 @@
         <w:t xml:space="preserve">The mature operator isn’t just good at one thing. They’re appropriate everywhere. That’s the mark of the Ring navigator.</w:t>
       </w:r>
     </w:p>
-    <w:bookmarkEnd w:id="205"/>
     <w:bookmarkEnd w:id="206"/>
-    <w:bookmarkStart w:id="211" w:name="section-5-what-becomes-possible"/>
+    <w:bookmarkEnd w:id="207"/>
+    <w:bookmarkStart w:id="212" w:name="section-5-what-becomes-possible"/>
     <w:p>
       <w:pPr>
         <w:pStyle w:val="Heading2"/>
@@ -23441,7 +23706,7 @@
         <w:t xml:space="preserve">What changes when people start navigating The Ring? What becomes possible when recognition turns into navigation turns into stewardship?</w:t>
       </w:r>
     </w:p>
-    <w:bookmarkStart w:id="207" w:name="organizations-that-navigate-wisely"/>
+    <w:bookmarkStart w:id="208" w:name="organizations-that-navigate-wisely"/>
     <w:p>
       <w:pPr>
         <w:pStyle w:val="Heading3"/>
@@ -23558,8 +23823,8 @@
         <w:t xml:space="preserve">The best organizations navigate. They compete AND they care. They demand results AND they protect people. They have structure AND they trust initiative.</w:t>
       </w:r>
     </w:p>
-    <w:bookmarkEnd w:id="207"/>
-    <w:bookmarkStart w:id="208" w:name="communities-that-function"/>
+    <w:bookmarkEnd w:id="208"/>
+    <w:bookmarkStart w:id="209" w:name="communities-that-function"/>
     <w:p>
       <w:pPr>
         <w:pStyle w:val="Heading3"/>
@@ -23676,8 +23941,8 @@
         <w:t xml:space="preserve">Functional communities honor all four. Let each do what it does best. Let them touch and interpenetrate without one consuming the others.</w:t>
       </w:r>
     </w:p>
-    <w:bookmarkEnd w:id="208"/>
-    <w:bookmarkStart w:id="209" w:name="reduced-polarization"/>
+    <w:bookmarkEnd w:id="209"/>
+    <w:bookmarkStart w:id="210" w:name="reduced-polarization"/>
     <w:p>
       <w:pPr>
         <w:pStyle w:val="Heading3"/>
@@ -23836,8 +24101,8 @@
         <w:t xml:space="preserve">The Ring doesn’t solve politics. It dissolves the false fight. Once you see scale, the ideology wars look like shadow boxing.</w:t>
       </w:r>
     </w:p>
-    <w:bookmarkEnd w:id="209"/>
-    <w:bookmarkStart w:id="210" w:name="not-utopia-but-better"/>
+    <w:bookmarkEnd w:id="210"/>
+    <w:bookmarkStart w:id="211" w:name="not-utopia-but-better"/>
     <w:p>
       <w:pPr>
         <w:pStyle w:val="Heading3"/>
@@ -23954,9 +24219,9 @@
         <w:t xml:space="preserve">This isn’t utopia. It’s better. And better is worth building.</w:t>
       </w:r>
     </w:p>
-    <w:bookmarkEnd w:id="210"/>
     <w:bookmarkEnd w:id="211"/>
-    <w:bookmarkStart w:id="213" w:name="section-6-what-you-can-now-recognize"/>
+    <w:bookmarkEnd w:id="212"/>
+    <w:bookmarkStart w:id="214" w:name="section-6-what-you-can-now-recognize"/>
     <w:p>
       <w:pPr>
         <w:pStyle w:val="Heading2"/>
@@ -24005,7 +24270,7 @@
         <w:t xml:space="preserve">You can see yourself as a Ring navigator now. That’s the identity shift. You’re not a student of these frameworks anymore. You’re someone who uses them. Who navigates daily. Who makes choices with these tools.</w:t>
       </w:r>
     </w:p>
-    <w:bookmarkStart w:id="212" w:name="the-stewards-orientation"/>
+    <w:bookmarkStart w:id="213" w:name="the-stewards-orientation"/>
     <w:p>
       <w:pPr>
         <w:pStyle w:val="Heading3"/>
@@ -24084,9 +24349,9 @@
         <w:t xml:space="preserve">This isn’t a formula. It’s an orientation. It’s asking the right questions instead of forcing predetermined answers.</w:t>
       </w:r>
     </w:p>
-    <w:bookmarkEnd w:id="212"/>
     <w:bookmarkEnd w:id="213"/>
-    <w:bookmarkStart w:id="214" w:name="section-7-what-this-means"/>
+    <w:bookmarkEnd w:id="214"/>
+    <w:bookmarkStart w:id="215" w:name="section-7-what-this-means"/>
     <w:p>
       <w:pPr>
         <w:pStyle w:val="Heading2"/>
@@ -24290,9 +24555,9 @@
         </w:pict>
       </w:r>
     </w:p>
-    <w:bookmarkEnd w:id="214"/>
     <w:bookmarkEnd w:id="215"/>
-    <w:bookmarkStart w:id="234" w:name="epilogue-what-we-can-build"/>
+    <w:bookmarkEnd w:id="216"/>
+    <w:bookmarkStart w:id="235" w:name="epilogue-what-we-can-build"/>
     <w:p>
       <w:pPr>
         <w:pStyle w:val="Heading1"/>
@@ -24301,7 +24566,7 @@
         <w:t xml:space="preserve">EPILOGUE: What We Can Build</w:t>
       </w:r>
     </w:p>
-    <w:bookmarkStart w:id="217" w:name="section-1-the-journey"/>
+    <w:bookmarkStart w:id="218" w:name="section-1-the-journey"/>
     <w:p>
       <w:pPr>
         <w:pStyle w:val="Heading2"/>
@@ -24360,7 +24625,7 @@
         <w:t xml:space="preserve">You’ve traveled a long way since then. Let’s see what you can see now that you couldn’t see before.</w:t>
       </w:r>
     </w:p>
-    <w:bookmarkStart w:id="216" w:name="what-you-found"/>
+    <w:bookmarkStart w:id="217" w:name="what-you-found"/>
     <w:p>
       <w:pPr>
         <w:pStyle w:val="Heading3"/>
@@ -24505,9 +24770,9 @@
         <w:t xml:space="preserve">You didn’t just learn a framework. You learned to see. And seeing is the beginning of building.</w:t>
       </w:r>
     </w:p>
-    <w:bookmarkEnd w:id="216"/>
     <w:bookmarkEnd w:id="217"/>
-    <w:bookmarkStart w:id="222" w:name="section-2-what-becomes-possible"/>
+    <w:bookmarkEnd w:id="218"/>
+    <w:bookmarkStart w:id="223" w:name="section-2-what-becomes-possible"/>
     <w:p>
       <w:pPr>
         <w:pStyle w:val="Heading2"/>
@@ -24524,7 +24789,7 @@
         <w:t xml:space="preserve">Imagine a world where more people see what you now see. Not everyone. Just more. What changes?</w:t>
       </w:r>
     </w:p>
-    <w:bookmarkStart w:id="218" w:name="organizations-navigate-better"/>
+    <w:bookmarkStart w:id="219" w:name="organizations-navigate-better"/>
     <w:p>
       <w:pPr>
         <w:pStyle w:val="Heading3"/>
@@ -24657,8 +24922,8 @@
         <w:t xml:space="preserve">When organizations navigate The Ring consciously, they don’t have to choose between profit and people. They can do both. They become places where people want to work, where excellence compounds, where value creation and human flourishing aren’t in conflict.</w:t>
       </w:r>
     </w:p>
-    <w:bookmarkEnd w:id="218"/>
-    <w:bookmarkStart w:id="219" w:name="communities-function"/>
+    <w:bookmarkEnd w:id="219"/>
+    <w:bookmarkStart w:id="220" w:name="communities-function"/>
     <w:p>
       <w:pPr>
         <w:pStyle w:val="Heading3"/>
@@ -24773,8 +25038,8 @@
         <w:t xml:space="preserve">When communities navigate The Ring consciously, they become places people don’t want to leave. Not because they’re perfect, but because all four habitats are healthy enough that life actually works.</w:t>
       </w:r>
     </w:p>
-    <w:bookmarkEnd w:id="219"/>
-    <w:bookmarkStart w:id="220" w:name="politics-gets-less-stupid"/>
+    <w:bookmarkEnd w:id="220"/>
+    <w:bookmarkStart w:id="221" w:name="politics-gets-less-stupid"/>
     <w:p>
       <w:pPr>
         <w:pStyle w:val="Heading3"/>
@@ -24975,8 +25240,8 @@
         <w:t xml:space="preserve">That doesn’t make politics disappear. But it makes politics less stupid. And less stupid is worth building.</w:t>
       </w:r>
     </w:p>
-    <w:bookmarkEnd w:id="220"/>
-    <w:bookmarkStart w:id="221" w:name="whats-recovered"/>
+    <w:bookmarkEnd w:id="221"/>
+    <w:bookmarkStart w:id="222" w:name="whats-recovered"/>
     <w:p>
       <w:pPr>
         <w:pStyle w:val="Heading3"/>
@@ -25121,9 +25386,9 @@
         <w:t xml:space="preserve">But many will. And the recovered capacity (the energy and talent and trust that stops getting wasted) becomes available for building.</w:t>
       </w:r>
     </w:p>
-    <w:bookmarkEnd w:id="221"/>
     <w:bookmarkEnd w:id="222"/>
-    <w:bookmarkStart w:id="227" w:name="section-3-already-happening"/>
+    <w:bookmarkEnd w:id="223"/>
+    <w:bookmarkStart w:id="228" w:name="section-3-already-happening"/>
     <w:p>
       <w:pPr>
         <w:pStyle w:val="Heading2"/>
@@ -25140,7 +25405,7 @@
         <w:t xml:space="preserve">This isn’t hypothetical. This is already operating. You just have to know how to see it.</w:t>
       </w:r>
     </w:p>
-    <w:bookmarkStart w:id="223" w:name="markets-discovery-over-scarcity"/>
+    <w:bookmarkStart w:id="224" w:name="markets-discovery-over-scarcity"/>
     <w:p>
       <w:pPr>
         <w:pStyle w:val="Heading3"/>
@@ -25205,8 +25470,8 @@
         <w:t xml:space="preserve">That’s what happens when markets operate in the discovery mode they’re designed for instead of the scarcity-creation mode we’ve normalized.</w:t>
       </w:r>
     </w:p>
-    <w:bookmarkEnd w:id="223"/>
-    <w:bookmarkStart w:id="224" w:name="safety-commons-infrastructure-not-profit"/>
+    <w:bookmarkEnd w:id="224"/>
+    <w:bookmarkStart w:id="225" w:name="safety-commons-infrastructure-not-profit"/>
     <w:p>
       <w:pPr>
         <w:pStyle w:val="Heading3"/>
@@ -25273,8 +25538,8 @@
         <w:t xml:space="preserve">That’s what happens when municipalities stop trying to be businesses and focus on what they’re actually designed to do: provide the commonwealth infrastructure that enables everything else to work.</w:t>
       </w:r>
     </w:p>
-    <w:bookmarkEnd w:id="224"/>
-    <w:bookmarkStart w:id="225" w:name="X831d9708409e6f22a54ea4b84e2a80813547f86"/>
+    <w:bookmarkEnd w:id="225"/>
+    <w:bookmarkStart w:id="226" w:name="X831d9708409e6f22a54ea4b84e2a80813547f86"/>
     <w:p>
       <w:pPr>
         <w:pStyle w:val="Heading3"/>
@@ -25343,8 +25608,8 @@
         <w:t xml:space="preserve">That’s what happens when you honor voluntary networks instead of trying to formalize or monetize them.</w:t>
       </w:r>
     </w:p>
-    <w:bookmarkEnd w:id="225"/>
-    <w:bookmarkStart w:id="226" w:name="X4c88d2daaddab690c1c7257945c96162f40fe85"/>
+    <w:bookmarkEnd w:id="226"/>
+    <w:bookmarkStart w:id="227" w:name="X4c88d2daaddab690c1c7257945c96162f40fe85"/>
     <w:p>
       <w:pPr>
         <w:pStyle w:val="Heading3"/>
@@ -25405,9 +25670,9 @@
         <w:t xml:space="preserve">That’s what happens when you stop trying to monetize family care and just let families be families at the scale that actually works.</w:t>
       </w:r>
     </w:p>
-    <w:bookmarkEnd w:id="226"/>
     <w:bookmarkEnd w:id="227"/>
-    <w:bookmarkStart w:id="229" w:name="section-4-five-years-forward"/>
+    <w:bookmarkEnd w:id="228"/>
+    <w:bookmarkStart w:id="230" w:name="section-4-five-years-forward"/>
     <w:p>
       <w:pPr>
         <w:pStyle w:val="Heading2"/>
@@ -25424,7 +25689,7 @@
         <w:t xml:space="preserve">This isn’t a five-year plan. It’s a five-year vision of what happens when readers like you (people who don’t stop at understanding but want to build) take these frameworks and run with them.</w:t>
       </w:r>
     </w:p>
-    <w:bookmarkStart w:id="228" w:name="you-assess-the-hybrids-you-live-in"/>
+    <w:bookmarkStart w:id="229" w:name="you-assess-the-hybrids-you-live-in"/>
     <w:p>
       <w:pPr>
         <w:pStyle w:val="Heading3"/>
@@ -25585,9 +25850,9 @@
         <w:t xml:space="preserve">It’s alignment. It’s operating correctly in the relationships and contexts we already inhabit.</w:t>
       </w:r>
     </w:p>
-    <w:bookmarkEnd w:id="228"/>
     <w:bookmarkEnd w:id="229"/>
-    <w:bookmarkStart w:id="233" w:name="section-5-the-invitation"/>
+    <w:bookmarkEnd w:id="230"/>
+    <w:bookmarkStart w:id="234" w:name="section-5-the-invitation"/>
     <w:p>
       <w:pPr>
         <w:pStyle w:val="Heading2"/>
@@ -25604,7 +25869,7 @@
         <w:t xml:space="preserve">This book was written for a specific kind of reader. You like frameworks, but you don’t stop at understanding. You want to build.</w:t>
       </w:r>
     </w:p>
-    <w:bookmarkStart w:id="230" w:name="who-builds"/>
+    <w:bookmarkStart w:id="231" w:name="who-builds"/>
     <w:p>
       <w:pPr>
         <w:pStyle w:val="Heading3"/>
@@ -25747,8 +26012,8 @@
         <w:t xml:space="preserve">- Let it happen</w:t>
       </w:r>
     </w:p>
-    <w:bookmarkEnd w:id="230"/>
-    <w:bookmarkStart w:id="231" w:name="what-will-happen-now"/>
+    <w:bookmarkEnd w:id="231"/>
+    <w:bookmarkStart w:id="232" w:name="what-will-happen-now"/>
     <w:p>
       <w:pPr>
         <w:pStyle w:val="Heading3"/>
@@ -25837,8 +26102,8 @@
         <w:t xml:space="preserve">An organization that navigates well. A community that functions. A team that knows its grammars. Something concrete. Something real. This will happen because you’re a builder. That’s who this book was written for.</w:t>
       </w:r>
     </w:p>
-    <w:bookmarkEnd w:id="231"/>
-    <w:bookmarkStart w:id="232" w:name="the-recognition"/>
+    <w:bookmarkEnd w:id="232"/>
+    <w:bookmarkStart w:id="233" w:name="the-recognition"/>
     <w:p>
       <w:pPr>
         <w:pStyle w:val="Heading3"/>
@@ -25936,10 +26201,10 @@
         </w:pict>
       </w:r>
     </w:p>
-    <w:bookmarkEnd w:id="232"/>
     <w:bookmarkEnd w:id="233"/>
     <w:bookmarkEnd w:id="234"/>
-    <w:bookmarkStart w:id="248" w:name="appendix-25-years-forward"/>
+    <w:bookmarkEnd w:id="235"/>
+    <w:bookmarkStart w:id="249" w:name="appendix-25-years-forward"/>
     <w:p>
       <w:pPr>
         <w:pStyle w:val="Heading1"/>
@@ -25948,7 +26213,7 @@
         <w:t xml:space="preserve">APPENDIX: 25 Years Forward</w:t>
       </w:r>
     </w:p>
-    <w:bookmarkStart w:id="235" w:name="we-havent-peaked"/>
+    <w:bookmarkStart w:id="236" w:name="we-havent-peaked"/>
     <w:p>
       <w:pPr>
         <w:pStyle w:val="Heading2"/>
@@ -26045,8 +26310,8 @@
         <w:t xml:space="preserve">Let’s see what’s actually available.</w:t>
       </w:r>
     </w:p>
-    <w:bookmarkEnd w:id="235"/>
-    <w:bookmarkStart w:id="236" w:name="the-trajectory-we-lost"/>
+    <w:bookmarkEnd w:id="236"/>
+    <w:bookmarkStart w:id="237" w:name="the-trajectory-we-lost"/>
     <w:p>
       <w:pPr>
         <w:pStyle w:val="Heading2"/>
@@ -26281,8 +26546,8 @@
         <w:t xml:space="preserve">But here’s what happens when systems align.</w:t>
       </w:r>
     </w:p>
-    <w:bookmarkEnd w:id="236"/>
-    <w:bookmarkStart w:id="237" w:name="the-innovation-cascade"/>
+    <w:bookmarkEnd w:id="237"/>
+    <w:bookmarkStart w:id="238" w:name="the-innovation-cascade"/>
     <w:p>
       <w:pPr>
         <w:pStyle w:val="Heading2"/>
@@ -26523,8 +26788,8 @@
         <w:t xml:space="preserve">The question is: can we restart it?</w:t>
       </w:r>
     </w:p>
-    <w:bookmarkEnd w:id="237"/>
-    <w:bookmarkStart w:id="238" w:name="the-foundation-shift"/>
+    <w:bookmarkEnd w:id="238"/>
+    <w:bookmarkStart w:id="239" w:name="the-foundation-shift"/>
     <w:p>
       <w:pPr>
         <w:pStyle w:val="Heading2"/>
@@ -26647,8 +26912,8 @@
         <w:t xml:space="preserve">The trajectory shifts.</w:t>
       </w:r>
     </w:p>
-    <w:bookmarkEnd w:id="238"/>
-    <w:bookmarkStart w:id="239" w:name="early-cascade-effects"/>
+    <w:bookmarkEnd w:id="239"/>
+    <w:bookmarkStart w:id="240" w:name="early-cascade-effects"/>
     <w:p>
       <w:pPr>
         <w:pStyle w:val="Heading2"/>
@@ -26885,8 +27150,8 @@
         <w:t xml:space="preserve">The compounding begins.</w:t>
       </w:r>
     </w:p>
-    <w:bookmarkEnd w:id="239"/>
-    <w:bookmarkStart w:id="240" w:name="acceleration"/>
+    <w:bookmarkEnd w:id="240"/>
+    <w:bookmarkStart w:id="241" w:name="acceleration"/>
     <w:p>
       <w:pPr>
         <w:pStyle w:val="Heading2"/>
@@ -27075,8 +27340,8 @@
         <w:t xml:space="preserve">They’re not smarter than their parents. They just inherited better-functioning systems.</w:t>
       </w:r>
     </w:p>
-    <w:bookmarkEnd w:id="240"/>
-    <w:bookmarkStart w:id="241" w:name="the-next-wave"/>
+    <w:bookmarkEnd w:id="241"/>
+    <w:bookmarkStart w:id="242" w:name="the-next-wave"/>
     <w:p>
       <w:pPr>
         <w:pStyle w:val="Heading2"/>
@@ -27261,8 +27526,8 @@
         <w:t xml:space="preserve">By 2046, the world looks different. Not because human nature changed. Because systems aligned with human nature instead of fighting it.</w:t>
       </w:r>
     </w:p>
-    <w:bookmarkEnd w:id="241"/>
-    <w:bookmarkStart w:id="242" w:name="the-inheritance"/>
+    <w:bookmarkEnd w:id="242"/>
+    <w:bookmarkStart w:id="243" w:name="the-inheritance"/>
     <w:p>
       <w:pPr>
         <w:pStyle w:val="Heading2"/>
@@ -27399,8 +27664,8 @@
         <w:t xml:space="preserve">Not because we invented something new. Because we stopped fighting about which ideology should win and started operating correctly in all four habitats.</w:t>
       </w:r>
     </w:p>
-    <w:bookmarkEnd w:id="242"/>
-    <w:bookmarkStart w:id="243" w:name="what-still-challenges-them"/>
+    <w:bookmarkEnd w:id="243"/>
+    <w:bookmarkStart w:id="244" w:name="what-still-challenges-them"/>
     <w:p>
       <w:pPr>
         <w:pStyle w:val="Heading2"/>
@@ -27497,8 +27762,8 @@
         <w:t xml:space="preserve">Think about progress you’ve witnessed in your lifetime: technology, medicine, rights, opportunity. Did it come from arriving at perfection? Or from orienting correctly and compounding effort over time? That’s the pattern. That’s what a generation can do.</w:t>
       </w:r>
     </w:p>
-    <w:bookmarkEnd w:id="243"/>
-    <w:bookmarkStart w:id="244" w:name="better-is-a-direction-not-a-destination"/>
+    <w:bookmarkEnd w:id="244"/>
+    <w:bookmarkStart w:id="245" w:name="better-is-a-direction-not-a-destination"/>
     <w:p>
       <w:pPr>
         <w:pStyle w:val="Heading2"/>
@@ -27627,8 +27892,8 @@
         <w:t xml:space="preserve">Not solving everything. Just orienting better. And better, compounded over a generation, changes trajectories.</w:t>
       </w:r>
     </w:p>
-    <w:bookmarkEnd w:id="244"/>
-    <w:bookmarkStart w:id="245" w:name="what-youll-recognize-now"/>
+    <w:bookmarkEnd w:id="245"/>
+    <w:bookmarkStart w:id="246" w:name="what-youll-recognize-now"/>
     <w:p>
       <w:pPr>
         <w:pStyle w:val="Heading2"/>
@@ -27749,8 +28014,8 @@
         <w:t xml:space="preserve">One generation. That’s all this is. The kids starting school now will be adults in twenty-five years. What do they inherit? Systems still fighting? Or systems aligned? You’ll see how your choices compound forward.</w:t>
       </w:r>
     </w:p>
-    <w:bookmarkEnd w:id="245"/>
-    <w:bookmarkStart w:id="246" w:name="twenty-five-years-is-one-generation"/>
+    <w:bookmarkEnd w:id="246"/>
+    <w:bookmarkStart w:id="247" w:name="twenty-five-years-is-one-generation"/>
     <w:p>
       <w:pPr>
         <w:pStyle w:val="Heading2"/>
@@ -27869,8 +28134,8 @@
         <w:t xml:space="preserve">By operating correctly in all four habitats. By recognizing that we already live in The Ring and learning to navigate it with wisdom.</w:t>
       </w:r>
     </w:p>
-    <w:bookmarkEnd w:id="246"/>
-    <w:bookmarkStart w:id="247" w:name="the-recognition-1"/>
+    <w:bookmarkEnd w:id="247"/>
+    <w:bookmarkStart w:id="248" w:name="the-recognition-1"/>
     <w:p>
       <w:pPr>
         <w:pStyle w:val="Heading2"/>
@@ -28047,8 +28312,8 @@
         <w:t xml:space="preserve">Twenty-five years. One generation. What will you build?</w:t>
       </w:r>
     </w:p>
-    <w:bookmarkEnd w:id="247"/>
     <w:bookmarkEnd w:id="248"/>
+    <w:bookmarkEnd w:id="249"/>
     <w:sectPr>
       <w:footnotePr>
         <w:numRestart w:val="eachSect"/>

--- a/manuscript/COMPLETE-MANUSCRIPT-FOR-REVIEW.docx
+++ b/manuscript/COMPLETE-MANUSCRIPT-FOR-REVIEW.docx
@@ -13003,15 +13003,15 @@
         <w:pStyle w:val="BodyText"/>
       </w:pPr>
       <w:r>
-        <w:t xml:space="preserve">Notice something else: nobody burned their last loaf of bread. Nobody sacrificed their rent money or called in sick to work when they couldn’t afford it. The guy with the truck had a truck he wasn’t using that Saturday. The person who watched kids had time because her own kids were with their grandparents this weekend. The pizza-runner had $40 he didn’t need for anything else. Everyone who showed up had something to give: time, energy, capacity beyond their own immediate needs.</w:t>
-      </w:r>
-    </w:p>
-    <w:p>
-      <w:pPr>
-        <w:pStyle w:val="BodyText"/>
-      </w:pPr>
-      <w:r>
-        <w:t xml:space="preserve">Here’s something worth noticing about that capacity. It often comes from excess. From having just a little more than you strictly need. The friend who drives a semi-truck professionally brought packing skills developed in the market, deployed here as a friend. That’s a pattern we’ll return to in Chapter 9. But for now, let’s understand what actually makes friendship work as a system.</w:t>
+        <w:t xml:space="preserve">Notice something else about moving day: nobody burned their last loaf of bread. Nobody sacrificed their rent money or called in sick to work when they couldn’t afford it. The guy with the truck had a truck he wasn’t using that Saturday. The person who watched kids had time because her own kids were with their grandparents this weekend. The pizza-runner had $40 he didn’t need for anything else. Everyone who showed up had something to give: time, energy, capacity beyond their own immediate needs.</w:t>
+      </w:r>
+    </w:p>
+    <w:p>
+      <w:pPr>
+        <w:pStyle w:val="BodyText"/>
+      </w:pPr>
+      <w:r>
+        <w:t xml:space="preserve">That capacity often comes from excess, from having just a little more than you strictly need. The friend who drives a semi-truck professionally brought packing skills developed in the market, deployed here as a friend. That’s a pattern we’ll return to in Chapter 9. But for now, let’s understand what actually makes friendship work as a system.</w:t>
       </w:r>
     </w:p>
     <w:p>
@@ -13180,15 +13180,15 @@
         <w:pStyle w:val="BodyText"/>
       </w:pPr>
       <w:r>
-        <w:t xml:space="preserve">And trust works at this scale, chosen networks, people you know, relationships you’ve built, in a way that it can’t work with strangers or at population scale. You can’t trust everyone. You shouldn’t trust everyone. But you can trust specific people based on specific history. And those specific trust relationships create networks where helping each other is the default, where asking for help isn’t weakness, where showing up is just what you do.</w:t>
-      </w:r>
-    </w:p>
-    <w:p>
-      <w:pPr>
-        <w:pStyle w:val="BodyText"/>
-      </w:pPr>
-      <w:r>
-        <w:t xml:space="preserve">This is why moving day works: not because anyone has authority, but because everyone trusts everyone else enough to show up, to do their part, to not take advantage. Trust governs without force.</w:t>
+        <w:t xml:space="preserve">Trust works at this scale, chosen networks, people you know, relationships you’ve built, in ways it can’t work with strangers or at population scale. You can’t trust everyone. You shouldn’t trust everyone. But you can trust specific people based on specific history. Those specific trust relationships create networks where helping each other is the default, where asking for help isn’t weakness, where showing up is just what you do.</w:t>
+      </w:r>
+    </w:p>
+    <w:p>
+      <w:pPr>
+        <w:pStyle w:val="BodyText"/>
+      </w:pPr>
+      <w:r>
+        <w:t xml:space="preserve">This is why moving day works. Not because anyone has authority, but because everyone trusts everyone else enough to show up, to do their part, to not take advantage. Trust governs without force.</w:t>
       </w:r>
     </w:p>
     <w:bookmarkEnd w:id="103"/>
@@ -13242,7 +13242,7 @@
         <w:pStyle w:val="BodyText"/>
       </w:pPr>
       <w:r>
-        <w:t xml:space="preserve">And that’s enough. Because voluntary networks don’t have captive members. They have chosen members. And if your reputation degrades, if people stop trusting you and stop wanting you around, you lose access to the network. Not through exile. Not through banishment. Just through… people making different choices about who to invite, who to call, who to trust.</w:t>
+        <w:t xml:space="preserve">And that’s enough. Voluntary networks don’t have captive members. They have chosen members. If your reputation degrades, if people stop trusting you and stop wanting you around, you lose access to the network. Not through exile. Not through banishment. Just through people making different choices about who to invite, who to call, who to trust.</w:t>
       </w:r>
     </w:p>
     <w:p>
@@ -13419,7 +13419,7 @@
         <w:pStyle w:val="BodyText"/>
       </w:pPr>
       <w:r>
-        <w:t xml:space="preserve">And here’s something that doesn’t get said enough: friendship is where you become yourself. Not the self your family expects. Not the self your job requires. Not the self the market wants. The self you discover through voluntary connection with people who see you and choose you anyway.</w:t>
+        <w:t xml:space="preserve">Here’s something that doesn’t get said enough: friendship is where you become yourself. Not the self your family expects. Not the self your job requires. Not the self the market wants. The self you discover through voluntary connection with people who see you and choose you anyway.</w:t>
       </w:r>
     </w:p>
     <w:p>
@@ -13443,7 +13443,7 @@
         <w:pStyle w:val="BodyText"/>
       </w:pPr>
       <w:r>
-        <w:t xml:space="preserve">And it only works because it’s voluntary. Because if it were forced, if you had to be friends with specific people, if you couldn’t leave relationships that didn’t work, it would be prison, not friendship. The choice is the whole point. The exit option is what makes the whole thing safe enough to be transformative.</w:t>
+        <w:t xml:space="preserve">It only works because it’s voluntary. If it were forced, if you had to be friends with specific people, if you couldn’t leave relationships that didn’t work, it would be prison, not friendship. The choice is the whole point. The exit option is what makes the whole thing safe enough to be transformative.</w:t>
       </w:r>
     </w:p>
     <w:p>
@@ -13481,15 +13481,15 @@
         <w:pStyle w:val="FirstParagraph"/>
       </w:pPr>
       <w:r>
-        <w:t xml:space="preserve">Here’s something that becomes visible once you start looking: one of the things that flows through friendship networks is excess capacity.</w:t>
-      </w:r>
-    </w:p>
-    <w:p>
-      <w:pPr>
-        <w:pStyle w:val="BodyText"/>
-      </w:pPr>
-      <w:r>
-        <w:t xml:space="preserve">Remember the moving day? Everyone who showed up had something to give. But notice what they gave: not their last dollar, not their only Saturday of the year, not the time they needed for survival. They gave from abundance. From the extra truck-capacity on a Saturday morning. From the free hours after their own priorities were covered. From the pizza budget that didn’t cut into groceries.</w:t>
+        <w:t xml:space="preserve">Something becomes visible once you start looking: one of the things that flows through friendship networks is excess capacity.</w:t>
+      </w:r>
+    </w:p>
+    <w:p>
+      <w:pPr>
+        <w:pStyle w:val="BodyText"/>
+      </w:pPr>
+      <w:r>
+        <w:t xml:space="preserve">Remember moving day? Everyone who showed up had something to give. But notice what they gave: not their last dollar, not their only Saturday of the year, not the time they needed for survival. They gave from abundance. From the extra truck-capacity on a Saturday morning. From the free hours after their own priorities were covered. From the pizza budget that didn’t cut into groceries.</w:t>
       </w:r>
     </w:p>
     <w:p>
@@ -13525,7 +13525,7 @@
         <w:pStyle w:val="BodyText"/>
       </w:pPr>
       <w:r>
-        <w:t xml:space="preserve">And one place that excess can flow is through friendship networks.</w:t>
+        <w:t xml:space="preserve">One place that excess can flow is through friendship networks.</w:t>
       </w:r>
     </w:p>
     <w:p>
@@ -13567,15 +13567,15 @@
         <w:pStyle w:val="BodyText"/>
       </w:pPr>
       <w:r>
-        <w:t xml:space="preserve">This is why friendship doesn’t burn out the way obligated giving does. This is why helping friends feels energizing while being extracted from feels depleting. But notice: this is a description of what CAN flow through friendship, not what DEFINES it. Friendship is defined by trust, reputation, and exit. Excess is one of many things that flows through those networks.</w:t>
-      </w:r>
-    </w:p>
-    <w:p>
-      <w:pPr>
-        <w:pStyle w:val="BodyText"/>
-      </w:pPr>
-      <w:r>
-        <w:t xml:space="preserve">We’ll return to this in Chapter 9, where we explore the obligation that comes with excess. But for now, notice it as a thread: the people on moving day weren’t saints sacrificing their survival. They were friends with something extra, putting it where it belonged.</w:t>
+        <w:t xml:space="preserve">This is why friendship doesn’t burn out the way obligated giving does. Why helping friends feels energizing while being extracted from feels depleting. But notice: this is what CAN flow through friendship, not what DEFINES it. Friendship is defined by trust, reputation, and exit. Excess is one of many things that flows through those networks.</w:t>
+      </w:r>
+    </w:p>
+    <w:p>
+      <w:pPr>
+        <w:pStyle w:val="BodyText"/>
+      </w:pPr>
+      <w:r>
+        <w:t xml:space="preserve">We’ll return to this in Chapter 9, where we explore the obligation that comes with excess. For now, notice it as a thread: the people on moving day weren’t saints sacrificing their survival. They were friends with something extra, putting it where it belonged.</w:t>
       </w:r>
     </w:p>
     <w:bookmarkEnd w:id="108"/>
@@ -13601,7 +13601,7 @@
         <w:pStyle w:val="BodyText"/>
       </w:pPr>
       <w:r>
-        <w:t xml:space="preserve">And when it worked, it worked because people showed up voluntarily. Because they chose to contribute. Because they cared about the mission enough to give their time. And when it didn’t work, it was often because people stopped choosing to participate. Because they exercised their exit option. Because voluntary networks can’t force continued participation—they can only make participation worth it.</w:t>
+        <w:t xml:space="preserve">When it worked, it worked because people showed up voluntarily. Because they chose to contribute. Because they cared about the mission enough to give their time. When it didn’t work, it was often because people stopped choosing to participate. Because they exercised their exit option. Because voluntary networks can’t force continued participation—they can only make participation worth it.</w:t>
       </w:r>
     </w:p>
     <w:bookmarkEnd w:id="109"/>
@@ -13695,7 +13695,7 @@
         <w:pStyle w:val="BodyText"/>
       </w:pPr>
       <w:r>
-        <w:t xml:space="preserve">And when these communities work, they work through the same mechanisms: trust that people will show up and contribute, reputation that governs behavior, exit that disciplines the whole system by ensuring that if it stops working, people will leave.</w:t>
+        <w:t xml:space="preserve">When these communities work, they work through the same mechanisms: trust that people will show up and contribute, reputation that governs behavior, exit that disciplines the whole system by ensuring that if it stops working, people will leave.</w:t>
       </w:r>
     </w:p>
     <w:p>
@@ -13729,7 +13729,7 @@
         <w:pStyle w:val="BodyText"/>
       </w:pPr>
       <w:r>
-        <w:t xml:space="preserve">But it’s not dangerous. It’s ordinary. It’s just coordination without command. It’s just people choosing to cooperate because cooperation makes sense, because relationships matter, because community is valuable.</w:t>
+        <w:t xml:space="preserve">But it’s not dangerous. It’s ordinary. It’s coordination without command. It’s people choosing to cooperate because cooperation makes sense, because relationships matter, because community is valuable.</w:t>
       </w:r>
     </w:p>
     <w:p>
@@ -14357,7 +14357,7 @@
         <w:pStyle w:val="BodyText"/>
       </w:pPr>
       <w:r>
-        <w:t xml:space="preserve">And tonight you’ll text a friend about dinner. Or scroll through a community you chose. Or volunteer for something you care about. Or coordinate something with people who could leave but choose to stay. That’s anarchy, at friendship scale, working exactly as it should.</w:t>
+        <w:t xml:space="preserve">Tonight you’ll text a friend about dinner. Or scroll through a community you chose. Or volunteer for something you care about. Or coordinate something with people who could leave but choose to stay. That’s anarchy, at friendship scale, working exactly as it should.</w:t>
       </w:r>
     </w:p>
     <w:p>
@@ -14383,7 +14383,7 @@
         <w:pStyle w:val="BodyText"/>
       </w:pPr>
       <w:r>
-        <w:t xml:space="preserve">And here’s one more layer:</w:t>
+        <w:t xml:space="preserve">Here’s one more layer:</w:t>
       </w:r>
       <w:r>
         <w:t xml:space="preserve"> </w:t>
@@ -14425,7 +14425,7 @@
         <w:pStyle w:val="BodyText"/>
       </w:pPr>
       <w:r>
-        <w:t xml:space="preserve">And in friendship? You chose to show up. You trusted and were trusted back. And often, what you gave came from excess, from capacity beyond your immediate needs. But that’s not what made it friendship. What made it friendship was the choosing. The voluntary coordination. The trust that let you show up without a contract.</w:t>
+        <w:t xml:space="preserve">In friendship? You chose to show up. You trusted and were trusted back. Often, what you gave came from excess, from capacity beyond your immediate needs. But that’s not what made it friendship. What made it friendship was the choosing. The voluntary coordination. The trust that let you show up without a contract.</w:t>
       </w:r>
     </w:p>
     <w:p>
@@ -14498,7 +14498,7 @@
         <w:pStyle w:val="BodyText"/>
       </w:pPr>
       <w:r>
-        <w:t xml:space="preserve">And you’re going to notice something else: the flow between them. Markets generate the surplus that becomes excess. That excess can flow through friendship networks, among other places. Friendship backstops the safety systems. Safety protects the families. Families raise the workers who participate in markets. The Ring isn’t just four separate systems. It’s four systems that feed each other, that depend on each other, that complete each other.</w:t>
+        <w:t xml:space="preserve">You’re going to notice something else: the flow between them. Markets generate the surplus that becomes excess. That excess can flow through friendship networks, among other places. Friendship backstops the safety systems. Safety protects the families. Families raise the workers who participate in markets. The Ring isn’t just four separate systems. It’s four systems that feed each other, that depend on each other, that complete each other.</w:t>
       </w:r>
     </w:p>
     <w:p>
@@ -14522,7 +14522,7 @@
         <w:pStyle w:val="BodyText"/>
       </w:pPr>
       <w:r>
-        <w:t xml:space="preserve">And now that you have the map, now that you can see all four habitats, we can move to the hard part: what happens when they touch?</w:t>
+        <w:t xml:space="preserve">Now that you have the map, now that you can see all four habitats, we can move to the hard part: what happens when they touch?</w:t>
       </w:r>
     </w:p>
     <w:p>
